--- a/至数/应聘登记表.docx
+++ b/至数/应聘登记表.docx
@@ -1,10 +1,10 @@
 
 <file path=word/document.xml><?xml version="1.0" encoding="utf-8"?>
-<w:document xmlns:ve="http://schemas.openxmlformats.org/markup-compatibility/2006" xmlns:o="urn:schemas-microsoft-com:office:office" xmlns:r="http://schemas.openxmlformats.org/officeDocument/2006/relationships" xmlns:m="http://schemas.openxmlformats.org/officeDocument/2006/math" xmlns:v="urn:schemas-microsoft-com:vml" xmlns:wp="http://schemas.openxmlformats.org/drawingml/2006/wordprocessingDrawing" xmlns:w10="urn:schemas-microsoft-com:office:word" xmlns:w="http://schemas.openxmlformats.org/wordprocessingml/2006/main" xmlns:wne="http://schemas.microsoft.com/office/word/2006/wordml" xmlns:a="http://schemas.openxmlformats.org/drawingml/2006/main" xmlns:pic="http://schemas.openxmlformats.org/drawingml/2006/picture" xml:space="preserve">
+<w:document xmlns:wpc="http://schemas.microsoft.com/office/word/2010/wordprocessingCanvas" xmlns:mc="http://schemas.openxmlformats.org/markup-compatibility/2006" xmlns:o="urn:schemas-microsoft-com:office:office" xmlns:r="http://schemas.openxmlformats.org/officeDocument/2006/relationships" xmlns:m="http://schemas.openxmlformats.org/officeDocument/2006/math" xmlns:v="urn:schemas-microsoft-com:vml" xmlns:wp14="http://schemas.microsoft.com/office/word/2010/wordprocessingDrawing" xmlns:wp="http://schemas.openxmlformats.org/drawingml/2006/wordprocessingDrawing" xmlns:w="http://schemas.openxmlformats.org/wordprocessingml/2006/main" xmlns:w14="http://schemas.microsoft.com/office/word/2010/wordml" xmlns:w10="urn:schemas-microsoft-com:office:word" xmlns:w15="http://schemas.microsoft.com/office/word/2012/wordml" xmlns:wpg="http://schemas.microsoft.com/office/word/2010/wordprocessingGroup" xmlns:wpi="http://schemas.microsoft.com/office/word/2010/wordprocessingInk" xmlns:wne="http://schemas.microsoft.com/office/word/2006/wordml" xmlns:wps="http://schemas.microsoft.com/office/word/2010/wordprocessingShape" xmlns:wpsCustomData="http://www.wps.cn/officeDocument/2013/wpsCustomData" mc:Ignorable="w14 w15 wp14">
   <w:body>
     <w:p>
       <w:pPr>
-        <w:pStyle w:val="BodyText"/>
+        <w:pStyle w:val="2"/>
         <w:spacing w:line="20" w:lineRule="exact"/>
         <w:ind w:left="503"/>
         <w:rPr>
@@ -20,19 +20,19 @@
           <w:sz w:val="2"/>
         </w:rPr>
         <w:pict>
-          <v:group style="width:418.3pt;height:.75pt;mso-position-horizontal-relative:char;mso-position-vertical-relative:line" coordorigin="0,0" coordsize="8366,15">
-            <v:line style="position:absolute" from="0,7" to="8365,7" stroked="true" strokeweight=".72pt" strokecolor="#000000">
-              <v:stroke dashstyle="solid"/>
+          <v:group id="_x0000_s1026" o:spid="_x0000_s1026" o:spt="203" style="height:0.75pt;width:418.3pt;" coordsize="8366,15">
+            <o:lock v:ext="edit"/>
+            <v:line id="_x0000_s1027" o:spid="_x0000_s1027" o:spt="20" style="position:absolute;left:0;top:7;height:0;width:8365;" stroked="t" coordsize="21600,21600">
+              <v:path arrowok="t"/>
+              <v:fill focussize="0,0"/>
+              <v:stroke weight="0.72pt" color="#000000"/>
+              <v:imagedata o:title=""/>
+              <o:lock v:ext="edit"/>
             </v:line>
+            <w10:wrap type="none"/>
+            <w10:anchorlock/>
           </v:group>
         </w:pict>
-      </w:r>
-      <w:r>
-        <w:rPr>
-          <w:rFonts w:ascii="Times New Roman"/>
-          <w:b w:val="0"/>
-          <w:sz w:val="2"/>
-        </w:rPr>
       </w:r>
     </w:p>
     <w:p>
@@ -41,14 +41,14 @@
         <w:ind w:left="3470" w:right="3469" w:firstLine="0"/>
         <w:jc w:val="center"/>
         <w:rPr>
-          <w:rFonts w:ascii="宋体" w:eastAsia="宋体" w:hint="eastAsia"/>
+          <w:rFonts w:hint="eastAsia" w:ascii="宋体" w:eastAsia="宋体"/>
           <w:b/>
           <w:sz w:val="48"/>
         </w:rPr>
       </w:pPr>
       <w:r>
         <w:rPr>
-          <w:rFonts w:ascii="宋体" w:eastAsia="宋体" w:hint="eastAsia"/>
+          <w:rFonts w:hint="eastAsia" w:ascii="宋体" w:eastAsia="宋体"/>
           <w:b/>
           <w:sz w:val="48"/>
         </w:rPr>
@@ -57,7 +57,7 @@
     </w:p>
     <w:p>
       <w:pPr>
-        <w:pStyle w:val="BodyText"/>
+        <w:pStyle w:val="2"/>
         <w:rPr>
           <w:sz w:val="20"/>
         </w:rPr>
@@ -65,7 +65,7 @@
     </w:p>
     <w:p>
       <w:pPr>
-        <w:pStyle w:val="BodyText"/>
+        <w:pStyle w:val="2"/>
         <w:rPr>
           <w:sz w:val="20"/>
         </w:rPr>
@@ -73,7 +73,7 @@
     </w:p>
     <w:p>
       <w:pPr>
-        <w:pStyle w:val="BodyText"/>
+        <w:pStyle w:val="2"/>
         <w:spacing w:before="10"/>
         <w:rPr>
           <w:sz w:val="14"/>
@@ -83,7 +83,7 @@
     <w:p>
       <w:pPr>
         <w:tabs>
-          <w:tab w:pos="8766" w:val="left" w:leader="none"/>
+          <w:tab w:val="left" w:pos="8766"/>
         </w:tabs>
         <w:spacing w:before="61"/>
         <w:ind w:left="6171" w:right="0" w:firstLine="0"/>
@@ -96,7 +96,7 @@
       </w:pPr>
       <w:r>
         <w:rPr>
-          <w:rFonts w:ascii="宋体" w:eastAsia="宋体" w:hint="eastAsia"/>
+          <w:rFonts w:hint="eastAsia" w:ascii="宋体" w:eastAsia="宋体"/>
           <w:b/>
           <w:w w:val="95"/>
           <w:sz w:val="28"/>
@@ -111,7 +111,18 @@
           <w:sz w:val="28"/>
           <w:u w:val="single"/>
         </w:rPr>
-        <w:t> </w:t>
+        <w:t xml:space="preserve"> </w:t>
+      </w:r>
+      <w:r>
+        <w:rPr>
+          <w:rFonts w:hint="eastAsia" w:ascii="Times New Roman" w:eastAsia="宋体"/>
+          <w:b/>
+          <w:w w:val="100"/>
+          <w:sz w:val="28"/>
+          <w:u w:val="single"/>
+          <w:lang w:val="en-US" w:eastAsia="zh-CN"/>
+        </w:rPr>
+        <w:t>前端开发工程师</w:t>
       </w:r>
       <w:r>
         <w:rPr>
@@ -125,7 +136,7 @@
     </w:p>
     <w:p>
       <w:pPr>
-        <w:pStyle w:val="BodyText"/>
+        <w:pStyle w:val="2"/>
         <w:rPr>
           <w:rFonts w:ascii="Times New Roman"/>
           <w:sz w:val="20"/>
@@ -134,7 +145,7 @@
     </w:p>
     <w:p>
       <w:pPr>
-        <w:pStyle w:val="BodyText"/>
+        <w:pStyle w:val="2"/>
         <w:spacing w:before="9"/>
         <w:rPr>
           <w:rFonts w:ascii="Times New Roman"/>
@@ -144,16 +155,16 @@
     </w:p>
     <w:tbl>
       <w:tblPr>
+        <w:tblStyle w:val="3"/>
         <w:tblW w:w="0" w:type="auto"/>
-        <w:jc w:val="left"/>
         <w:tblInd w:w="118" w:type="dxa"/>
         <w:tblBorders>
-          <w:top w:val="single" w:sz="4" w:space="0" w:color="000000"/>
-          <w:left w:val="single" w:sz="4" w:space="0" w:color="000000"/>
-          <w:bottom w:val="single" w:sz="4" w:space="0" w:color="000000"/>
-          <w:right w:val="single" w:sz="4" w:space="0" w:color="000000"/>
-          <w:insideH w:val="single" w:sz="4" w:space="0" w:color="000000"/>
-          <w:insideV w:val="single" w:sz="4" w:space="0" w:color="000000"/>
+          <w:top w:val="single" w:color="000000" w:sz="4" w:space="0"/>
+          <w:left w:val="single" w:color="000000" w:sz="4" w:space="0"/>
+          <w:bottom w:val="single" w:color="000000" w:sz="4" w:space="0"/>
+          <w:right w:val="single" w:color="000000" w:sz="4" w:space="0"/>
+          <w:insideH w:val="single" w:color="000000" w:sz="4" w:space="0"/>
+          <w:insideV w:val="single" w:color="000000" w:sz="4" w:space="0"/>
         </w:tblBorders>
         <w:tblLayout w:type="fixed"/>
         <w:tblCellMar>
@@ -162,13 +173,12 @@
           <w:bottom w:w="0" w:type="dxa"/>
           <w:right w:w="0" w:type="dxa"/>
         </w:tblCellMar>
-        <w:tblLook w:val="01E0"/>
       </w:tblPr>
       <w:tblGrid>
         <w:gridCol w:w="770"/>
-        <w:gridCol w:w="1726"/>
-        <w:gridCol w:w="1953"/>
-        <w:gridCol w:w="513"/>
+        <w:gridCol w:w="2057"/>
+        <w:gridCol w:w="1740"/>
+        <w:gridCol w:w="395"/>
         <w:gridCol w:w="1139"/>
         <w:gridCol w:w="949"/>
         <w:gridCol w:w="563"/>
@@ -185,7 +195,7 @@
           </w:tcPr>
           <w:p>
             <w:pPr>
-              <w:pStyle w:val="TableParagraph"/>
+              <w:pStyle w:val="7"/>
               <w:rPr>
                 <w:rFonts w:ascii="Times New Roman"/>
                 <w:b/>
@@ -195,7 +205,7 @@
           </w:p>
           <w:p>
             <w:pPr>
-              <w:pStyle w:val="TableParagraph"/>
+              <w:pStyle w:val="7"/>
               <w:rPr>
                 <w:rFonts w:ascii="Times New Roman"/>
                 <w:b/>
@@ -205,7 +215,7 @@
           </w:p>
           <w:p>
             <w:pPr>
-              <w:pStyle w:val="TableParagraph"/>
+              <w:pStyle w:val="7"/>
               <w:rPr>
                 <w:rFonts w:ascii="Times New Roman"/>
                 <w:b/>
@@ -215,7 +225,7 @@
           </w:p>
           <w:p>
             <w:pPr>
-              <w:pStyle w:val="TableParagraph"/>
+              <w:pStyle w:val="7"/>
               <w:rPr>
                 <w:rFonts w:ascii="Times New Roman"/>
                 <w:b/>
@@ -225,7 +235,7 @@
           </w:p>
           <w:p>
             <w:pPr>
-              <w:pStyle w:val="TableParagraph"/>
+              <w:pStyle w:val="7"/>
               <w:rPr>
                 <w:rFonts w:ascii="Times New Roman"/>
                 <w:b/>
@@ -235,7 +245,7 @@
           </w:p>
           <w:p>
             <w:pPr>
-              <w:pStyle w:val="TableParagraph"/>
+              <w:pStyle w:val="7"/>
               <w:spacing w:before="6"/>
               <w:rPr>
                 <w:rFonts w:ascii="Times New Roman"/>
@@ -246,19 +256,19 @@
           </w:p>
           <w:p>
             <w:pPr>
-              <w:pStyle w:val="TableParagraph"/>
+              <w:pStyle w:val="7"/>
               <w:spacing w:line="417" w:lineRule="auto"/>
               <w:ind w:left="244" w:right="232"/>
               <w:jc w:val="both"/>
               <w:rPr>
-                <w:rFonts w:ascii="宋体" w:eastAsia="宋体" w:hint="eastAsia"/>
+                <w:rFonts w:hint="eastAsia" w:ascii="宋体" w:eastAsia="宋体"/>
                 <w:b/>
                 <w:sz w:val="28"/>
               </w:rPr>
             </w:pPr>
             <w:r>
               <w:rPr>
-                <w:rFonts w:ascii="宋体" w:eastAsia="宋体" w:hint="eastAsia"/>
+                <w:rFonts w:hint="eastAsia" w:ascii="宋体" w:eastAsia="宋体"/>
                 <w:b/>
                 <w:sz w:val="28"/>
               </w:rPr>
@@ -268,11 +278,11 @@
         </w:tc>
         <w:tc>
           <w:tcPr>
-            <w:tcW w:w="1726" w:type="dxa"/>
-          </w:tcPr>
-          <w:p>
-            <w:pPr>
-              <w:pStyle w:val="TableParagraph"/>
+            <w:tcW w:w="2057" w:type="dxa"/>
+          </w:tcPr>
+          <w:p>
+            <w:pPr>
+              <w:pStyle w:val="7"/>
               <w:spacing w:before="118"/>
               <w:ind w:left="214" w:right="202"/>
               <w:jc w:val="center"/>
@@ -290,26 +300,38 @@
         </w:tc>
         <w:tc>
           <w:tcPr>
-            <w:tcW w:w="1953" w:type="dxa"/>
-          </w:tcPr>
-          <w:p>
-            <w:pPr>
-              <w:pStyle w:val="TableParagraph"/>
-              <w:rPr>
-                <w:rFonts w:ascii="Times New Roman"/>
-                <w:sz w:val="22"/>
-              </w:rPr>
-            </w:pPr>
-          </w:p>
-        </w:tc>
-        <w:tc>
-          <w:tcPr>
-            <w:tcW w:w="1652" w:type="dxa"/>
-            <w:gridSpan w:val="2"/>
-          </w:tcPr>
-          <w:p>
-            <w:pPr>
-              <w:pStyle w:val="TableParagraph"/>
+            <w:tcW w:w="1740" w:type="dxa"/>
+          </w:tcPr>
+          <w:p>
+            <w:pPr>
+              <w:pStyle w:val="7"/>
+              <w:spacing w:before="135"/>
+              <w:ind w:left="211" w:right="202"/>
+              <w:jc w:val="center"/>
+              <w:rPr>
+                <w:rFonts w:hint="eastAsia"/>
+                <w:sz w:val="21"/>
+                <w:lang w:val="en-US" w:eastAsia="zh-CN"/>
+              </w:rPr>
+            </w:pPr>
+            <w:r>
+              <w:rPr>
+                <w:rFonts w:hint="eastAsia"/>
+                <w:sz w:val="21"/>
+                <w:lang w:val="en-US" w:eastAsia="zh-CN"/>
+              </w:rPr>
+              <w:t>李云娟</w:t>
+            </w:r>
+          </w:p>
+        </w:tc>
+        <w:tc>
+          <w:tcPr>
+            <w:tcW w:w="1534" w:type="dxa"/>
+            <w:gridSpan w:val="2"/>
+          </w:tcPr>
+          <w:p>
+            <w:pPr>
+              <w:pStyle w:val="7"/>
               <w:spacing w:before="118"/>
               <w:ind w:left="599" w:right="583"/>
               <w:jc w:val="center"/>
@@ -332,12 +354,24 @@
           </w:tcPr>
           <w:p>
             <w:pPr>
-              <w:pStyle w:val="TableParagraph"/>
-              <w:rPr>
-                <w:rFonts w:ascii="Times New Roman"/>
-                <w:sz w:val="22"/>
-              </w:rPr>
-            </w:pPr>
+              <w:pStyle w:val="7"/>
+              <w:spacing w:before="135"/>
+              <w:ind w:left="211" w:right="202"/>
+              <w:jc w:val="center"/>
+              <w:rPr>
+                <w:rFonts w:hint="eastAsia"/>
+                <w:sz w:val="21"/>
+                <w:lang w:val="en-US" w:eastAsia="zh-CN"/>
+              </w:rPr>
+            </w:pPr>
+            <w:r>
+              <w:rPr>
+                <w:rFonts w:hint="eastAsia"/>
+                <w:sz w:val="21"/>
+                <w:lang w:val="en-US" w:eastAsia="zh-CN"/>
+              </w:rPr>
+              <w:t>女</w:t>
+            </w:r>
           </w:p>
         </w:tc>
         <w:tc>
@@ -347,10 +381,12 @@
           </w:tcPr>
           <w:p>
             <w:pPr>
-              <w:pStyle w:val="TableParagraph"/>
-              <w:rPr>
-                <w:rFonts w:ascii="Times New Roman"/>
-                <w:sz w:val="22"/>
+              <w:pStyle w:val="7"/>
+              <w:spacing w:before="135"/>
+              <w:ind w:left="211" w:right="202"/>
+              <w:jc w:val="center"/>
+              <w:rPr>
+                <w:sz w:val="21"/>
               </w:rPr>
             </w:pPr>
           </w:p>
@@ -363,7 +399,7 @@
         <w:tc>
           <w:tcPr>
             <w:tcW w:w="770" w:type="dxa"/>
-            <w:vMerge/>
+            <w:vMerge w:val="continue"/>
             <w:tcBorders>
               <w:top w:val="nil"/>
             </w:tcBorders>
@@ -379,14 +415,14 @@
         </w:tc>
         <w:tc>
           <w:tcPr>
-            <w:tcW w:w="1726" w:type="dxa"/>
-            <w:tcBorders>
-              <w:bottom w:val="single" w:sz="6" w:space="0" w:color="000000"/>
-            </w:tcBorders>
-          </w:tcPr>
-          <w:p>
-            <w:pPr>
-              <w:pStyle w:val="TableParagraph"/>
+            <w:tcW w:w="2057" w:type="dxa"/>
+            <w:tcBorders>
+              <w:bottom w:val="single" w:color="000000" w:sz="6" w:space="0"/>
+            </w:tcBorders>
+          </w:tcPr>
+          <w:p>
+            <w:pPr>
+              <w:pStyle w:val="7"/>
               <w:spacing w:before="135"/>
               <w:ind w:left="211" w:right="202"/>
               <w:jc w:val="center"/>
@@ -404,34 +440,46 @@
         </w:tc>
         <w:tc>
           <w:tcPr>
-            <w:tcW w:w="1953" w:type="dxa"/>
-            <w:tcBorders>
-              <w:bottom w:val="single" w:sz="6" w:space="0" w:color="000000"/>
-            </w:tcBorders>
-          </w:tcPr>
-          <w:p>
-            <w:pPr>
-              <w:pStyle w:val="TableParagraph"/>
-              <w:rPr>
-                <w:rFonts w:ascii="Times New Roman"/>
-                <w:sz w:val="22"/>
-              </w:rPr>
-            </w:pPr>
-          </w:p>
-        </w:tc>
-        <w:tc>
-          <w:tcPr>
-            <w:tcW w:w="1652" w:type="dxa"/>
-            <w:gridSpan w:val="2"/>
-            <w:tcBorders>
-              <w:bottom w:val="single" w:sz="6" w:space="0" w:color="000000"/>
-            </w:tcBorders>
-          </w:tcPr>
-          <w:p>
-            <w:pPr>
-              <w:pStyle w:val="TableParagraph"/>
-              <w:spacing w:before="135"/>
-              <w:ind w:left="599" w:right="583"/>
+            <w:tcW w:w="1740" w:type="dxa"/>
+            <w:tcBorders>
+              <w:bottom w:val="single" w:color="000000" w:sz="6" w:space="0"/>
+            </w:tcBorders>
+          </w:tcPr>
+          <w:p>
+            <w:pPr>
+              <w:pStyle w:val="7"/>
+              <w:spacing w:before="135"/>
+              <w:ind w:left="211" w:right="202"/>
+              <w:jc w:val="center"/>
+              <w:rPr>
+                <w:rFonts w:hint="default" w:eastAsia="微软雅黑"/>
+                <w:sz w:val="21"/>
+                <w:lang w:val="en-US" w:eastAsia="zh-CN"/>
+              </w:rPr>
+            </w:pPr>
+            <w:r>
+              <w:rPr>
+                <w:rFonts w:hint="eastAsia"/>
+                <w:sz w:val="21"/>
+                <w:lang w:val="en-US" w:eastAsia="zh-CN"/>
+              </w:rPr>
+              <w:t>1994.5</w:t>
+            </w:r>
+          </w:p>
+        </w:tc>
+        <w:tc>
+          <w:tcPr>
+            <w:tcW w:w="1534" w:type="dxa"/>
+            <w:gridSpan w:val="2"/>
+            <w:tcBorders>
+              <w:bottom w:val="single" w:color="000000" w:sz="6" w:space="0"/>
+            </w:tcBorders>
+          </w:tcPr>
+          <w:p>
+            <w:pPr>
+              <w:pStyle w:val="7"/>
+              <w:spacing w:before="135"/>
+              <w:ind w:left="211" w:right="202"/>
               <w:jc w:val="center"/>
               <w:rPr>
                 <w:sz w:val="21"/>
@@ -450,32 +498,47 @@
             <w:tcW w:w="1512" w:type="dxa"/>
             <w:gridSpan w:val="2"/>
             <w:tcBorders>
-              <w:bottom w:val="single" w:sz="6" w:space="0" w:color="000000"/>
-            </w:tcBorders>
-          </w:tcPr>
-          <w:p>
-            <w:pPr>
-              <w:pStyle w:val="TableParagraph"/>
-              <w:rPr>
-                <w:rFonts w:ascii="Times New Roman"/>
-                <w:sz w:val="22"/>
-              </w:rPr>
-            </w:pPr>
+              <w:bottom w:val="single" w:color="000000" w:sz="6" w:space="0"/>
+            </w:tcBorders>
+          </w:tcPr>
+          <w:p>
+            <w:pPr>
+              <w:pStyle w:val="7"/>
+              <w:spacing w:before="135"/>
+              <w:ind w:left="211" w:right="202"/>
+              <w:jc w:val="center"/>
+              <w:rPr>
+                <w:rFonts w:hint="eastAsia" w:eastAsia="微软雅黑"/>
+                <w:sz w:val="21"/>
+                <w:lang w:val="en-US" w:eastAsia="zh-CN"/>
+              </w:rPr>
+            </w:pPr>
+            <w:r>
+              <w:rPr>
+                <w:rFonts w:hint="eastAsia"/>
+                <w:sz w:val="21"/>
+                <w:lang w:val="en-US" w:eastAsia="zh-CN"/>
+              </w:rPr>
+              <w:t>汉</w:t>
+            </w:r>
           </w:p>
         </w:tc>
         <w:tc>
           <w:tcPr>
             <w:tcW w:w="1539" w:type="dxa"/>
-            <w:vMerge/>
+            <w:vMerge w:val="continue"/>
             <w:tcBorders>
               <w:top w:val="nil"/>
             </w:tcBorders>
           </w:tcPr>
           <w:p>
             <w:pPr>
-              <w:rPr>
-                <w:sz w:val="2"/>
-                <w:szCs w:val="2"/>
+              <w:pStyle w:val="7"/>
+              <w:spacing w:before="135"/>
+              <w:ind w:left="211" w:right="202"/>
+              <w:jc w:val="center"/>
+              <w:rPr>
+                <w:sz w:val="21"/>
               </w:rPr>
             </w:pPr>
           </w:p>
@@ -488,7 +551,7 @@
         <w:tc>
           <w:tcPr>
             <w:tcW w:w="770" w:type="dxa"/>
-            <w:vMerge/>
+            <w:vMerge w:val="continue"/>
             <w:tcBorders>
               <w:top w:val="nil"/>
             </w:tcBorders>
@@ -504,14 +567,14 @@
         </w:tc>
         <w:tc>
           <w:tcPr>
-            <w:tcW w:w="1726" w:type="dxa"/>
-            <w:tcBorders>
-              <w:top w:val="single" w:sz="6" w:space="0" w:color="000000"/>
-            </w:tcBorders>
-          </w:tcPr>
-          <w:p>
-            <w:pPr>
-              <w:pStyle w:val="TableParagraph"/>
+            <w:tcW w:w="2057" w:type="dxa"/>
+            <w:tcBorders>
+              <w:top w:val="single" w:color="000000" w:sz="6" w:space="0"/>
+            </w:tcBorders>
+          </w:tcPr>
+          <w:p>
+            <w:pPr>
+              <w:pStyle w:val="7"/>
               <w:spacing w:before="135"/>
               <w:ind w:left="214" w:right="202"/>
               <w:jc w:val="center"/>
@@ -529,34 +592,46 @@
         </w:tc>
         <w:tc>
           <w:tcPr>
-            <w:tcW w:w="1953" w:type="dxa"/>
-            <w:tcBorders>
-              <w:top w:val="single" w:sz="6" w:space="0" w:color="000000"/>
-            </w:tcBorders>
-          </w:tcPr>
-          <w:p>
-            <w:pPr>
-              <w:pStyle w:val="TableParagraph"/>
-              <w:rPr>
-                <w:rFonts w:ascii="Times New Roman"/>
-                <w:sz w:val="22"/>
-              </w:rPr>
-            </w:pPr>
-          </w:p>
-        </w:tc>
-        <w:tc>
-          <w:tcPr>
-            <w:tcW w:w="1652" w:type="dxa"/>
-            <w:gridSpan w:val="2"/>
-            <w:tcBorders>
-              <w:top w:val="single" w:sz="6" w:space="0" w:color="000000"/>
-            </w:tcBorders>
-          </w:tcPr>
-          <w:p>
-            <w:pPr>
-              <w:pStyle w:val="TableParagraph"/>
-              <w:spacing w:before="135"/>
-              <w:ind w:left="599" w:right="583"/>
+            <w:tcW w:w="1740" w:type="dxa"/>
+            <w:tcBorders>
+              <w:top w:val="single" w:color="000000" w:sz="6" w:space="0"/>
+            </w:tcBorders>
+          </w:tcPr>
+          <w:p>
+            <w:pPr>
+              <w:pStyle w:val="7"/>
+              <w:spacing w:before="135"/>
+              <w:ind w:left="211" w:right="202"/>
+              <w:jc w:val="center"/>
+              <w:rPr>
+                <w:rFonts w:hint="default" w:eastAsia="微软雅黑"/>
+                <w:sz w:val="21"/>
+                <w:lang w:val="en-US" w:eastAsia="zh-CN"/>
+              </w:rPr>
+            </w:pPr>
+            <w:r>
+              <w:rPr>
+                <w:rFonts w:hint="eastAsia"/>
+                <w:sz w:val="21"/>
+                <w:lang w:val="en-US" w:eastAsia="zh-CN"/>
+              </w:rPr>
+              <w:t>渝梁</w:t>
+            </w:r>
+          </w:p>
+        </w:tc>
+        <w:tc>
+          <w:tcPr>
+            <w:tcW w:w="1534" w:type="dxa"/>
+            <w:gridSpan w:val="2"/>
+            <w:tcBorders>
+              <w:top w:val="single" w:color="000000" w:sz="6" w:space="0"/>
+            </w:tcBorders>
+          </w:tcPr>
+          <w:p>
+            <w:pPr>
+              <w:pStyle w:val="7"/>
+              <w:spacing w:before="135"/>
+              <w:ind w:left="211" w:right="202"/>
               <w:jc w:val="center"/>
               <w:rPr>
                 <w:sz w:val="21"/>
@@ -575,32 +650,47 @@
             <w:tcW w:w="1512" w:type="dxa"/>
             <w:gridSpan w:val="2"/>
             <w:tcBorders>
-              <w:top w:val="single" w:sz="6" w:space="0" w:color="000000"/>
-            </w:tcBorders>
-          </w:tcPr>
-          <w:p>
-            <w:pPr>
-              <w:pStyle w:val="TableParagraph"/>
-              <w:rPr>
-                <w:rFonts w:ascii="Times New Roman"/>
-                <w:sz w:val="22"/>
-              </w:rPr>
-            </w:pPr>
+              <w:top w:val="single" w:color="000000" w:sz="6" w:space="0"/>
+            </w:tcBorders>
+          </w:tcPr>
+          <w:p>
+            <w:pPr>
+              <w:pStyle w:val="7"/>
+              <w:spacing w:before="135"/>
+              <w:ind w:left="211" w:right="202"/>
+              <w:jc w:val="center"/>
+              <w:rPr>
+                <w:rFonts w:hint="default" w:eastAsia="微软雅黑"/>
+                <w:sz w:val="21"/>
+                <w:lang w:val="en-US" w:eastAsia="zh-CN"/>
+              </w:rPr>
+            </w:pPr>
+            <w:r>
+              <w:rPr>
+                <w:rFonts w:hint="eastAsia"/>
+                <w:sz w:val="21"/>
+                <w:lang w:val="en-US" w:eastAsia="zh-CN"/>
+              </w:rPr>
+              <w:t>151cm</w:t>
+            </w:r>
           </w:p>
         </w:tc>
         <w:tc>
           <w:tcPr>
             <w:tcW w:w="1539" w:type="dxa"/>
-            <w:vMerge/>
+            <w:vMerge w:val="continue"/>
             <w:tcBorders>
               <w:top w:val="nil"/>
             </w:tcBorders>
           </w:tcPr>
           <w:p>
             <w:pPr>
-              <w:rPr>
-                <w:sz w:val="2"/>
-                <w:szCs w:val="2"/>
+              <w:pStyle w:val="7"/>
+              <w:spacing w:before="135"/>
+              <w:ind w:left="211" w:right="202"/>
+              <w:jc w:val="center"/>
+              <w:rPr>
+                <w:sz w:val="21"/>
               </w:rPr>
             </w:pPr>
           </w:p>
@@ -613,7 +703,7 @@
         <w:tc>
           <w:tcPr>
             <w:tcW w:w="770" w:type="dxa"/>
-            <w:vMerge/>
+            <w:vMerge w:val="continue"/>
             <w:tcBorders>
               <w:top w:val="nil"/>
             </w:tcBorders>
@@ -629,11 +719,11 @@
         </w:tc>
         <w:tc>
           <w:tcPr>
-            <w:tcW w:w="1726" w:type="dxa"/>
-          </w:tcPr>
-          <w:p>
-            <w:pPr>
-              <w:pStyle w:val="TableParagraph"/>
+            <w:tcW w:w="2057" w:type="dxa"/>
+          </w:tcPr>
+          <w:p>
+            <w:pPr>
+              <w:pStyle w:val="7"/>
               <w:spacing w:before="135"/>
               <w:ind w:left="211" w:right="202"/>
               <w:jc w:val="center"/>
@@ -651,28 +741,40 @@
         </w:tc>
         <w:tc>
           <w:tcPr>
-            <w:tcW w:w="1953" w:type="dxa"/>
-          </w:tcPr>
-          <w:p>
-            <w:pPr>
-              <w:pStyle w:val="TableParagraph"/>
-              <w:rPr>
-                <w:rFonts w:ascii="Times New Roman"/>
-                <w:sz w:val="22"/>
-              </w:rPr>
-            </w:pPr>
-          </w:p>
-        </w:tc>
-        <w:tc>
-          <w:tcPr>
-            <w:tcW w:w="1652" w:type="dxa"/>
-            <w:gridSpan w:val="2"/>
-          </w:tcPr>
-          <w:p>
-            <w:pPr>
-              <w:pStyle w:val="TableParagraph"/>
-              <w:spacing w:before="135"/>
-              <w:ind w:left="599" w:right="583"/>
+            <w:tcW w:w="1740" w:type="dxa"/>
+          </w:tcPr>
+          <w:p>
+            <w:pPr>
+              <w:pStyle w:val="7"/>
+              <w:spacing w:before="135"/>
+              <w:ind w:left="211" w:right="202"/>
+              <w:jc w:val="center"/>
+              <w:rPr>
+                <w:rFonts w:hint="eastAsia" w:eastAsia="微软雅黑"/>
+                <w:sz w:val="21"/>
+                <w:lang w:val="en-US" w:eastAsia="zh-CN"/>
+              </w:rPr>
+            </w:pPr>
+            <w:r>
+              <w:rPr>
+                <w:rFonts w:hint="eastAsia"/>
+                <w:sz w:val="21"/>
+                <w:lang w:val="en-US" w:eastAsia="zh-CN"/>
+              </w:rPr>
+              <w:t>已婚</w:t>
+            </w:r>
+          </w:p>
+        </w:tc>
+        <w:tc>
+          <w:tcPr>
+            <w:tcW w:w="1534" w:type="dxa"/>
+            <w:gridSpan w:val="2"/>
+          </w:tcPr>
+          <w:p>
+            <w:pPr>
+              <w:pStyle w:val="7"/>
+              <w:spacing w:before="135"/>
+              <w:ind w:left="211" w:right="202"/>
               <w:jc w:val="center"/>
               <w:rPr>
                 <w:sz w:val="21"/>
@@ -693,10 +795,14 @@
           </w:tcPr>
           <w:p>
             <w:pPr>
-              <w:pStyle w:val="TableParagraph"/>
-              <w:rPr>
-                <w:rFonts w:ascii="Times New Roman"/>
-                <w:sz w:val="22"/>
+              <w:pStyle w:val="7"/>
+              <w:spacing w:before="135"/>
+              <w:ind w:left="211" w:right="202"/>
+              <w:jc w:val="center"/>
+              <w:rPr>
+                <w:rFonts w:hint="default" w:eastAsia="微软雅黑"/>
+                <w:sz w:val="21"/>
+                <w:lang w:val="en-US" w:eastAsia="zh-CN"/>
               </w:rPr>
             </w:pPr>
           </w:p>
@@ -704,16 +810,19 @@
         <w:tc>
           <w:tcPr>
             <w:tcW w:w="1539" w:type="dxa"/>
-            <w:vMerge/>
+            <w:vMerge w:val="continue"/>
             <w:tcBorders>
               <w:top w:val="nil"/>
             </w:tcBorders>
           </w:tcPr>
           <w:p>
             <w:pPr>
-              <w:rPr>
-                <w:sz w:val="2"/>
-                <w:szCs w:val="2"/>
+              <w:pStyle w:val="7"/>
+              <w:spacing w:before="135"/>
+              <w:ind w:left="211" w:right="202"/>
+              <w:jc w:val="center"/>
+              <w:rPr>
+                <w:sz w:val="21"/>
               </w:rPr>
             </w:pPr>
           </w:p>
@@ -726,7 +835,7 @@
         <w:tc>
           <w:tcPr>
             <w:tcW w:w="770" w:type="dxa"/>
-            <w:vMerge/>
+            <w:vMerge w:val="continue"/>
             <w:tcBorders>
               <w:top w:val="nil"/>
             </w:tcBorders>
@@ -742,11 +851,11 @@
         </w:tc>
         <w:tc>
           <w:tcPr>
-            <w:tcW w:w="1726" w:type="dxa"/>
-          </w:tcPr>
-          <w:p>
-            <w:pPr>
-              <w:pStyle w:val="TableParagraph"/>
+            <w:tcW w:w="2057" w:type="dxa"/>
+          </w:tcPr>
+          <w:p>
+            <w:pPr>
+              <w:pStyle w:val="7"/>
               <w:spacing w:before="138"/>
               <w:ind w:left="211" w:right="202"/>
               <w:jc w:val="center"/>
@@ -764,28 +873,41 @@
         </w:tc>
         <w:tc>
           <w:tcPr>
-            <w:tcW w:w="1953" w:type="dxa"/>
-          </w:tcPr>
-          <w:p>
-            <w:pPr>
-              <w:pStyle w:val="TableParagraph"/>
-              <w:rPr>
-                <w:rFonts w:ascii="Times New Roman"/>
-                <w:sz w:val="22"/>
-              </w:rPr>
-            </w:pPr>
-          </w:p>
-        </w:tc>
-        <w:tc>
-          <w:tcPr>
-            <w:tcW w:w="1652" w:type="dxa"/>
-            <w:gridSpan w:val="2"/>
-          </w:tcPr>
-          <w:p>
-            <w:pPr>
-              <w:pStyle w:val="TableParagraph"/>
-              <w:spacing w:before="138"/>
-              <w:ind w:left="406"/>
+            <w:tcW w:w="1740" w:type="dxa"/>
+          </w:tcPr>
+          <w:p>
+            <w:pPr>
+              <w:pStyle w:val="7"/>
+              <w:spacing w:before="135"/>
+              <w:ind w:left="211" w:right="202"/>
+              <w:jc w:val="center"/>
+              <w:rPr>
+                <w:rFonts w:hint="eastAsia" w:eastAsia="微软雅黑"/>
+                <w:sz w:val="21"/>
+                <w:lang w:val="en-US" w:eastAsia="zh-CN"/>
+              </w:rPr>
+            </w:pPr>
+            <w:r>
+              <w:rPr>
+                <w:rFonts w:hint="eastAsia"/>
+                <w:sz w:val="21"/>
+                <w:lang w:val="en-US" w:eastAsia="zh-CN"/>
+              </w:rPr>
+              <w:t>群众</w:t>
+            </w:r>
+          </w:p>
+        </w:tc>
+        <w:tc>
+          <w:tcPr>
+            <w:tcW w:w="1534" w:type="dxa"/>
+            <w:gridSpan w:val="2"/>
+          </w:tcPr>
+          <w:p>
+            <w:pPr>
+              <w:pStyle w:val="7"/>
+              <w:spacing w:before="135"/>
+              <w:ind w:left="211" w:right="202"/>
+              <w:jc w:val="center"/>
               <w:rPr>
                 <w:sz w:val="21"/>
               </w:rPr>
@@ -805,12 +927,24 @@
           </w:tcPr>
           <w:p>
             <w:pPr>
-              <w:pStyle w:val="TableParagraph"/>
-              <w:rPr>
-                <w:rFonts w:ascii="Times New Roman"/>
-                <w:sz w:val="22"/>
-              </w:rPr>
-            </w:pPr>
+              <w:pStyle w:val="7"/>
+              <w:spacing w:before="135"/>
+              <w:ind w:left="211" w:right="202"/>
+              <w:jc w:val="center"/>
+              <w:rPr>
+                <w:rFonts w:hint="default" w:eastAsia="微软雅黑"/>
+                <w:sz w:val="21"/>
+                <w:lang w:val="en-US" w:eastAsia="zh-CN"/>
+              </w:rPr>
+            </w:pPr>
+            <w:r>
+              <w:rPr>
+                <w:rFonts w:hint="eastAsia"/>
+                <w:sz w:val="21"/>
+                <w:lang w:val="en-US" w:eastAsia="zh-CN"/>
+              </w:rPr>
+              <w:t>500228199405152202</w:t>
+            </w:r>
           </w:p>
         </w:tc>
       </w:tr>
@@ -821,7 +955,7 @@
         <w:tc>
           <w:tcPr>
             <w:tcW w:w="770" w:type="dxa"/>
-            <w:vMerge/>
+            <w:vMerge w:val="continue"/>
             <w:tcBorders>
               <w:top w:val="nil"/>
             </w:tcBorders>
@@ -837,11 +971,11 @@
         </w:tc>
         <w:tc>
           <w:tcPr>
-            <w:tcW w:w="1726" w:type="dxa"/>
-          </w:tcPr>
-          <w:p>
-            <w:pPr>
-              <w:pStyle w:val="TableParagraph"/>
+            <w:tcW w:w="2057" w:type="dxa"/>
+          </w:tcPr>
+          <w:p>
+            <w:pPr>
+              <w:pStyle w:val="7"/>
               <w:spacing w:before="135"/>
               <w:ind w:left="211" w:right="202"/>
               <w:jc w:val="center"/>
@@ -859,28 +993,41 @@
         </w:tc>
         <w:tc>
           <w:tcPr>
-            <w:tcW w:w="1953" w:type="dxa"/>
-          </w:tcPr>
-          <w:p>
-            <w:pPr>
-              <w:pStyle w:val="TableParagraph"/>
-              <w:rPr>
-                <w:rFonts w:ascii="Times New Roman"/>
-                <w:sz w:val="22"/>
-              </w:rPr>
-            </w:pPr>
-          </w:p>
-        </w:tc>
-        <w:tc>
-          <w:tcPr>
-            <w:tcW w:w="1652" w:type="dxa"/>
-            <w:gridSpan w:val="2"/>
-          </w:tcPr>
-          <w:p>
-            <w:pPr>
-              <w:pStyle w:val="TableParagraph"/>
-              <w:spacing w:before="135"/>
-              <w:ind w:left="300"/>
+            <w:tcW w:w="1740" w:type="dxa"/>
+          </w:tcPr>
+          <w:p>
+            <w:pPr>
+              <w:pStyle w:val="7"/>
+              <w:spacing w:before="135"/>
+              <w:ind w:left="211" w:right="202"/>
+              <w:jc w:val="center"/>
+              <w:rPr>
+                <w:rFonts w:hint="default" w:eastAsia="微软雅黑"/>
+                <w:sz w:val="21"/>
+                <w:lang w:val="en-US" w:eastAsia="zh-CN"/>
+              </w:rPr>
+            </w:pPr>
+            <w:r>
+              <w:rPr>
+                <w:rFonts w:hint="eastAsia"/>
+                <w:sz w:val="21"/>
+                <w:lang w:val="en-US" w:eastAsia="zh-CN"/>
+              </w:rPr>
+              <w:t>15320399604</w:t>
+            </w:r>
+          </w:p>
+        </w:tc>
+        <w:tc>
+          <w:tcPr>
+            <w:tcW w:w="1534" w:type="dxa"/>
+            <w:gridSpan w:val="2"/>
+          </w:tcPr>
+          <w:p>
+            <w:pPr>
+              <w:pStyle w:val="7"/>
+              <w:spacing w:before="135"/>
+              <w:ind w:left="211" w:right="202"/>
+              <w:jc w:val="center"/>
               <w:rPr>
                 <w:sz w:val="21"/>
               </w:rPr>
@@ -900,12 +1047,24 @@
           </w:tcPr>
           <w:p>
             <w:pPr>
-              <w:pStyle w:val="TableParagraph"/>
-              <w:rPr>
-                <w:rFonts w:ascii="Times New Roman"/>
-                <w:sz w:val="22"/>
-              </w:rPr>
-            </w:pPr>
+              <w:pStyle w:val="7"/>
+              <w:spacing w:before="135"/>
+              <w:ind w:left="211" w:right="202"/>
+              <w:jc w:val="center"/>
+              <w:rPr>
+                <w:rFonts w:hint="default" w:eastAsia="微软雅黑"/>
+                <w:sz w:val="21"/>
+                <w:lang w:val="en-US" w:eastAsia="zh-CN"/>
+              </w:rPr>
+            </w:pPr>
+            <w:r>
+              <w:rPr>
+                <w:rFonts w:hint="eastAsia"/>
+                <w:sz w:val="21"/>
+                <w:lang w:val="en-US" w:eastAsia="zh-CN"/>
+              </w:rPr>
+              <w:t>重庆市梁平区仁贤街道</w:t>
+            </w:r>
           </w:p>
         </w:tc>
       </w:tr>
@@ -916,7 +1075,7 @@
         <w:tc>
           <w:tcPr>
             <w:tcW w:w="770" w:type="dxa"/>
-            <w:vMerge/>
+            <w:vMerge w:val="continue"/>
             <w:tcBorders>
               <w:top w:val="nil"/>
             </w:tcBorders>
@@ -932,11 +1091,11 @@
         </w:tc>
         <w:tc>
           <w:tcPr>
-            <w:tcW w:w="1726" w:type="dxa"/>
-          </w:tcPr>
-          <w:p>
-            <w:pPr>
-              <w:pStyle w:val="TableParagraph"/>
+            <w:tcW w:w="2057" w:type="dxa"/>
+          </w:tcPr>
+          <w:p>
+            <w:pPr>
+              <w:pStyle w:val="7"/>
               <w:spacing w:before="138"/>
               <w:ind w:left="211" w:right="202"/>
               <w:jc w:val="center"/>
@@ -954,28 +1113,40 @@
         </w:tc>
         <w:tc>
           <w:tcPr>
-            <w:tcW w:w="1953" w:type="dxa"/>
-          </w:tcPr>
-          <w:p>
-            <w:pPr>
-              <w:pStyle w:val="TableParagraph"/>
-              <w:rPr>
-                <w:rFonts w:ascii="Times New Roman"/>
-                <w:sz w:val="22"/>
-              </w:rPr>
-            </w:pPr>
-          </w:p>
-        </w:tc>
-        <w:tc>
-          <w:tcPr>
-            <w:tcW w:w="1652" w:type="dxa"/>
-            <w:gridSpan w:val="2"/>
-          </w:tcPr>
-          <w:p>
-            <w:pPr>
-              <w:pStyle w:val="TableParagraph"/>
-              <w:spacing w:before="138"/>
-              <w:ind w:left="599" w:right="583"/>
+            <w:tcW w:w="1740" w:type="dxa"/>
+          </w:tcPr>
+          <w:p>
+            <w:pPr>
+              <w:pStyle w:val="7"/>
+              <w:spacing w:before="135"/>
+              <w:ind w:left="211" w:right="202"/>
+              <w:jc w:val="center"/>
+              <w:rPr>
+                <w:rFonts w:hint="default" w:eastAsia="微软雅黑"/>
+                <w:sz w:val="21"/>
+                <w:lang w:val="en-US" w:eastAsia="zh-CN"/>
+              </w:rPr>
+            </w:pPr>
+            <w:r>
+              <w:rPr>
+                <w:rFonts w:hint="eastAsia"/>
+                <w:sz w:val="21"/>
+                <w:lang w:val="en-US" w:eastAsia="zh-CN"/>
+              </w:rPr>
+              <w:t>lyj_515@163.com</w:t>
+            </w:r>
+          </w:p>
+        </w:tc>
+        <w:tc>
+          <w:tcPr>
+            <w:tcW w:w="1534" w:type="dxa"/>
+            <w:gridSpan w:val="2"/>
+          </w:tcPr>
+          <w:p>
+            <w:pPr>
+              <w:pStyle w:val="7"/>
+              <w:spacing w:before="135"/>
+              <w:ind w:left="211" w:right="202"/>
               <w:jc w:val="center"/>
               <w:rPr>
                 <w:sz w:val="21"/>
@@ -996,12 +1167,24 @@
           </w:tcPr>
           <w:p>
             <w:pPr>
-              <w:pStyle w:val="TableParagraph"/>
-              <w:rPr>
-                <w:rFonts w:ascii="Times New Roman"/>
-                <w:sz w:val="22"/>
-              </w:rPr>
-            </w:pPr>
+              <w:pStyle w:val="7"/>
+              <w:spacing w:before="135"/>
+              <w:ind w:left="211" w:right="202"/>
+              <w:jc w:val="center"/>
+              <w:rPr>
+                <w:rFonts w:hint="default" w:eastAsia="微软雅黑"/>
+                <w:sz w:val="21"/>
+                <w:lang w:val="en-US" w:eastAsia="zh-CN"/>
+              </w:rPr>
+            </w:pPr>
+            <w:r>
+              <w:rPr>
+                <w:rFonts w:hint="eastAsia"/>
+                <w:sz w:val="21"/>
+                <w:lang w:val="en-US" w:eastAsia="zh-CN"/>
+              </w:rPr>
+              <w:t>重庆市两江新区礼嘉礼悦江山</w:t>
+            </w:r>
           </w:p>
         </w:tc>
       </w:tr>
@@ -1012,7 +1195,7 @@
         <w:tc>
           <w:tcPr>
             <w:tcW w:w="770" w:type="dxa"/>
-            <w:vMerge/>
+            <w:vMerge w:val="continue"/>
             <w:tcBorders>
               <w:top w:val="nil"/>
             </w:tcBorders>
@@ -1028,11 +1211,11 @@
         </w:tc>
         <w:tc>
           <w:tcPr>
-            <w:tcW w:w="1726" w:type="dxa"/>
-          </w:tcPr>
-          <w:p>
-            <w:pPr>
-              <w:pStyle w:val="TableParagraph"/>
+            <w:tcW w:w="2057" w:type="dxa"/>
+          </w:tcPr>
+          <w:p>
+            <w:pPr>
+              <w:pStyle w:val="7"/>
               <w:spacing w:before="135"/>
               <w:ind w:left="211" w:right="202"/>
               <w:jc w:val="center"/>
@@ -1050,17 +1233,29 @@
         </w:tc>
         <w:tc>
           <w:tcPr>
-            <w:tcW w:w="6656" w:type="dxa"/>
+            <w:tcW w:w="6325" w:type="dxa"/>
             <w:gridSpan w:val="6"/>
           </w:tcPr>
           <w:p>
             <w:pPr>
-              <w:pStyle w:val="TableParagraph"/>
-              <w:rPr>
-                <w:rFonts w:ascii="Times New Roman"/>
-                <w:sz w:val="22"/>
-              </w:rPr>
-            </w:pPr>
+              <w:pStyle w:val="7"/>
+              <w:spacing w:before="135"/>
+              <w:ind w:left="211" w:right="202"/>
+              <w:jc w:val="center"/>
+              <w:rPr>
+                <w:rFonts w:hint="default" w:eastAsia="微软雅黑"/>
+                <w:sz w:val="21"/>
+                <w:lang w:val="en-US" w:eastAsia="zh-CN"/>
+              </w:rPr>
+            </w:pPr>
+            <w:r>
+              <w:rPr>
+                <w:rFonts w:hint="eastAsia"/>
+                <w:sz w:val="21"/>
+                <w:lang w:val="en-US" w:eastAsia="zh-CN"/>
+              </w:rPr>
+              <w:t>跑步、玩游戏</w:t>
+            </w:r>
           </w:p>
         </w:tc>
       </w:tr>
@@ -1071,7 +1266,7 @@
         <w:tc>
           <w:tcPr>
             <w:tcW w:w="770" w:type="dxa"/>
-            <w:vMerge/>
+            <w:vMerge w:val="continue"/>
             <w:tcBorders>
               <w:top w:val="nil"/>
             </w:tcBorders>
@@ -1087,11 +1282,11 @@
         </w:tc>
         <w:tc>
           <w:tcPr>
-            <w:tcW w:w="1726" w:type="dxa"/>
-          </w:tcPr>
-          <w:p>
-            <w:pPr>
-              <w:pStyle w:val="TableParagraph"/>
+            <w:tcW w:w="2057" w:type="dxa"/>
+          </w:tcPr>
+          <w:p>
+            <w:pPr>
+              <w:pStyle w:val="7"/>
               <w:spacing w:before="138"/>
               <w:ind w:left="214" w:right="202"/>
               <w:jc w:val="center"/>
@@ -1109,26 +1304,38 @@
         </w:tc>
         <w:tc>
           <w:tcPr>
-            <w:tcW w:w="1953" w:type="dxa"/>
-          </w:tcPr>
-          <w:p>
-            <w:pPr>
-              <w:pStyle w:val="TableParagraph"/>
-              <w:rPr>
-                <w:rFonts w:ascii="Times New Roman"/>
-                <w:sz w:val="22"/>
-              </w:rPr>
-            </w:pPr>
-          </w:p>
-        </w:tc>
-        <w:tc>
-          <w:tcPr>
-            <w:tcW w:w="1652" w:type="dxa"/>
-            <w:gridSpan w:val="2"/>
-          </w:tcPr>
-          <w:p>
-            <w:pPr>
-              <w:pStyle w:val="TableParagraph"/>
+            <w:tcW w:w="1740" w:type="dxa"/>
+          </w:tcPr>
+          <w:p>
+            <w:pPr>
+              <w:pStyle w:val="7"/>
+              <w:spacing w:before="135"/>
+              <w:ind w:left="211" w:right="202"/>
+              <w:jc w:val="center"/>
+              <w:rPr>
+                <w:rFonts w:hint="eastAsia" w:eastAsia="微软雅黑"/>
+                <w:sz w:val="21"/>
+                <w:lang w:val="en-US" w:eastAsia="zh-CN"/>
+              </w:rPr>
+            </w:pPr>
+            <w:r>
+              <w:rPr>
+                <w:rFonts w:hint="eastAsia"/>
+                <w:sz w:val="21"/>
+                <w:lang w:val="en-US" w:eastAsia="zh-CN"/>
+              </w:rPr>
+              <w:t>健康</w:t>
+            </w:r>
+          </w:p>
+        </w:tc>
+        <w:tc>
+          <w:tcPr>
+            <w:tcW w:w="1534" w:type="dxa"/>
+            <w:gridSpan w:val="2"/>
+          </w:tcPr>
+          <w:p>
+            <w:pPr>
+              <w:pStyle w:val="7"/>
               <w:spacing w:before="138"/>
               <w:ind w:left="406"/>
               <w:rPr>
@@ -1150,10 +1357,12 @@
           </w:tcPr>
           <w:p>
             <w:pPr>
-              <w:pStyle w:val="TableParagraph"/>
-              <w:rPr>
-                <w:rFonts w:ascii="Times New Roman"/>
-                <w:sz w:val="22"/>
+              <w:pStyle w:val="7"/>
+              <w:spacing w:before="135"/>
+              <w:ind w:left="211" w:right="202"/>
+              <w:jc w:val="center"/>
+              <w:rPr>
+                <w:sz w:val="21"/>
               </w:rPr>
             </w:pPr>
           </w:p>
@@ -1166,7 +1375,7 @@
         <w:tc>
           <w:tcPr>
             <w:tcW w:w="770" w:type="dxa"/>
-            <w:vMerge/>
+            <w:vMerge w:val="continue"/>
             <w:tcBorders>
               <w:top w:val="nil"/>
             </w:tcBorders>
@@ -1182,11 +1391,11 @@
         </w:tc>
         <w:tc>
           <w:tcPr>
-            <w:tcW w:w="1726" w:type="dxa"/>
-          </w:tcPr>
-          <w:p>
-            <w:pPr>
-              <w:pStyle w:val="TableParagraph"/>
+            <w:tcW w:w="2057" w:type="dxa"/>
+          </w:tcPr>
+          <w:p>
+            <w:pPr>
+              <w:pStyle w:val="7"/>
               <w:spacing w:before="135"/>
               <w:ind w:left="211" w:right="202"/>
               <w:jc w:val="center"/>
@@ -1204,26 +1413,28 @@
         </w:tc>
         <w:tc>
           <w:tcPr>
-            <w:tcW w:w="1953" w:type="dxa"/>
-          </w:tcPr>
-          <w:p>
-            <w:pPr>
-              <w:pStyle w:val="TableParagraph"/>
-              <w:rPr>
-                <w:rFonts w:ascii="Times New Roman"/>
-                <w:sz w:val="22"/>
-              </w:rPr>
-            </w:pPr>
-          </w:p>
-        </w:tc>
-        <w:tc>
-          <w:tcPr>
-            <w:tcW w:w="1652" w:type="dxa"/>
-            <w:gridSpan w:val="2"/>
-          </w:tcPr>
-          <w:p>
-            <w:pPr>
-              <w:pStyle w:val="TableParagraph"/>
+            <w:tcW w:w="1740" w:type="dxa"/>
+          </w:tcPr>
+          <w:p>
+            <w:pPr>
+              <w:pStyle w:val="7"/>
+              <w:spacing w:before="135"/>
+              <w:ind w:left="211" w:right="202"/>
+              <w:jc w:val="center"/>
+              <w:rPr>
+                <w:sz w:val="21"/>
+              </w:rPr>
+            </w:pPr>
+          </w:p>
+        </w:tc>
+        <w:tc>
+          <w:tcPr>
+            <w:tcW w:w="1534" w:type="dxa"/>
+            <w:gridSpan w:val="2"/>
+          </w:tcPr>
+          <w:p>
+            <w:pPr>
+              <w:pStyle w:val="7"/>
               <w:spacing w:before="135"/>
               <w:ind w:left="300"/>
               <w:rPr>
@@ -1245,12 +1456,24 @@
           </w:tcPr>
           <w:p>
             <w:pPr>
-              <w:pStyle w:val="TableParagraph"/>
-              <w:rPr>
-                <w:rFonts w:ascii="Times New Roman"/>
-                <w:sz w:val="22"/>
-              </w:rPr>
-            </w:pPr>
+              <w:pStyle w:val="7"/>
+              <w:spacing w:before="135"/>
+              <w:ind w:left="211" w:right="202"/>
+              <w:jc w:val="center"/>
+              <w:rPr>
+                <w:rFonts w:hint="default" w:eastAsia="微软雅黑"/>
+                <w:sz w:val="21"/>
+                <w:lang w:val="en-US" w:eastAsia="zh-CN"/>
+              </w:rPr>
+            </w:pPr>
+            <w:r>
+              <w:rPr>
+                <w:rFonts w:hint="eastAsia"/>
+                <w:sz w:val="21"/>
+                <w:lang w:val="en-US" w:eastAsia="zh-CN"/>
+              </w:rPr>
+              <w:t>随时可到岗</w:t>
+            </w:r>
           </w:p>
         </w:tc>
       </w:tr>
@@ -1265,19 +1488,19 @@
           </w:tcPr>
           <w:p>
             <w:pPr>
-              <w:pStyle w:val="TableParagraph"/>
-              <w:spacing w:line="417" w:lineRule="auto" w:before="132"/>
+              <w:pStyle w:val="7"/>
+              <w:spacing w:before="132" w:line="417" w:lineRule="auto"/>
               <w:ind w:left="244" w:right="232"/>
               <w:jc w:val="both"/>
               <w:rPr>
-                <w:rFonts w:ascii="宋体" w:eastAsia="宋体" w:hint="eastAsia"/>
+                <w:rFonts w:hint="eastAsia" w:ascii="宋体" w:eastAsia="宋体"/>
                 <w:b/>
                 <w:sz w:val="28"/>
               </w:rPr>
             </w:pPr>
             <w:r>
               <w:rPr>
-                <w:rFonts w:ascii="宋体" w:eastAsia="宋体" w:hint="eastAsia"/>
+                <w:rFonts w:hint="eastAsia" w:ascii="宋体" w:eastAsia="宋体"/>
                 <w:b/>
                 <w:sz w:val="28"/>
               </w:rPr>
@@ -1287,11 +1510,11 @@
         </w:tc>
         <w:tc>
           <w:tcPr>
-            <w:tcW w:w="1726" w:type="dxa"/>
-          </w:tcPr>
-          <w:p>
-            <w:pPr>
-              <w:pStyle w:val="TableParagraph"/>
+            <w:tcW w:w="2057" w:type="dxa"/>
+          </w:tcPr>
+          <w:p>
+            <w:pPr>
+              <w:pStyle w:val="7"/>
               <w:spacing w:before="116"/>
               <w:ind w:left="211" w:right="202"/>
               <w:jc w:val="center"/>
@@ -1309,15 +1532,15 @@
         </w:tc>
         <w:tc>
           <w:tcPr>
-            <w:tcW w:w="2466" w:type="dxa"/>
-            <w:gridSpan w:val="2"/>
-            <w:tcBorders>
-              <w:right w:val="single" w:sz="6" w:space="0" w:color="000000"/>
-            </w:tcBorders>
-          </w:tcPr>
-          <w:p>
-            <w:pPr>
-              <w:pStyle w:val="TableParagraph"/>
+            <w:tcW w:w="2135" w:type="dxa"/>
+            <w:gridSpan w:val="2"/>
+            <w:tcBorders>
+              <w:right w:val="single" w:color="000000" w:sz="6" w:space="0"/>
+            </w:tcBorders>
+          </w:tcPr>
+          <w:p>
+            <w:pPr>
+              <w:pStyle w:val="7"/>
               <w:spacing w:before="116"/>
               <w:ind w:left="1003" w:right="989"/>
               <w:jc w:val="center"/>
@@ -1338,12 +1561,12 @@
             <w:tcW w:w="2088" w:type="dxa"/>
             <w:gridSpan w:val="2"/>
             <w:tcBorders>
-              <w:left w:val="single" w:sz="6" w:space="0" w:color="000000"/>
-            </w:tcBorders>
-          </w:tcPr>
-          <w:p>
-            <w:pPr>
-              <w:pStyle w:val="TableParagraph"/>
+              <w:left w:val="single" w:color="000000" w:sz="6" w:space="0"/>
+            </w:tcBorders>
+          </w:tcPr>
+          <w:p>
+            <w:pPr>
+              <w:pStyle w:val="7"/>
               <w:spacing w:before="116"/>
               <w:ind w:left="815" w:right="799"/>
               <w:jc w:val="center"/>
@@ -1366,7 +1589,7 @@
           </w:tcPr>
           <w:p>
             <w:pPr>
-              <w:pStyle w:val="TableParagraph"/>
+              <w:pStyle w:val="7"/>
               <w:spacing w:before="116"/>
               <w:ind w:left="828" w:right="803"/>
               <w:jc w:val="center"/>
@@ -1390,7 +1613,7 @@
         <w:tc>
           <w:tcPr>
             <w:tcW w:w="770" w:type="dxa"/>
-            <w:vMerge/>
+            <w:vMerge w:val="continue"/>
             <w:tcBorders>
               <w:top w:val="nil"/>
             </w:tcBorders>
@@ -1406,34 +1629,58 @@
         </w:tc>
         <w:tc>
           <w:tcPr>
-            <w:tcW w:w="1726" w:type="dxa"/>
-          </w:tcPr>
-          <w:p>
-            <w:pPr>
-              <w:pStyle w:val="TableParagraph"/>
-              <w:rPr>
-                <w:rFonts w:ascii="Times New Roman"/>
-                <w:sz w:val="22"/>
-              </w:rPr>
-            </w:pPr>
-          </w:p>
-        </w:tc>
-        <w:tc>
-          <w:tcPr>
-            <w:tcW w:w="2466" w:type="dxa"/>
-            <w:gridSpan w:val="2"/>
-            <w:tcBorders>
-              <w:right w:val="single" w:sz="6" w:space="0" w:color="000000"/>
-            </w:tcBorders>
-          </w:tcPr>
-          <w:p>
-            <w:pPr>
-              <w:pStyle w:val="TableParagraph"/>
-              <w:rPr>
-                <w:rFonts w:ascii="Times New Roman"/>
-                <w:sz w:val="22"/>
-              </w:rPr>
-            </w:pPr>
+            <w:tcW w:w="2057" w:type="dxa"/>
+          </w:tcPr>
+          <w:p>
+            <w:pPr>
+              <w:pStyle w:val="7"/>
+              <w:spacing w:before="135"/>
+              <w:ind w:left="211" w:right="202"/>
+              <w:jc w:val="center"/>
+              <w:rPr>
+                <w:rFonts w:hint="default" w:eastAsia="微软雅黑"/>
+                <w:sz w:val="21"/>
+                <w:lang w:val="en-US" w:eastAsia="zh-CN"/>
+              </w:rPr>
+            </w:pPr>
+            <w:r>
+              <w:rPr>
+                <w:rFonts w:hint="eastAsia"/>
+                <w:sz w:val="21"/>
+                <w:lang w:val="en-US" w:eastAsia="zh-CN"/>
+              </w:rPr>
+              <w:t>2013.9-2017.6</w:t>
+            </w:r>
+          </w:p>
+        </w:tc>
+        <w:tc>
+          <w:tcPr>
+            <w:tcW w:w="2135" w:type="dxa"/>
+            <w:gridSpan w:val="2"/>
+            <w:tcBorders>
+              <w:right w:val="single" w:color="000000" w:sz="6" w:space="0"/>
+            </w:tcBorders>
+          </w:tcPr>
+          <w:p>
+            <w:pPr>
+              <w:pStyle w:val="7"/>
+              <w:spacing w:before="135"/>
+              <w:ind w:left="211" w:right="202"/>
+              <w:jc w:val="center"/>
+              <w:rPr>
+                <w:rFonts w:hint="default" w:eastAsia="微软雅黑"/>
+                <w:sz w:val="21"/>
+                <w:lang w:val="en-US" w:eastAsia="zh-CN"/>
+              </w:rPr>
+            </w:pPr>
+            <w:r>
+              <w:rPr>
+                <w:rFonts w:hint="eastAsia"/>
+                <w:sz w:val="21"/>
+                <w:lang w:val="en-US" w:eastAsia="zh-CN"/>
+              </w:rPr>
+              <w:t>东北石油大学</w:t>
+            </w:r>
           </w:p>
         </w:tc>
         <w:tc>
@@ -1441,17 +1688,29 @@
             <w:tcW w:w="2088" w:type="dxa"/>
             <w:gridSpan w:val="2"/>
             <w:tcBorders>
-              <w:left w:val="single" w:sz="6" w:space="0" w:color="000000"/>
-            </w:tcBorders>
-          </w:tcPr>
-          <w:p>
-            <w:pPr>
-              <w:pStyle w:val="TableParagraph"/>
-              <w:rPr>
-                <w:rFonts w:ascii="Times New Roman"/>
-                <w:sz w:val="22"/>
-              </w:rPr>
-            </w:pPr>
+              <w:left w:val="single" w:color="000000" w:sz="6" w:space="0"/>
+            </w:tcBorders>
+          </w:tcPr>
+          <w:p>
+            <w:pPr>
+              <w:pStyle w:val="7"/>
+              <w:spacing w:before="135"/>
+              <w:ind w:left="211" w:right="202"/>
+              <w:jc w:val="center"/>
+              <w:rPr>
+                <w:rFonts w:hint="default" w:eastAsia="微软雅黑"/>
+                <w:sz w:val="21"/>
+                <w:lang w:val="en-US" w:eastAsia="zh-CN"/>
+              </w:rPr>
+            </w:pPr>
+            <w:r>
+              <w:rPr>
+                <w:rFonts w:hint="eastAsia"/>
+                <w:sz w:val="21"/>
+                <w:lang w:val="en-US" w:eastAsia="zh-CN"/>
+              </w:rPr>
+              <w:t>软件工程</w:t>
+            </w:r>
           </w:p>
         </w:tc>
         <w:tc>
@@ -1461,12 +1720,26 @@
           </w:tcPr>
           <w:p>
             <w:pPr>
-              <w:pStyle w:val="TableParagraph"/>
-              <w:rPr>
-                <w:rFonts w:ascii="Times New Roman"/>
-                <w:sz w:val="22"/>
-              </w:rPr>
-            </w:pPr>
+              <w:pStyle w:val="7"/>
+              <w:spacing w:before="135"/>
+              <w:ind w:left="211" w:right="202"/>
+              <w:jc w:val="center"/>
+              <w:rPr>
+                <w:rFonts w:hint="eastAsia" w:eastAsia="微软雅黑"/>
+                <w:sz w:val="21"/>
+                <w:lang w:val="en-US" w:eastAsia="zh-CN"/>
+              </w:rPr>
+            </w:pPr>
+            <w:r>
+              <w:rPr>
+                <w:rFonts w:hint="eastAsia"/>
+                <w:sz w:val="21"/>
+                <w:lang w:val="en-US" w:eastAsia="zh-CN"/>
+              </w:rPr>
+              <w:t>学士</w:t>
+            </w:r>
+            <w:bookmarkStart w:id="0" w:name="_GoBack"/>
+            <w:bookmarkEnd w:id="0"/>
           </w:p>
         </w:tc>
       </w:tr>
@@ -1477,7 +1750,7 @@
         <w:tc>
           <w:tcPr>
             <w:tcW w:w="770" w:type="dxa"/>
-            <w:vMerge/>
+            <w:vMerge w:val="continue"/>
             <w:tcBorders>
               <w:top w:val="nil"/>
             </w:tcBorders>
@@ -1493,32 +1766,36 @@
         </w:tc>
         <w:tc>
           <w:tcPr>
-            <w:tcW w:w="1726" w:type="dxa"/>
-          </w:tcPr>
-          <w:p>
-            <w:pPr>
-              <w:pStyle w:val="TableParagraph"/>
-              <w:rPr>
-                <w:rFonts w:ascii="Times New Roman"/>
-                <w:sz w:val="22"/>
-              </w:rPr>
-            </w:pPr>
-          </w:p>
-        </w:tc>
-        <w:tc>
-          <w:tcPr>
-            <w:tcW w:w="2466" w:type="dxa"/>
-            <w:gridSpan w:val="2"/>
-            <w:tcBorders>
-              <w:right w:val="single" w:sz="6" w:space="0" w:color="000000"/>
-            </w:tcBorders>
-          </w:tcPr>
-          <w:p>
-            <w:pPr>
-              <w:pStyle w:val="TableParagraph"/>
-              <w:rPr>
-                <w:rFonts w:ascii="Times New Roman"/>
-                <w:sz w:val="22"/>
+            <w:tcW w:w="2057" w:type="dxa"/>
+          </w:tcPr>
+          <w:p>
+            <w:pPr>
+              <w:pStyle w:val="7"/>
+              <w:spacing w:before="135"/>
+              <w:ind w:left="211" w:right="202"/>
+              <w:jc w:val="center"/>
+              <w:rPr>
+                <w:sz w:val="21"/>
+              </w:rPr>
+            </w:pPr>
+          </w:p>
+        </w:tc>
+        <w:tc>
+          <w:tcPr>
+            <w:tcW w:w="2135" w:type="dxa"/>
+            <w:gridSpan w:val="2"/>
+            <w:tcBorders>
+              <w:right w:val="single" w:color="000000" w:sz="6" w:space="0"/>
+            </w:tcBorders>
+          </w:tcPr>
+          <w:p>
+            <w:pPr>
+              <w:pStyle w:val="7"/>
+              <w:spacing w:before="135"/>
+              <w:ind w:left="211" w:right="202"/>
+              <w:jc w:val="center"/>
+              <w:rPr>
+                <w:sz w:val="21"/>
               </w:rPr>
             </w:pPr>
           </w:p>
@@ -1528,15 +1805,17 @@
             <w:tcW w:w="2088" w:type="dxa"/>
             <w:gridSpan w:val="2"/>
             <w:tcBorders>
-              <w:left w:val="single" w:sz="6" w:space="0" w:color="000000"/>
-            </w:tcBorders>
-          </w:tcPr>
-          <w:p>
-            <w:pPr>
-              <w:pStyle w:val="TableParagraph"/>
-              <w:rPr>
-                <w:rFonts w:ascii="Times New Roman"/>
-                <w:sz w:val="22"/>
+              <w:left w:val="single" w:color="000000" w:sz="6" w:space="0"/>
+            </w:tcBorders>
+          </w:tcPr>
+          <w:p>
+            <w:pPr>
+              <w:pStyle w:val="7"/>
+              <w:spacing w:before="135"/>
+              <w:ind w:left="211" w:right="202"/>
+              <w:jc w:val="center"/>
+              <w:rPr>
+                <w:sz w:val="21"/>
               </w:rPr>
             </w:pPr>
           </w:p>
@@ -1548,10 +1827,12 @@
           </w:tcPr>
           <w:p>
             <w:pPr>
-              <w:pStyle w:val="TableParagraph"/>
-              <w:rPr>
-                <w:rFonts w:ascii="Times New Roman"/>
-                <w:sz w:val="22"/>
+              <w:pStyle w:val="7"/>
+              <w:spacing w:before="135"/>
+              <w:ind w:left="211" w:right="202"/>
+              <w:jc w:val="center"/>
+              <w:rPr>
+                <w:sz w:val="21"/>
               </w:rPr>
             </w:pPr>
           </w:p>
@@ -1564,7 +1845,7 @@
         <w:tc>
           <w:tcPr>
             <w:tcW w:w="770" w:type="dxa"/>
-            <w:vMerge/>
+            <w:vMerge w:val="continue"/>
             <w:tcBorders>
               <w:top w:val="nil"/>
             </w:tcBorders>
@@ -1580,32 +1861,36 @@
         </w:tc>
         <w:tc>
           <w:tcPr>
-            <w:tcW w:w="1726" w:type="dxa"/>
-          </w:tcPr>
-          <w:p>
-            <w:pPr>
-              <w:pStyle w:val="TableParagraph"/>
-              <w:rPr>
-                <w:rFonts w:ascii="Times New Roman"/>
-                <w:sz w:val="22"/>
-              </w:rPr>
-            </w:pPr>
-          </w:p>
-        </w:tc>
-        <w:tc>
-          <w:tcPr>
-            <w:tcW w:w="2466" w:type="dxa"/>
-            <w:gridSpan w:val="2"/>
-            <w:tcBorders>
-              <w:right w:val="single" w:sz="6" w:space="0" w:color="000000"/>
-            </w:tcBorders>
-          </w:tcPr>
-          <w:p>
-            <w:pPr>
-              <w:pStyle w:val="TableParagraph"/>
-              <w:rPr>
-                <w:rFonts w:ascii="Times New Roman"/>
-                <w:sz w:val="22"/>
+            <w:tcW w:w="2057" w:type="dxa"/>
+          </w:tcPr>
+          <w:p>
+            <w:pPr>
+              <w:pStyle w:val="7"/>
+              <w:spacing w:before="135"/>
+              <w:ind w:left="211" w:right="202"/>
+              <w:jc w:val="center"/>
+              <w:rPr>
+                <w:sz w:val="21"/>
+              </w:rPr>
+            </w:pPr>
+          </w:p>
+        </w:tc>
+        <w:tc>
+          <w:tcPr>
+            <w:tcW w:w="2135" w:type="dxa"/>
+            <w:gridSpan w:val="2"/>
+            <w:tcBorders>
+              <w:right w:val="single" w:color="000000" w:sz="6" w:space="0"/>
+            </w:tcBorders>
+          </w:tcPr>
+          <w:p>
+            <w:pPr>
+              <w:pStyle w:val="7"/>
+              <w:spacing w:before="135"/>
+              <w:ind w:left="211" w:right="202"/>
+              <w:jc w:val="center"/>
+              <w:rPr>
+                <w:sz w:val="21"/>
               </w:rPr>
             </w:pPr>
           </w:p>
@@ -1615,15 +1900,17 @@
             <w:tcW w:w="2088" w:type="dxa"/>
             <w:gridSpan w:val="2"/>
             <w:tcBorders>
-              <w:left w:val="single" w:sz="6" w:space="0" w:color="000000"/>
-            </w:tcBorders>
-          </w:tcPr>
-          <w:p>
-            <w:pPr>
-              <w:pStyle w:val="TableParagraph"/>
-              <w:rPr>
-                <w:rFonts w:ascii="Times New Roman"/>
-                <w:sz w:val="22"/>
+              <w:left w:val="single" w:color="000000" w:sz="6" w:space="0"/>
+            </w:tcBorders>
+          </w:tcPr>
+          <w:p>
+            <w:pPr>
+              <w:pStyle w:val="7"/>
+              <w:spacing w:before="135"/>
+              <w:ind w:left="211" w:right="202"/>
+              <w:jc w:val="center"/>
+              <w:rPr>
+                <w:sz w:val="21"/>
               </w:rPr>
             </w:pPr>
           </w:p>
@@ -1635,10 +1922,12 @@
           </w:tcPr>
           <w:p>
             <w:pPr>
-              <w:pStyle w:val="TableParagraph"/>
-              <w:rPr>
-                <w:rFonts w:ascii="Times New Roman"/>
-                <w:sz w:val="22"/>
+              <w:pStyle w:val="7"/>
+              <w:spacing w:before="135"/>
+              <w:ind w:left="211" w:right="202"/>
+              <w:jc w:val="center"/>
+              <w:rPr>
+                <w:sz w:val="21"/>
               </w:rPr>
             </w:pPr>
           </w:p>
@@ -1651,7 +1940,7 @@
         <w:tc>
           <w:tcPr>
             <w:tcW w:w="770" w:type="dxa"/>
-            <w:vMerge/>
+            <w:vMerge w:val="continue"/>
             <w:tcBorders>
               <w:top w:val="nil"/>
             </w:tcBorders>
@@ -1667,32 +1956,36 @@
         </w:tc>
         <w:tc>
           <w:tcPr>
-            <w:tcW w:w="1726" w:type="dxa"/>
-          </w:tcPr>
-          <w:p>
-            <w:pPr>
-              <w:pStyle w:val="TableParagraph"/>
-              <w:rPr>
-                <w:rFonts w:ascii="Times New Roman"/>
-                <w:sz w:val="22"/>
-              </w:rPr>
-            </w:pPr>
-          </w:p>
-        </w:tc>
-        <w:tc>
-          <w:tcPr>
-            <w:tcW w:w="2466" w:type="dxa"/>
-            <w:gridSpan w:val="2"/>
-            <w:tcBorders>
-              <w:right w:val="single" w:sz="6" w:space="0" w:color="000000"/>
-            </w:tcBorders>
-          </w:tcPr>
-          <w:p>
-            <w:pPr>
-              <w:pStyle w:val="TableParagraph"/>
-              <w:rPr>
-                <w:rFonts w:ascii="Times New Roman"/>
-                <w:sz w:val="22"/>
+            <w:tcW w:w="2057" w:type="dxa"/>
+          </w:tcPr>
+          <w:p>
+            <w:pPr>
+              <w:pStyle w:val="7"/>
+              <w:spacing w:before="135"/>
+              <w:ind w:left="211" w:right="202"/>
+              <w:jc w:val="center"/>
+              <w:rPr>
+                <w:sz w:val="21"/>
+              </w:rPr>
+            </w:pPr>
+          </w:p>
+        </w:tc>
+        <w:tc>
+          <w:tcPr>
+            <w:tcW w:w="2135" w:type="dxa"/>
+            <w:gridSpan w:val="2"/>
+            <w:tcBorders>
+              <w:right w:val="single" w:color="000000" w:sz="6" w:space="0"/>
+            </w:tcBorders>
+          </w:tcPr>
+          <w:p>
+            <w:pPr>
+              <w:pStyle w:val="7"/>
+              <w:spacing w:before="135"/>
+              <w:ind w:left="211" w:right="202"/>
+              <w:jc w:val="center"/>
+              <w:rPr>
+                <w:sz w:val="21"/>
               </w:rPr>
             </w:pPr>
           </w:p>
@@ -1702,15 +1995,17 @@
             <w:tcW w:w="2088" w:type="dxa"/>
             <w:gridSpan w:val="2"/>
             <w:tcBorders>
-              <w:left w:val="single" w:sz="6" w:space="0" w:color="000000"/>
-            </w:tcBorders>
-          </w:tcPr>
-          <w:p>
-            <w:pPr>
-              <w:pStyle w:val="TableParagraph"/>
-              <w:rPr>
-                <w:rFonts w:ascii="Times New Roman"/>
-                <w:sz w:val="22"/>
+              <w:left w:val="single" w:color="000000" w:sz="6" w:space="0"/>
+            </w:tcBorders>
+          </w:tcPr>
+          <w:p>
+            <w:pPr>
+              <w:pStyle w:val="7"/>
+              <w:spacing w:before="135"/>
+              <w:ind w:left="211" w:right="202"/>
+              <w:jc w:val="center"/>
+              <w:rPr>
+                <w:sz w:val="21"/>
               </w:rPr>
             </w:pPr>
           </w:p>
@@ -1722,10 +2017,12 @@
           </w:tcPr>
           <w:p>
             <w:pPr>
-              <w:pStyle w:val="TableParagraph"/>
-              <w:rPr>
-                <w:rFonts w:ascii="Times New Roman"/>
-                <w:sz w:val="22"/>
+              <w:pStyle w:val="7"/>
+              <w:spacing w:before="135"/>
+              <w:ind w:left="211" w:right="202"/>
+              <w:jc w:val="center"/>
+              <w:rPr>
+                <w:sz w:val="21"/>
               </w:rPr>
             </w:pPr>
           </w:p>
@@ -1742,19 +2039,19 @@
           </w:tcPr>
           <w:p>
             <w:pPr>
-              <w:pStyle w:val="TableParagraph"/>
-              <w:spacing w:line="417" w:lineRule="auto" w:before="132"/>
+              <w:pStyle w:val="7"/>
+              <w:spacing w:before="132" w:line="417" w:lineRule="auto"/>
               <w:ind w:left="244" w:right="232"/>
               <w:jc w:val="both"/>
               <w:rPr>
-                <w:rFonts w:ascii="宋体" w:eastAsia="宋体" w:hint="eastAsia"/>
+                <w:rFonts w:hint="eastAsia" w:ascii="宋体" w:eastAsia="宋体"/>
                 <w:b/>
                 <w:sz w:val="28"/>
               </w:rPr>
             </w:pPr>
             <w:r>
               <w:rPr>
-                <w:rFonts w:ascii="宋体" w:eastAsia="宋体" w:hint="eastAsia"/>
+                <w:rFonts w:hint="eastAsia" w:ascii="宋体" w:eastAsia="宋体"/>
                 <w:b/>
                 <w:sz w:val="28"/>
               </w:rPr>
@@ -1763,18 +2060,18 @@
           </w:p>
           <w:p>
             <w:pPr>
-              <w:pStyle w:val="TableParagraph"/>
+              <w:pStyle w:val="7"/>
               <w:spacing w:line="358" w:lineRule="exact"/>
               <w:ind w:left="244"/>
               <w:rPr>
-                <w:rFonts w:ascii="宋体" w:eastAsia="宋体" w:hint="eastAsia"/>
+                <w:rFonts w:hint="eastAsia" w:ascii="宋体" w:eastAsia="宋体"/>
                 <w:b/>
                 <w:sz w:val="28"/>
               </w:rPr>
             </w:pPr>
             <w:r>
               <w:rPr>
-                <w:rFonts w:ascii="宋体" w:eastAsia="宋体" w:hint="eastAsia"/>
+                <w:rFonts w:hint="eastAsia" w:ascii="宋体" w:eastAsia="宋体"/>
                 <w:b/>
                 <w:w w:val="99"/>
                 <w:sz w:val="28"/>
@@ -1785,11 +2082,11 @@
         </w:tc>
         <w:tc>
           <w:tcPr>
-            <w:tcW w:w="1726" w:type="dxa"/>
-          </w:tcPr>
-          <w:p>
-            <w:pPr>
-              <w:pStyle w:val="TableParagraph"/>
+            <w:tcW w:w="2057" w:type="dxa"/>
+          </w:tcPr>
+          <w:p>
+            <w:pPr>
+              <w:pStyle w:val="7"/>
               <w:spacing w:before="116"/>
               <w:ind w:left="211" w:right="202"/>
               <w:jc w:val="center"/>
@@ -1807,15 +2104,15 @@
         </w:tc>
         <w:tc>
           <w:tcPr>
-            <w:tcW w:w="2466" w:type="dxa"/>
-            <w:gridSpan w:val="2"/>
-            <w:tcBorders>
-              <w:right w:val="single" w:sz="6" w:space="0" w:color="000000"/>
-            </w:tcBorders>
-          </w:tcPr>
-          <w:p>
-            <w:pPr>
-              <w:pStyle w:val="TableParagraph"/>
+            <w:tcW w:w="2135" w:type="dxa"/>
+            <w:gridSpan w:val="2"/>
+            <w:tcBorders>
+              <w:right w:val="single" w:color="000000" w:sz="6" w:space="0"/>
+            </w:tcBorders>
+          </w:tcPr>
+          <w:p>
+            <w:pPr>
+              <w:pStyle w:val="7"/>
               <w:spacing w:before="116"/>
               <w:ind w:left="813"/>
               <w:rPr>
@@ -1835,12 +2132,12 @@
             <w:tcW w:w="2088" w:type="dxa"/>
             <w:gridSpan w:val="2"/>
             <w:tcBorders>
-              <w:left w:val="single" w:sz="6" w:space="0" w:color="000000"/>
-            </w:tcBorders>
-          </w:tcPr>
-          <w:p>
-            <w:pPr>
-              <w:pStyle w:val="TableParagraph"/>
+              <w:left w:val="single" w:color="000000" w:sz="6" w:space="0"/>
+            </w:tcBorders>
+          </w:tcPr>
+          <w:p>
+            <w:pPr>
+              <w:pStyle w:val="7"/>
               <w:spacing w:before="116"/>
               <w:ind w:left="815" w:right="799"/>
               <w:jc w:val="center"/>
@@ -1863,7 +2160,7 @@
           </w:tcPr>
           <w:p>
             <w:pPr>
-              <w:pStyle w:val="TableParagraph"/>
+              <w:pStyle w:val="7"/>
               <w:spacing w:before="12"/>
               <w:ind w:left="112"/>
               <w:rPr>
@@ -1886,7 +2183,7 @@
         <w:tc>
           <w:tcPr>
             <w:tcW w:w="770" w:type="dxa"/>
-            <w:vMerge/>
+            <w:vMerge w:val="continue"/>
             <w:tcBorders>
               <w:top w:val="nil"/>
             </w:tcBorders>
@@ -1902,32 +2199,36 @@
         </w:tc>
         <w:tc>
           <w:tcPr>
-            <w:tcW w:w="1726" w:type="dxa"/>
-          </w:tcPr>
-          <w:p>
-            <w:pPr>
-              <w:pStyle w:val="TableParagraph"/>
-              <w:rPr>
-                <w:rFonts w:ascii="Times New Roman"/>
-                <w:sz w:val="22"/>
-              </w:rPr>
-            </w:pPr>
-          </w:p>
-        </w:tc>
-        <w:tc>
-          <w:tcPr>
-            <w:tcW w:w="2466" w:type="dxa"/>
-            <w:gridSpan w:val="2"/>
-            <w:tcBorders>
-              <w:right w:val="single" w:sz="6" w:space="0" w:color="000000"/>
-            </w:tcBorders>
-          </w:tcPr>
-          <w:p>
-            <w:pPr>
-              <w:pStyle w:val="TableParagraph"/>
-              <w:rPr>
-                <w:rFonts w:ascii="Times New Roman"/>
-                <w:sz w:val="22"/>
+            <w:tcW w:w="2057" w:type="dxa"/>
+          </w:tcPr>
+          <w:p>
+            <w:pPr>
+              <w:pStyle w:val="7"/>
+              <w:spacing w:before="135"/>
+              <w:ind w:left="211" w:right="202"/>
+              <w:jc w:val="center"/>
+              <w:rPr>
+                <w:sz w:val="21"/>
+              </w:rPr>
+            </w:pPr>
+          </w:p>
+        </w:tc>
+        <w:tc>
+          <w:tcPr>
+            <w:tcW w:w="2135" w:type="dxa"/>
+            <w:gridSpan w:val="2"/>
+            <w:tcBorders>
+              <w:right w:val="single" w:color="000000" w:sz="6" w:space="0"/>
+            </w:tcBorders>
+          </w:tcPr>
+          <w:p>
+            <w:pPr>
+              <w:pStyle w:val="7"/>
+              <w:spacing w:before="135"/>
+              <w:ind w:left="211" w:right="202"/>
+              <w:jc w:val="center"/>
+              <w:rPr>
+                <w:sz w:val="21"/>
               </w:rPr>
             </w:pPr>
           </w:p>
@@ -1937,15 +2238,17 @@
             <w:tcW w:w="2088" w:type="dxa"/>
             <w:gridSpan w:val="2"/>
             <w:tcBorders>
-              <w:left w:val="single" w:sz="6" w:space="0" w:color="000000"/>
-            </w:tcBorders>
-          </w:tcPr>
-          <w:p>
-            <w:pPr>
-              <w:pStyle w:val="TableParagraph"/>
-              <w:rPr>
-                <w:rFonts w:ascii="Times New Roman"/>
-                <w:sz w:val="22"/>
+              <w:left w:val="single" w:color="000000" w:sz="6" w:space="0"/>
+            </w:tcBorders>
+          </w:tcPr>
+          <w:p>
+            <w:pPr>
+              <w:pStyle w:val="7"/>
+              <w:spacing w:before="135"/>
+              <w:ind w:left="211" w:right="202"/>
+              <w:jc w:val="center"/>
+              <w:rPr>
+                <w:sz w:val="21"/>
               </w:rPr>
             </w:pPr>
           </w:p>
@@ -1957,10 +2260,12 @@
           </w:tcPr>
           <w:p>
             <w:pPr>
-              <w:pStyle w:val="TableParagraph"/>
-              <w:rPr>
-                <w:rFonts w:ascii="Times New Roman"/>
-                <w:sz w:val="22"/>
+              <w:pStyle w:val="7"/>
+              <w:spacing w:before="135"/>
+              <w:ind w:left="211" w:right="202"/>
+              <w:jc w:val="center"/>
+              <w:rPr>
+                <w:sz w:val="21"/>
               </w:rPr>
             </w:pPr>
           </w:p>
@@ -1973,7 +2278,7 @@
         <w:tc>
           <w:tcPr>
             <w:tcW w:w="770" w:type="dxa"/>
-            <w:vMerge/>
+            <w:vMerge w:val="continue"/>
             <w:tcBorders>
               <w:top w:val="nil"/>
             </w:tcBorders>
@@ -1989,32 +2294,36 @@
         </w:tc>
         <w:tc>
           <w:tcPr>
-            <w:tcW w:w="1726" w:type="dxa"/>
-          </w:tcPr>
-          <w:p>
-            <w:pPr>
-              <w:pStyle w:val="TableParagraph"/>
-              <w:rPr>
-                <w:rFonts w:ascii="Times New Roman"/>
-                <w:sz w:val="22"/>
-              </w:rPr>
-            </w:pPr>
-          </w:p>
-        </w:tc>
-        <w:tc>
-          <w:tcPr>
-            <w:tcW w:w="2466" w:type="dxa"/>
-            <w:gridSpan w:val="2"/>
-            <w:tcBorders>
-              <w:right w:val="single" w:sz="6" w:space="0" w:color="000000"/>
-            </w:tcBorders>
-          </w:tcPr>
-          <w:p>
-            <w:pPr>
-              <w:pStyle w:val="TableParagraph"/>
-              <w:rPr>
-                <w:rFonts w:ascii="Times New Roman"/>
-                <w:sz w:val="22"/>
+            <w:tcW w:w="2057" w:type="dxa"/>
+          </w:tcPr>
+          <w:p>
+            <w:pPr>
+              <w:pStyle w:val="7"/>
+              <w:spacing w:before="135"/>
+              <w:ind w:left="211" w:right="202"/>
+              <w:jc w:val="center"/>
+              <w:rPr>
+                <w:sz w:val="21"/>
+              </w:rPr>
+            </w:pPr>
+          </w:p>
+        </w:tc>
+        <w:tc>
+          <w:tcPr>
+            <w:tcW w:w="2135" w:type="dxa"/>
+            <w:gridSpan w:val="2"/>
+            <w:tcBorders>
+              <w:right w:val="single" w:color="000000" w:sz="6" w:space="0"/>
+            </w:tcBorders>
+          </w:tcPr>
+          <w:p>
+            <w:pPr>
+              <w:pStyle w:val="7"/>
+              <w:spacing w:before="135"/>
+              <w:ind w:left="211" w:right="202"/>
+              <w:jc w:val="center"/>
+              <w:rPr>
+                <w:sz w:val="21"/>
               </w:rPr>
             </w:pPr>
           </w:p>
@@ -2024,15 +2333,17 @@
             <w:tcW w:w="2088" w:type="dxa"/>
             <w:gridSpan w:val="2"/>
             <w:tcBorders>
-              <w:left w:val="single" w:sz="6" w:space="0" w:color="000000"/>
-            </w:tcBorders>
-          </w:tcPr>
-          <w:p>
-            <w:pPr>
-              <w:pStyle w:val="TableParagraph"/>
-              <w:rPr>
-                <w:rFonts w:ascii="Times New Roman"/>
-                <w:sz w:val="22"/>
+              <w:left w:val="single" w:color="000000" w:sz="6" w:space="0"/>
+            </w:tcBorders>
+          </w:tcPr>
+          <w:p>
+            <w:pPr>
+              <w:pStyle w:val="7"/>
+              <w:spacing w:before="135"/>
+              <w:ind w:left="211" w:right="202"/>
+              <w:jc w:val="center"/>
+              <w:rPr>
+                <w:sz w:val="21"/>
               </w:rPr>
             </w:pPr>
           </w:p>
@@ -2044,10 +2355,12 @@
           </w:tcPr>
           <w:p>
             <w:pPr>
-              <w:pStyle w:val="TableParagraph"/>
-              <w:rPr>
-                <w:rFonts w:ascii="Times New Roman"/>
-                <w:sz w:val="22"/>
+              <w:pStyle w:val="7"/>
+              <w:spacing w:before="135"/>
+              <w:ind w:left="211" w:right="202"/>
+              <w:jc w:val="center"/>
+              <w:rPr>
+                <w:sz w:val="21"/>
               </w:rPr>
             </w:pPr>
           </w:p>
@@ -2060,7 +2373,7 @@
         <w:tc>
           <w:tcPr>
             <w:tcW w:w="770" w:type="dxa"/>
-            <w:vMerge/>
+            <w:vMerge w:val="continue"/>
             <w:tcBorders>
               <w:top w:val="nil"/>
             </w:tcBorders>
@@ -2076,32 +2389,36 @@
         </w:tc>
         <w:tc>
           <w:tcPr>
-            <w:tcW w:w="1726" w:type="dxa"/>
-          </w:tcPr>
-          <w:p>
-            <w:pPr>
-              <w:pStyle w:val="TableParagraph"/>
-              <w:rPr>
-                <w:rFonts w:ascii="Times New Roman"/>
-                <w:sz w:val="22"/>
-              </w:rPr>
-            </w:pPr>
-          </w:p>
-        </w:tc>
-        <w:tc>
-          <w:tcPr>
-            <w:tcW w:w="2466" w:type="dxa"/>
-            <w:gridSpan w:val="2"/>
-            <w:tcBorders>
-              <w:right w:val="single" w:sz="6" w:space="0" w:color="000000"/>
-            </w:tcBorders>
-          </w:tcPr>
-          <w:p>
-            <w:pPr>
-              <w:pStyle w:val="TableParagraph"/>
-              <w:rPr>
-                <w:rFonts w:ascii="Times New Roman"/>
-                <w:sz w:val="22"/>
+            <w:tcW w:w="2057" w:type="dxa"/>
+          </w:tcPr>
+          <w:p>
+            <w:pPr>
+              <w:pStyle w:val="7"/>
+              <w:spacing w:before="135"/>
+              <w:ind w:left="211" w:right="202"/>
+              <w:jc w:val="center"/>
+              <w:rPr>
+                <w:sz w:val="21"/>
+              </w:rPr>
+            </w:pPr>
+          </w:p>
+        </w:tc>
+        <w:tc>
+          <w:tcPr>
+            <w:tcW w:w="2135" w:type="dxa"/>
+            <w:gridSpan w:val="2"/>
+            <w:tcBorders>
+              <w:right w:val="single" w:color="000000" w:sz="6" w:space="0"/>
+            </w:tcBorders>
+          </w:tcPr>
+          <w:p>
+            <w:pPr>
+              <w:pStyle w:val="7"/>
+              <w:spacing w:before="135"/>
+              <w:ind w:left="211" w:right="202"/>
+              <w:jc w:val="center"/>
+              <w:rPr>
+                <w:sz w:val="21"/>
               </w:rPr>
             </w:pPr>
           </w:p>
@@ -2111,15 +2428,17 @@
             <w:tcW w:w="2088" w:type="dxa"/>
             <w:gridSpan w:val="2"/>
             <w:tcBorders>
-              <w:left w:val="single" w:sz="6" w:space="0" w:color="000000"/>
-            </w:tcBorders>
-          </w:tcPr>
-          <w:p>
-            <w:pPr>
-              <w:pStyle w:val="TableParagraph"/>
-              <w:rPr>
-                <w:rFonts w:ascii="Times New Roman"/>
-                <w:sz w:val="22"/>
+              <w:left w:val="single" w:color="000000" w:sz="6" w:space="0"/>
+            </w:tcBorders>
+          </w:tcPr>
+          <w:p>
+            <w:pPr>
+              <w:pStyle w:val="7"/>
+              <w:spacing w:before="135"/>
+              <w:ind w:left="211" w:right="202"/>
+              <w:jc w:val="center"/>
+              <w:rPr>
+                <w:sz w:val="21"/>
               </w:rPr>
             </w:pPr>
           </w:p>
@@ -2131,10 +2450,12 @@
           </w:tcPr>
           <w:p>
             <w:pPr>
-              <w:pStyle w:val="TableParagraph"/>
-              <w:rPr>
-                <w:rFonts w:ascii="Times New Roman"/>
-                <w:sz w:val="22"/>
+              <w:pStyle w:val="7"/>
+              <w:spacing w:before="135"/>
+              <w:ind w:left="211" w:right="202"/>
+              <w:jc w:val="center"/>
+              <w:rPr>
+                <w:sz w:val="21"/>
               </w:rPr>
             </w:pPr>
           </w:p>
@@ -2147,7 +2468,7 @@
         <w:tc>
           <w:tcPr>
             <w:tcW w:w="770" w:type="dxa"/>
-            <w:vMerge/>
+            <w:vMerge w:val="continue"/>
             <w:tcBorders>
               <w:top w:val="nil"/>
             </w:tcBorders>
@@ -2163,32 +2484,36 @@
         </w:tc>
         <w:tc>
           <w:tcPr>
-            <w:tcW w:w="1726" w:type="dxa"/>
-          </w:tcPr>
-          <w:p>
-            <w:pPr>
-              <w:pStyle w:val="TableParagraph"/>
-              <w:rPr>
-                <w:rFonts w:ascii="Times New Roman"/>
-                <w:sz w:val="22"/>
-              </w:rPr>
-            </w:pPr>
-          </w:p>
-        </w:tc>
-        <w:tc>
-          <w:tcPr>
-            <w:tcW w:w="2466" w:type="dxa"/>
-            <w:gridSpan w:val="2"/>
-            <w:tcBorders>
-              <w:right w:val="single" w:sz="6" w:space="0" w:color="000000"/>
-            </w:tcBorders>
-          </w:tcPr>
-          <w:p>
-            <w:pPr>
-              <w:pStyle w:val="TableParagraph"/>
-              <w:rPr>
-                <w:rFonts w:ascii="Times New Roman"/>
-                <w:sz w:val="22"/>
+            <w:tcW w:w="2057" w:type="dxa"/>
+          </w:tcPr>
+          <w:p>
+            <w:pPr>
+              <w:pStyle w:val="7"/>
+              <w:spacing w:before="135"/>
+              <w:ind w:left="211" w:right="202"/>
+              <w:jc w:val="center"/>
+              <w:rPr>
+                <w:sz w:val="21"/>
+              </w:rPr>
+            </w:pPr>
+          </w:p>
+        </w:tc>
+        <w:tc>
+          <w:tcPr>
+            <w:tcW w:w="2135" w:type="dxa"/>
+            <w:gridSpan w:val="2"/>
+            <w:tcBorders>
+              <w:right w:val="single" w:color="000000" w:sz="6" w:space="0"/>
+            </w:tcBorders>
+          </w:tcPr>
+          <w:p>
+            <w:pPr>
+              <w:pStyle w:val="7"/>
+              <w:spacing w:before="135"/>
+              <w:ind w:left="211" w:right="202"/>
+              <w:jc w:val="center"/>
+              <w:rPr>
+                <w:sz w:val="21"/>
               </w:rPr>
             </w:pPr>
           </w:p>
@@ -2198,15 +2523,17 @@
             <w:tcW w:w="2088" w:type="dxa"/>
             <w:gridSpan w:val="2"/>
             <w:tcBorders>
-              <w:left w:val="single" w:sz="6" w:space="0" w:color="000000"/>
-            </w:tcBorders>
-          </w:tcPr>
-          <w:p>
-            <w:pPr>
-              <w:pStyle w:val="TableParagraph"/>
-              <w:rPr>
-                <w:rFonts w:ascii="Times New Roman"/>
-                <w:sz w:val="22"/>
+              <w:left w:val="single" w:color="000000" w:sz="6" w:space="0"/>
+            </w:tcBorders>
+          </w:tcPr>
+          <w:p>
+            <w:pPr>
+              <w:pStyle w:val="7"/>
+              <w:spacing w:before="135"/>
+              <w:ind w:left="211" w:right="202"/>
+              <w:jc w:val="center"/>
+              <w:rPr>
+                <w:sz w:val="21"/>
               </w:rPr>
             </w:pPr>
           </w:p>
@@ -2218,10 +2545,12 @@
           </w:tcPr>
           <w:p>
             <w:pPr>
-              <w:pStyle w:val="TableParagraph"/>
-              <w:rPr>
-                <w:rFonts w:ascii="Times New Roman"/>
-                <w:sz w:val="22"/>
+              <w:pStyle w:val="7"/>
+              <w:spacing w:before="135"/>
+              <w:ind w:left="211" w:right="202"/>
+              <w:jc w:val="center"/>
+              <w:rPr>
+                <w:sz w:val="21"/>
               </w:rPr>
             </w:pPr>
           </w:p>
@@ -2236,25 +2565,26 @@
           <w:sz w:val="22"/>
         </w:rPr>
         <w:sectPr>
-          <w:headerReference w:type="default" r:id="rId5"/>
+          <w:headerReference r:id="rId5" w:type="default"/>
           <w:type w:val="continuous"/>
           <w:pgSz w:w="11910" w:h="16840"/>
-          <w:pgMar w:header="1014" w:top="1420" w:bottom="280" w:left="1260" w:right="1260"/>
+          <w:pgMar w:top="1420" w:right="1260" w:bottom="280" w:left="1260" w:header="1014" w:footer="720" w:gutter="0"/>
+          <w:cols w:space="720" w:num="1"/>
         </w:sectPr>
       </w:pPr>
     </w:p>
     <w:tbl>
       <w:tblPr>
+        <w:tblStyle w:val="3"/>
         <w:tblW w:w="0" w:type="auto"/>
-        <w:jc w:val="left"/>
         <w:tblInd w:w="118" w:type="dxa"/>
         <w:tblBorders>
-          <w:top w:val="single" w:sz="12" w:space="0" w:color="000000"/>
-          <w:left w:val="single" w:sz="12" w:space="0" w:color="000000"/>
-          <w:bottom w:val="single" w:sz="12" w:space="0" w:color="000000"/>
-          <w:right w:val="single" w:sz="12" w:space="0" w:color="000000"/>
-          <w:insideH w:val="single" w:sz="12" w:space="0" w:color="000000"/>
-          <w:insideV w:val="single" w:sz="12" w:space="0" w:color="000000"/>
+          <w:top w:val="single" w:color="000000" w:sz="12" w:space="0"/>
+          <w:left w:val="single" w:color="000000" w:sz="12" w:space="0"/>
+          <w:bottom w:val="single" w:color="000000" w:sz="12" w:space="0"/>
+          <w:right w:val="single" w:color="000000" w:sz="12" w:space="0"/>
+          <w:insideH w:val="single" w:color="000000" w:sz="12" w:space="0"/>
+          <w:insideV w:val="single" w:color="000000" w:sz="12" w:space="0"/>
         </w:tblBorders>
         <w:tblLayout w:type="fixed"/>
         <w:tblCellMar>
@@ -2263,7 +2593,6 @@
           <w:bottom w:w="0" w:type="dxa"/>
           <w:right w:w="0" w:type="dxa"/>
         </w:tblCellMar>
-        <w:tblLook w:val="01E0"/>
       </w:tblPr>
       <w:tblGrid>
         <w:gridCol w:w="770"/>
@@ -2290,14 +2619,14 @@
             <w:tcW w:w="770" w:type="dxa"/>
             <w:vMerge w:val="restart"/>
             <w:tcBorders>
-              <w:left w:val="single" w:sz="4" w:space="0" w:color="000000"/>
-              <w:bottom w:val="single" w:sz="4" w:space="0" w:color="000000"/>
-              <w:right w:val="single" w:sz="4" w:space="0" w:color="000000"/>
-            </w:tcBorders>
-          </w:tcPr>
-          <w:p>
-            <w:pPr>
-              <w:pStyle w:val="TableParagraph"/>
+              <w:left w:val="single" w:color="000000" w:sz="4" w:space="0"/>
+              <w:bottom w:val="single" w:color="000000" w:sz="4" w:space="0"/>
+              <w:right w:val="single" w:color="000000" w:sz="4" w:space="0"/>
+            </w:tcBorders>
+          </w:tcPr>
+          <w:p>
+            <w:pPr>
+              <w:pStyle w:val="7"/>
               <w:rPr>
                 <w:rFonts w:ascii="Times New Roman"/>
                 <w:b/>
@@ -2307,19 +2636,19 @@
           </w:p>
           <w:p>
             <w:pPr>
-              <w:pStyle w:val="TableParagraph"/>
-              <w:spacing w:line="620" w:lineRule="atLeast" w:before="171"/>
+              <w:pStyle w:val="7"/>
+              <w:spacing w:before="171" w:line="620" w:lineRule="atLeast"/>
               <w:ind w:left="244" w:right="232"/>
               <w:jc w:val="both"/>
               <w:rPr>
-                <w:rFonts w:ascii="宋体" w:eastAsia="宋体" w:hint="eastAsia"/>
+                <w:rFonts w:hint="eastAsia" w:ascii="宋体" w:eastAsia="宋体"/>
                 <w:b/>
                 <w:sz w:val="28"/>
               </w:rPr>
             </w:pPr>
             <w:r>
               <w:rPr>
-                <w:rFonts w:ascii="宋体" w:eastAsia="宋体" w:hint="eastAsia"/>
+                <w:rFonts w:hint="eastAsia" w:ascii="宋体" w:eastAsia="宋体"/>
                 <w:b/>
                 <w:sz w:val="28"/>
               </w:rPr>
@@ -2332,14 +2661,14 @@
             <w:tcW w:w="1727" w:type="dxa"/>
             <w:gridSpan w:val="3"/>
             <w:tcBorders>
-              <w:left w:val="single" w:sz="4" w:space="0" w:color="000000"/>
-              <w:bottom w:val="single" w:sz="4" w:space="0" w:color="000000"/>
-              <w:right w:val="single" w:sz="4" w:space="0" w:color="000000"/>
-            </w:tcBorders>
-          </w:tcPr>
-          <w:p>
-            <w:pPr>
-              <w:pStyle w:val="TableParagraph"/>
+              <w:left w:val="single" w:color="000000" w:sz="4" w:space="0"/>
+              <w:bottom w:val="single" w:color="000000" w:sz="4" w:space="0"/>
+              <w:right w:val="single" w:color="000000" w:sz="4" w:space="0"/>
+            </w:tcBorders>
+          </w:tcPr>
+          <w:p>
+            <w:pPr>
+              <w:pStyle w:val="7"/>
               <w:spacing w:before="114"/>
               <w:ind w:left="441"/>
               <w:rPr>
@@ -2359,14 +2688,14 @@
             <w:tcW w:w="2469" w:type="dxa"/>
             <w:gridSpan w:val="4"/>
             <w:tcBorders>
-              <w:left w:val="single" w:sz="4" w:space="0" w:color="000000"/>
-              <w:bottom w:val="single" w:sz="4" w:space="0" w:color="000000"/>
-              <w:right w:val="single" w:sz="6" w:space="0" w:color="000000"/>
-            </w:tcBorders>
-          </w:tcPr>
-          <w:p>
-            <w:pPr>
-              <w:pStyle w:val="TableParagraph"/>
+              <w:left w:val="single" w:color="000000" w:sz="4" w:space="0"/>
+              <w:bottom w:val="single" w:color="000000" w:sz="4" w:space="0"/>
+              <w:right w:val="single" w:color="000000" w:sz="6" w:space="0"/>
+            </w:tcBorders>
+          </w:tcPr>
+          <w:p>
+            <w:pPr>
+              <w:pStyle w:val="7"/>
               <w:spacing w:before="114"/>
               <w:ind w:left="601"/>
               <w:rPr>
@@ -2386,14 +2715,14 @@
             <w:tcW w:w="2092" w:type="dxa"/>
             <w:gridSpan w:val="3"/>
             <w:tcBorders>
-              <w:left w:val="single" w:sz="6" w:space="0" w:color="000000"/>
-              <w:bottom w:val="single" w:sz="4" w:space="0" w:color="000000"/>
-              <w:right w:val="single" w:sz="4" w:space="0" w:color="000000"/>
-            </w:tcBorders>
-          </w:tcPr>
-          <w:p>
-            <w:pPr>
-              <w:pStyle w:val="TableParagraph"/>
+              <w:left w:val="single" w:color="000000" w:sz="6" w:space="0"/>
+              <w:bottom w:val="single" w:color="000000" w:sz="4" w:space="0"/>
+              <w:right w:val="single" w:color="000000" w:sz="4" w:space="0"/>
+            </w:tcBorders>
+          </w:tcPr>
+          <w:p>
+            <w:pPr>
+              <w:pStyle w:val="7"/>
               <w:spacing w:before="114"/>
               <w:ind w:left="619"/>
               <w:rPr>
@@ -2413,15 +2742,15 @@
             <w:tcW w:w="2107" w:type="dxa"/>
             <w:gridSpan w:val="3"/>
             <w:tcBorders>
-              <w:top w:val="single" w:sz="4" w:space="0" w:color="000000"/>
-              <w:left w:val="single" w:sz="4" w:space="0" w:color="000000"/>
-              <w:bottom w:val="single" w:sz="4" w:space="0" w:color="000000"/>
-              <w:right w:val="single" w:sz="4" w:space="0" w:color="000000"/>
-            </w:tcBorders>
-          </w:tcPr>
-          <w:p>
-            <w:pPr>
-              <w:pStyle w:val="TableParagraph"/>
+              <w:top w:val="single" w:color="000000" w:sz="4" w:space="0"/>
+              <w:left w:val="single" w:color="000000" w:sz="4" w:space="0"/>
+              <w:bottom w:val="single" w:color="000000" w:sz="4" w:space="0"/>
+              <w:right w:val="single" w:color="000000" w:sz="4" w:space="0"/>
+            </w:tcBorders>
+          </w:tcPr>
+          <w:p>
+            <w:pPr>
+              <w:pStyle w:val="7"/>
               <w:spacing w:before="114"/>
               <w:ind w:left="630"/>
               <w:rPr>
@@ -2444,12 +2773,12 @@
         <w:tc>
           <w:tcPr>
             <w:tcW w:w="770" w:type="dxa"/>
-            <w:vMerge/>
+            <w:vMerge w:val="continue"/>
             <w:tcBorders>
               <w:top w:val="nil"/>
-              <w:left w:val="single" w:sz="4" w:space="0" w:color="000000"/>
-              <w:bottom w:val="single" w:sz="4" w:space="0" w:color="000000"/>
-              <w:right w:val="single" w:sz="4" w:space="0" w:color="000000"/>
+              <w:left w:val="single" w:color="000000" w:sz="4" w:space="0"/>
+              <w:bottom w:val="single" w:color="000000" w:sz="4" w:space="0"/>
+              <w:right w:val="single" w:color="000000" w:sz="4" w:space="0"/>
             </w:tcBorders>
           </w:tcPr>
           <w:p>
@@ -2466,18 +2795,20 @@
             <w:tcW w:w="1727" w:type="dxa"/>
             <w:gridSpan w:val="3"/>
             <w:tcBorders>
-              <w:top w:val="single" w:sz="4" w:space="0" w:color="000000"/>
-              <w:left w:val="single" w:sz="4" w:space="0" w:color="000000"/>
-              <w:bottom w:val="single" w:sz="4" w:space="0" w:color="000000"/>
-              <w:right w:val="single" w:sz="4" w:space="0" w:color="000000"/>
-            </w:tcBorders>
-          </w:tcPr>
-          <w:p>
-            <w:pPr>
-              <w:pStyle w:val="TableParagraph"/>
-              <w:rPr>
-                <w:rFonts w:ascii="Times New Roman"/>
-                <w:sz w:val="22"/>
+              <w:top w:val="single" w:color="000000" w:sz="4" w:space="0"/>
+              <w:left w:val="single" w:color="000000" w:sz="4" w:space="0"/>
+              <w:bottom w:val="single" w:color="000000" w:sz="4" w:space="0"/>
+              <w:right w:val="single" w:color="000000" w:sz="4" w:space="0"/>
+            </w:tcBorders>
+          </w:tcPr>
+          <w:p>
+            <w:pPr>
+              <w:pStyle w:val="7"/>
+              <w:spacing w:before="135"/>
+              <w:ind w:left="211" w:right="202"/>
+              <w:jc w:val="center"/>
+              <w:rPr>
+                <w:sz w:val="21"/>
               </w:rPr>
             </w:pPr>
           </w:p>
@@ -2487,18 +2818,20 @@
             <w:tcW w:w="2469" w:type="dxa"/>
             <w:gridSpan w:val="4"/>
             <w:tcBorders>
-              <w:top w:val="single" w:sz="4" w:space="0" w:color="000000"/>
-              <w:left w:val="single" w:sz="4" w:space="0" w:color="000000"/>
-              <w:bottom w:val="single" w:sz="4" w:space="0" w:color="000000"/>
-              <w:right w:val="single" w:sz="6" w:space="0" w:color="000000"/>
-            </w:tcBorders>
-          </w:tcPr>
-          <w:p>
-            <w:pPr>
-              <w:pStyle w:val="TableParagraph"/>
-              <w:rPr>
-                <w:rFonts w:ascii="Times New Roman"/>
-                <w:sz w:val="22"/>
+              <w:top w:val="single" w:color="000000" w:sz="4" w:space="0"/>
+              <w:left w:val="single" w:color="000000" w:sz="4" w:space="0"/>
+              <w:bottom w:val="single" w:color="000000" w:sz="4" w:space="0"/>
+              <w:right w:val="single" w:color="000000" w:sz="6" w:space="0"/>
+            </w:tcBorders>
+          </w:tcPr>
+          <w:p>
+            <w:pPr>
+              <w:pStyle w:val="7"/>
+              <w:spacing w:before="135"/>
+              <w:ind w:left="211" w:right="202"/>
+              <w:jc w:val="center"/>
+              <w:rPr>
+                <w:sz w:val="21"/>
               </w:rPr>
             </w:pPr>
           </w:p>
@@ -2508,18 +2841,20 @@
             <w:tcW w:w="2092" w:type="dxa"/>
             <w:gridSpan w:val="3"/>
             <w:tcBorders>
-              <w:top w:val="single" w:sz="4" w:space="0" w:color="000000"/>
-              <w:left w:val="single" w:sz="6" w:space="0" w:color="000000"/>
-              <w:bottom w:val="single" w:sz="4" w:space="0" w:color="000000"/>
-              <w:right w:val="single" w:sz="4" w:space="0" w:color="000000"/>
-            </w:tcBorders>
-          </w:tcPr>
-          <w:p>
-            <w:pPr>
-              <w:pStyle w:val="TableParagraph"/>
-              <w:rPr>
-                <w:rFonts w:ascii="Times New Roman"/>
-                <w:sz w:val="22"/>
+              <w:top w:val="single" w:color="000000" w:sz="4" w:space="0"/>
+              <w:left w:val="single" w:color="000000" w:sz="6" w:space="0"/>
+              <w:bottom w:val="single" w:color="000000" w:sz="4" w:space="0"/>
+              <w:right w:val="single" w:color="000000" w:sz="4" w:space="0"/>
+            </w:tcBorders>
+          </w:tcPr>
+          <w:p>
+            <w:pPr>
+              <w:pStyle w:val="7"/>
+              <w:spacing w:before="135"/>
+              <w:ind w:left="211" w:right="202"/>
+              <w:jc w:val="center"/>
+              <w:rPr>
+                <w:sz w:val="21"/>
               </w:rPr>
             </w:pPr>
           </w:p>
@@ -2529,18 +2864,20 @@
             <w:tcW w:w="2107" w:type="dxa"/>
             <w:gridSpan w:val="3"/>
             <w:tcBorders>
-              <w:top w:val="single" w:sz="4" w:space="0" w:color="000000"/>
-              <w:left w:val="single" w:sz="4" w:space="0" w:color="000000"/>
-              <w:bottom w:val="single" w:sz="4" w:space="0" w:color="000000"/>
-              <w:right w:val="single" w:sz="4" w:space="0" w:color="000000"/>
-            </w:tcBorders>
-          </w:tcPr>
-          <w:p>
-            <w:pPr>
-              <w:pStyle w:val="TableParagraph"/>
-              <w:rPr>
-                <w:rFonts w:ascii="Times New Roman"/>
-                <w:sz w:val="22"/>
+              <w:top w:val="single" w:color="000000" w:sz="4" w:space="0"/>
+              <w:left w:val="single" w:color="000000" w:sz="4" w:space="0"/>
+              <w:bottom w:val="single" w:color="000000" w:sz="4" w:space="0"/>
+              <w:right w:val="single" w:color="000000" w:sz="4" w:space="0"/>
+            </w:tcBorders>
+          </w:tcPr>
+          <w:p>
+            <w:pPr>
+              <w:pStyle w:val="7"/>
+              <w:spacing w:before="135"/>
+              <w:ind w:left="211" w:right="202"/>
+              <w:jc w:val="center"/>
+              <w:rPr>
+                <w:sz w:val="21"/>
               </w:rPr>
             </w:pPr>
           </w:p>
@@ -2553,12 +2890,12 @@
         <w:tc>
           <w:tcPr>
             <w:tcW w:w="770" w:type="dxa"/>
-            <w:vMerge/>
+            <w:vMerge w:val="continue"/>
             <w:tcBorders>
               <w:top w:val="nil"/>
-              <w:left w:val="single" w:sz="4" w:space="0" w:color="000000"/>
-              <w:bottom w:val="single" w:sz="4" w:space="0" w:color="000000"/>
-              <w:right w:val="single" w:sz="4" w:space="0" w:color="000000"/>
+              <w:left w:val="single" w:color="000000" w:sz="4" w:space="0"/>
+              <w:bottom w:val="single" w:color="000000" w:sz="4" w:space="0"/>
+              <w:right w:val="single" w:color="000000" w:sz="4" w:space="0"/>
             </w:tcBorders>
           </w:tcPr>
           <w:p>
@@ -2575,18 +2912,20 @@
             <w:tcW w:w="1727" w:type="dxa"/>
             <w:gridSpan w:val="3"/>
             <w:tcBorders>
-              <w:top w:val="single" w:sz="4" w:space="0" w:color="000000"/>
-              <w:left w:val="single" w:sz="4" w:space="0" w:color="000000"/>
-              <w:bottom w:val="single" w:sz="4" w:space="0" w:color="000000"/>
-              <w:right w:val="single" w:sz="4" w:space="0" w:color="000000"/>
-            </w:tcBorders>
-          </w:tcPr>
-          <w:p>
-            <w:pPr>
-              <w:pStyle w:val="TableParagraph"/>
-              <w:rPr>
-                <w:rFonts w:ascii="Times New Roman"/>
-                <w:sz w:val="22"/>
+              <w:top w:val="single" w:color="000000" w:sz="4" w:space="0"/>
+              <w:left w:val="single" w:color="000000" w:sz="4" w:space="0"/>
+              <w:bottom w:val="single" w:color="000000" w:sz="4" w:space="0"/>
+              <w:right w:val="single" w:color="000000" w:sz="4" w:space="0"/>
+            </w:tcBorders>
+          </w:tcPr>
+          <w:p>
+            <w:pPr>
+              <w:pStyle w:val="7"/>
+              <w:spacing w:before="135"/>
+              <w:ind w:left="211" w:right="202"/>
+              <w:jc w:val="center"/>
+              <w:rPr>
+                <w:sz w:val="21"/>
               </w:rPr>
             </w:pPr>
           </w:p>
@@ -2596,18 +2935,20 @@
             <w:tcW w:w="2469" w:type="dxa"/>
             <w:gridSpan w:val="4"/>
             <w:tcBorders>
-              <w:top w:val="single" w:sz="4" w:space="0" w:color="000000"/>
-              <w:left w:val="single" w:sz="4" w:space="0" w:color="000000"/>
-              <w:bottom w:val="single" w:sz="4" w:space="0" w:color="000000"/>
-              <w:right w:val="single" w:sz="6" w:space="0" w:color="000000"/>
-            </w:tcBorders>
-          </w:tcPr>
-          <w:p>
-            <w:pPr>
-              <w:pStyle w:val="TableParagraph"/>
-              <w:rPr>
-                <w:rFonts w:ascii="Times New Roman"/>
-                <w:sz w:val="22"/>
+              <w:top w:val="single" w:color="000000" w:sz="4" w:space="0"/>
+              <w:left w:val="single" w:color="000000" w:sz="4" w:space="0"/>
+              <w:bottom w:val="single" w:color="000000" w:sz="4" w:space="0"/>
+              <w:right w:val="single" w:color="000000" w:sz="6" w:space="0"/>
+            </w:tcBorders>
+          </w:tcPr>
+          <w:p>
+            <w:pPr>
+              <w:pStyle w:val="7"/>
+              <w:spacing w:before="135"/>
+              <w:ind w:left="211" w:right="202"/>
+              <w:jc w:val="center"/>
+              <w:rPr>
+                <w:sz w:val="21"/>
               </w:rPr>
             </w:pPr>
           </w:p>
@@ -2617,18 +2958,20 @@
             <w:tcW w:w="2092" w:type="dxa"/>
             <w:gridSpan w:val="3"/>
             <w:tcBorders>
-              <w:top w:val="single" w:sz="4" w:space="0" w:color="000000"/>
-              <w:left w:val="single" w:sz="6" w:space="0" w:color="000000"/>
-              <w:bottom w:val="single" w:sz="4" w:space="0" w:color="000000"/>
-              <w:right w:val="single" w:sz="4" w:space="0" w:color="000000"/>
-            </w:tcBorders>
-          </w:tcPr>
-          <w:p>
-            <w:pPr>
-              <w:pStyle w:val="TableParagraph"/>
-              <w:rPr>
-                <w:rFonts w:ascii="Times New Roman"/>
-                <w:sz w:val="22"/>
+              <w:top w:val="single" w:color="000000" w:sz="4" w:space="0"/>
+              <w:left w:val="single" w:color="000000" w:sz="6" w:space="0"/>
+              <w:bottom w:val="single" w:color="000000" w:sz="4" w:space="0"/>
+              <w:right w:val="single" w:color="000000" w:sz="4" w:space="0"/>
+            </w:tcBorders>
+          </w:tcPr>
+          <w:p>
+            <w:pPr>
+              <w:pStyle w:val="7"/>
+              <w:spacing w:before="135"/>
+              <w:ind w:left="211" w:right="202"/>
+              <w:jc w:val="center"/>
+              <w:rPr>
+                <w:sz w:val="21"/>
               </w:rPr>
             </w:pPr>
           </w:p>
@@ -2638,18 +2981,20 @@
             <w:tcW w:w="2107" w:type="dxa"/>
             <w:gridSpan w:val="3"/>
             <w:tcBorders>
-              <w:top w:val="single" w:sz="4" w:space="0" w:color="000000"/>
-              <w:left w:val="single" w:sz="4" w:space="0" w:color="000000"/>
-              <w:bottom w:val="single" w:sz="4" w:space="0" w:color="000000"/>
-              <w:right w:val="single" w:sz="4" w:space="0" w:color="000000"/>
-            </w:tcBorders>
-          </w:tcPr>
-          <w:p>
-            <w:pPr>
-              <w:pStyle w:val="TableParagraph"/>
-              <w:rPr>
-                <w:rFonts w:ascii="Times New Roman"/>
-                <w:sz w:val="22"/>
+              <w:top w:val="single" w:color="000000" w:sz="4" w:space="0"/>
+              <w:left w:val="single" w:color="000000" w:sz="4" w:space="0"/>
+              <w:bottom w:val="single" w:color="000000" w:sz="4" w:space="0"/>
+              <w:right w:val="single" w:color="000000" w:sz="4" w:space="0"/>
+            </w:tcBorders>
+          </w:tcPr>
+          <w:p>
+            <w:pPr>
+              <w:pStyle w:val="7"/>
+              <w:spacing w:before="135"/>
+              <w:ind w:left="211" w:right="202"/>
+              <w:jc w:val="center"/>
+              <w:rPr>
+                <w:sz w:val="21"/>
               </w:rPr>
             </w:pPr>
           </w:p>
@@ -2662,12 +3007,12 @@
         <w:tc>
           <w:tcPr>
             <w:tcW w:w="770" w:type="dxa"/>
-            <w:vMerge/>
+            <w:vMerge w:val="continue"/>
             <w:tcBorders>
               <w:top w:val="nil"/>
-              <w:left w:val="single" w:sz="4" w:space="0" w:color="000000"/>
-              <w:bottom w:val="single" w:sz="4" w:space="0" w:color="000000"/>
-              <w:right w:val="single" w:sz="4" w:space="0" w:color="000000"/>
+              <w:left w:val="single" w:color="000000" w:sz="4" w:space="0"/>
+              <w:bottom w:val="single" w:color="000000" w:sz="4" w:space="0"/>
+              <w:right w:val="single" w:color="000000" w:sz="4" w:space="0"/>
             </w:tcBorders>
           </w:tcPr>
           <w:p>
@@ -2684,18 +3029,20 @@
             <w:tcW w:w="1727" w:type="dxa"/>
             <w:gridSpan w:val="3"/>
             <w:tcBorders>
-              <w:top w:val="single" w:sz="4" w:space="0" w:color="000000"/>
-              <w:left w:val="single" w:sz="4" w:space="0" w:color="000000"/>
-              <w:bottom w:val="single" w:sz="4" w:space="0" w:color="000000"/>
-              <w:right w:val="single" w:sz="4" w:space="0" w:color="000000"/>
-            </w:tcBorders>
-          </w:tcPr>
-          <w:p>
-            <w:pPr>
-              <w:pStyle w:val="TableParagraph"/>
-              <w:rPr>
-                <w:rFonts w:ascii="Times New Roman"/>
-                <w:sz w:val="22"/>
+              <w:top w:val="single" w:color="000000" w:sz="4" w:space="0"/>
+              <w:left w:val="single" w:color="000000" w:sz="4" w:space="0"/>
+              <w:bottom w:val="single" w:color="000000" w:sz="4" w:space="0"/>
+              <w:right w:val="single" w:color="000000" w:sz="4" w:space="0"/>
+            </w:tcBorders>
+          </w:tcPr>
+          <w:p>
+            <w:pPr>
+              <w:pStyle w:val="7"/>
+              <w:spacing w:before="135"/>
+              <w:ind w:left="211" w:right="202"/>
+              <w:jc w:val="center"/>
+              <w:rPr>
+                <w:sz w:val="21"/>
               </w:rPr>
             </w:pPr>
           </w:p>
@@ -2705,18 +3052,20 @@
             <w:tcW w:w="2469" w:type="dxa"/>
             <w:gridSpan w:val="4"/>
             <w:tcBorders>
-              <w:top w:val="single" w:sz="4" w:space="0" w:color="000000"/>
-              <w:left w:val="single" w:sz="4" w:space="0" w:color="000000"/>
-              <w:bottom w:val="single" w:sz="4" w:space="0" w:color="000000"/>
-              <w:right w:val="single" w:sz="6" w:space="0" w:color="000000"/>
-            </w:tcBorders>
-          </w:tcPr>
-          <w:p>
-            <w:pPr>
-              <w:pStyle w:val="TableParagraph"/>
-              <w:rPr>
-                <w:rFonts w:ascii="Times New Roman"/>
-                <w:sz w:val="22"/>
+              <w:top w:val="single" w:color="000000" w:sz="4" w:space="0"/>
+              <w:left w:val="single" w:color="000000" w:sz="4" w:space="0"/>
+              <w:bottom w:val="single" w:color="000000" w:sz="4" w:space="0"/>
+              <w:right w:val="single" w:color="000000" w:sz="6" w:space="0"/>
+            </w:tcBorders>
+          </w:tcPr>
+          <w:p>
+            <w:pPr>
+              <w:pStyle w:val="7"/>
+              <w:spacing w:before="135"/>
+              <w:ind w:left="211" w:right="202"/>
+              <w:jc w:val="center"/>
+              <w:rPr>
+                <w:sz w:val="21"/>
               </w:rPr>
             </w:pPr>
           </w:p>
@@ -2726,18 +3075,20 @@
             <w:tcW w:w="2092" w:type="dxa"/>
             <w:gridSpan w:val="3"/>
             <w:tcBorders>
-              <w:top w:val="single" w:sz="4" w:space="0" w:color="000000"/>
-              <w:left w:val="single" w:sz="6" w:space="0" w:color="000000"/>
-              <w:bottom w:val="single" w:sz="4" w:space="0" w:color="000000"/>
-              <w:right w:val="single" w:sz="4" w:space="0" w:color="000000"/>
-            </w:tcBorders>
-          </w:tcPr>
-          <w:p>
-            <w:pPr>
-              <w:pStyle w:val="TableParagraph"/>
-              <w:rPr>
-                <w:rFonts w:ascii="Times New Roman"/>
-                <w:sz w:val="22"/>
+              <w:top w:val="single" w:color="000000" w:sz="4" w:space="0"/>
+              <w:left w:val="single" w:color="000000" w:sz="6" w:space="0"/>
+              <w:bottom w:val="single" w:color="000000" w:sz="4" w:space="0"/>
+              <w:right w:val="single" w:color="000000" w:sz="4" w:space="0"/>
+            </w:tcBorders>
+          </w:tcPr>
+          <w:p>
+            <w:pPr>
+              <w:pStyle w:val="7"/>
+              <w:spacing w:before="135"/>
+              <w:ind w:left="211" w:right="202"/>
+              <w:jc w:val="center"/>
+              <w:rPr>
+                <w:sz w:val="21"/>
               </w:rPr>
             </w:pPr>
           </w:p>
@@ -2747,18 +3098,20 @@
             <w:tcW w:w="2107" w:type="dxa"/>
             <w:gridSpan w:val="3"/>
             <w:tcBorders>
-              <w:top w:val="single" w:sz="4" w:space="0" w:color="000000"/>
-              <w:left w:val="single" w:sz="4" w:space="0" w:color="000000"/>
-              <w:bottom w:val="single" w:sz="4" w:space="0" w:color="000000"/>
-              <w:right w:val="single" w:sz="4" w:space="0" w:color="000000"/>
-            </w:tcBorders>
-          </w:tcPr>
-          <w:p>
-            <w:pPr>
-              <w:pStyle w:val="TableParagraph"/>
-              <w:rPr>
-                <w:rFonts w:ascii="Times New Roman"/>
-                <w:sz w:val="22"/>
+              <w:top w:val="single" w:color="000000" w:sz="4" w:space="0"/>
+              <w:left w:val="single" w:color="000000" w:sz="4" w:space="0"/>
+              <w:bottom w:val="single" w:color="000000" w:sz="4" w:space="0"/>
+              <w:right w:val="single" w:color="000000" w:sz="4" w:space="0"/>
+            </w:tcBorders>
+          </w:tcPr>
+          <w:p>
+            <w:pPr>
+              <w:pStyle w:val="7"/>
+              <w:spacing w:before="135"/>
+              <w:ind w:left="211" w:right="202"/>
+              <w:jc w:val="center"/>
+              <w:rPr>
+                <w:sz w:val="21"/>
               </w:rPr>
             </w:pPr>
           </w:p>
@@ -2771,12 +3124,12 @@
         <w:tc>
           <w:tcPr>
             <w:tcW w:w="770" w:type="dxa"/>
-            <w:vMerge/>
+            <w:vMerge w:val="continue"/>
             <w:tcBorders>
               <w:top w:val="nil"/>
-              <w:left w:val="single" w:sz="4" w:space="0" w:color="000000"/>
-              <w:bottom w:val="single" w:sz="4" w:space="0" w:color="000000"/>
-              <w:right w:val="single" w:sz="4" w:space="0" w:color="000000"/>
+              <w:left w:val="single" w:color="000000" w:sz="4" w:space="0"/>
+              <w:bottom w:val="single" w:color="000000" w:sz="4" w:space="0"/>
+              <w:right w:val="single" w:color="000000" w:sz="4" w:space="0"/>
             </w:tcBorders>
           </w:tcPr>
           <w:p>
@@ -2793,18 +3146,20 @@
             <w:tcW w:w="1727" w:type="dxa"/>
             <w:gridSpan w:val="3"/>
             <w:tcBorders>
-              <w:top w:val="single" w:sz="4" w:space="0" w:color="000000"/>
-              <w:left w:val="single" w:sz="4" w:space="0" w:color="000000"/>
-              <w:bottom w:val="single" w:sz="4" w:space="0" w:color="000000"/>
-              <w:right w:val="single" w:sz="4" w:space="0" w:color="000000"/>
-            </w:tcBorders>
-          </w:tcPr>
-          <w:p>
-            <w:pPr>
-              <w:pStyle w:val="TableParagraph"/>
-              <w:rPr>
-                <w:rFonts w:ascii="Times New Roman"/>
-                <w:sz w:val="22"/>
+              <w:top w:val="single" w:color="000000" w:sz="4" w:space="0"/>
+              <w:left w:val="single" w:color="000000" w:sz="4" w:space="0"/>
+              <w:bottom w:val="single" w:color="000000" w:sz="4" w:space="0"/>
+              <w:right w:val="single" w:color="000000" w:sz="4" w:space="0"/>
+            </w:tcBorders>
+          </w:tcPr>
+          <w:p>
+            <w:pPr>
+              <w:pStyle w:val="7"/>
+              <w:spacing w:before="135"/>
+              <w:ind w:left="211" w:right="202"/>
+              <w:jc w:val="center"/>
+              <w:rPr>
+                <w:sz w:val="21"/>
               </w:rPr>
             </w:pPr>
           </w:p>
@@ -2814,18 +3169,20 @@
             <w:tcW w:w="2469" w:type="dxa"/>
             <w:gridSpan w:val="4"/>
             <w:tcBorders>
-              <w:top w:val="single" w:sz="4" w:space="0" w:color="000000"/>
-              <w:left w:val="single" w:sz="4" w:space="0" w:color="000000"/>
-              <w:bottom w:val="single" w:sz="4" w:space="0" w:color="000000"/>
-              <w:right w:val="single" w:sz="6" w:space="0" w:color="000000"/>
-            </w:tcBorders>
-          </w:tcPr>
-          <w:p>
-            <w:pPr>
-              <w:pStyle w:val="TableParagraph"/>
-              <w:rPr>
-                <w:rFonts w:ascii="Times New Roman"/>
-                <w:sz w:val="22"/>
+              <w:top w:val="single" w:color="000000" w:sz="4" w:space="0"/>
+              <w:left w:val="single" w:color="000000" w:sz="4" w:space="0"/>
+              <w:bottom w:val="single" w:color="000000" w:sz="4" w:space="0"/>
+              <w:right w:val="single" w:color="000000" w:sz="6" w:space="0"/>
+            </w:tcBorders>
+          </w:tcPr>
+          <w:p>
+            <w:pPr>
+              <w:pStyle w:val="7"/>
+              <w:spacing w:before="135"/>
+              <w:ind w:left="211" w:right="202"/>
+              <w:jc w:val="center"/>
+              <w:rPr>
+                <w:sz w:val="21"/>
               </w:rPr>
             </w:pPr>
           </w:p>
@@ -2835,18 +3192,20 @@
             <w:tcW w:w="2092" w:type="dxa"/>
             <w:gridSpan w:val="3"/>
             <w:tcBorders>
-              <w:top w:val="single" w:sz="4" w:space="0" w:color="000000"/>
-              <w:left w:val="single" w:sz="6" w:space="0" w:color="000000"/>
-              <w:bottom w:val="single" w:sz="4" w:space="0" w:color="000000"/>
-              <w:right w:val="single" w:sz="4" w:space="0" w:color="000000"/>
-            </w:tcBorders>
-          </w:tcPr>
-          <w:p>
-            <w:pPr>
-              <w:pStyle w:val="TableParagraph"/>
-              <w:rPr>
-                <w:rFonts w:ascii="Times New Roman"/>
-                <w:sz w:val="22"/>
+              <w:top w:val="single" w:color="000000" w:sz="4" w:space="0"/>
+              <w:left w:val="single" w:color="000000" w:sz="6" w:space="0"/>
+              <w:bottom w:val="single" w:color="000000" w:sz="4" w:space="0"/>
+              <w:right w:val="single" w:color="000000" w:sz="4" w:space="0"/>
+            </w:tcBorders>
+          </w:tcPr>
+          <w:p>
+            <w:pPr>
+              <w:pStyle w:val="7"/>
+              <w:spacing w:before="135"/>
+              <w:ind w:left="211" w:right="202"/>
+              <w:jc w:val="center"/>
+              <w:rPr>
+                <w:sz w:val="21"/>
               </w:rPr>
             </w:pPr>
           </w:p>
@@ -2856,18 +3215,20 @@
             <w:tcW w:w="2107" w:type="dxa"/>
             <w:gridSpan w:val="3"/>
             <w:tcBorders>
-              <w:top w:val="single" w:sz="4" w:space="0" w:color="000000"/>
-              <w:left w:val="single" w:sz="4" w:space="0" w:color="000000"/>
-              <w:bottom w:val="single" w:sz="4" w:space="0" w:color="000000"/>
-              <w:right w:val="single" w:sz="4" w:space="0" w:color="000000"/>
-            </w:tcBorders>
-          </w:tcPr>
-          <w:p>
-            <w:pPr>
-              <w:pStyle w:val="TableParagraph"/>
-              <w:rPr>
-                <w:rFonts w:ascii="Times New Roman"/>
-                <w:sz w:val="22"/>
+              <w:top w:val="single" w:color="000000" w:sz="4" w:space="0"/>
+              <w:left w:val="single" w:color="000000" w:sz="4" w:space="0"/>
+              <w:bottom w:val="single" w:color="000000" w:sz="4" w:space="0"/>
+              <w:right w:val="single" w:color="000000" w:sz="4" w:space="0"/>
+            </w:tcBorders>
+          </w:tcPr>
+          <w:p>
+            <w:pPr>
+              <w:pStyle w:val="7"/>
+              <w:spacing w:before="135"/>
+              <w:ind w:left="211" w:right="202"/>
+              <w:jc w:val="center"/>
+              <w:rPr>
+                <w:sz w:val="21"/>
               </w:rPr>
             </w:pPr>
           </w:p>
@@ -2880,12 +3241,12 @@
         <w:tc>
           <w:tcPr>
             <w:tcW w:w="770" w:type="dxa"/>
-            <w:vMerge/>
+            <w:vMerge w:val="continue"/>
             <w:tcBorders>
               <w:top w:val="nil"/>
-              <w:left w:val="single" w:sz="4" w:space="0" w:color="000000"/>
-              <w:bottom w:val="single" w:sz="4" w:space="0" w:color="000000"/>
-              <w:right w:val="single" w:sz="4" w:space="0" w:color="000000"/>
+              <w:left w:val="single" w:color="000000" w:sz="4" w:space="0"/>
+              <w:bottom w:val="single" w:color="000000" w:sz="4" w:space="0"/>
+              <w:right w:val="single" w:color="000000" w:sz="4" w:space="0"/>
             </w:tcBorders>
           </w:tcPr>
           <w:p>
@@ -2902,18 +3263,20 @@
             <w:tcW w:w="1727" w:type="dxa"/>
             <w:gridSpan w:val="3"/>
             <w:tcBorders>
-              <w:top w:val="single" w:sz="4" w:space="0" w:color="000000"/>
-              <w:left w:val="single" w:sz="4" w:space="0" w:color="000000"/>
-              <w:bottom w:val="single" w:sz="4" w:space="0" w:color="000000"/>
-              <w:right w:val="single" w:sz="4" w:space="0" w:color="000000"/>
-            </w:tcBorders>
-          </w:tcPr>
-          <w:p>
-            <w:pPr>
-              <w:pStyle w:val="TableParagraph"/>
-              <w:rPr>
-                <w:rFonts w:ascii="Times New Roman"/>
-                <w:sz w:val="22"/>
+              <w:top w:val="single" w:color="000000" w:sz="4" w:space="0"/>
+              <w:left w:val="single" w:color="000000" w:sz="4" w:space="0"/>
+              <w:bottom w:val="single" w:color="000000" w:sz="4" w:space="0"/>
+              <w:right w:val="single" w:color="000000" w:sz="4" w:space="0"/>
+            </w:tcBorders>
+          </w:tcPr>
+          <w:p>
+            <w:pPr>
+              <w:pStyle w:val="7"/>
+              <w:spacing w:before="135"/>
+              <w:ind w:left="211" w:right="202"/>
+              <w:jc w:val="center"/>
+              <w:rPr>
+                <w:sz w:val="21"/>
               </w:rPr>
             </w:pPr>
           </w:p>
@@ -2923,18 +3286,20 @@
             <w:tcW w:w="2469" w:type="dxa"/>
             <w:gridSpan w:val="4"/>
             <w:tcBorders>
-              <w:top w:val="single" w:sz="4" w:space="0" w:color="000000"/>
-              <w:left w:val="single" w:sz="4" w:space="0" w:color="000000"/>
-              <w:bottom w:val="single" w:sz="4" w:space="0" w:color="000000"/>
-              <w:right w:val="single" w:sz="6" w:space="0" w:color="000000"/>
-            </w:tcBorders>
-          </w:tcPr>
-          <w:p>
-            <w:pPr>
-              <w:pStyle w:val="TableParagraph"/>
-              <w:rPr>
-                <w:rFonts w:ascii="Times New Roman"/>
-                <w:sz w:val="22"/>
+              <w:top w:val="single" w:color="000000" w:sz="4" w:space="0"/>
+              <w:left w:val="single" w:color="000000" w:sz="4" w:space="0"/>
+              <w:bottom w:val="single" w:color="000000" w:sz="4" w:space="0"/>
+              <w:right w:val="single" w:color="000000" w:sz="6" w:space="0"/>
+            </w:tcBorders>
+          </w:tcPr>
+          <w:p>
+            <w:pPr>
+              <w:pStyle w:val="7"/>
+              <w:spacing w:before="135"/>
+              <w:ind w:left="211" w:right="202"/>
+              <w:jc w:val="center"/>
+              <w:rPr>
+                <w:sz w:val="21"/>
               </w:rPr>
             </w:pPr>
           </w:p>
@@ -2944,18 +3309,20 @@
             <w:tcW w:w="2092" w:type="dxa"/>
             <w:gridSpan w:val="3"/>
             <w:tcBorders>
-              <w:top w:val="single" w:sz="4" w:space="0" w:color="000000"/>
-              <w:left w:val="single" w:sz="6" w:space="0" w:color="000000"/>
-              <w:bottom w:val="single" w:sz="4" w:space="0" w:color="000000"/>
-              <w:right w:val="single" w:sz="4" w:space="0" w:color="000000"/>
-            </w:tcBorders>
-          </w:tcPr>
-          <w:p>
-            <w:pPr>
-              <w:pStyle w:val="TableParagraph"/>
-              <w:rPr>
-                <w:rFonts w:ascii="Times New Roman"/>
-                <w:sz w:val="22"/>
+              <w:top w:val="single" w:color="000000" w:sz="4" w:space="0"/>
+              <w:left w:val="single" w:color="000000" w:sz="6" w:space="0"/>
+              <w:bottom w:val="single" w:color="000000" w:sz="4" w:space="0"/>
+              <w:right w:val="single" w:color="000000" w:sz="4" w:space="0"/>
+            </w:tcBorders>
+          </w:tcPr>
+          <w:p>
+            <w:pPr>
+              <w:pStyle w:val="7"/>
+              <w:spacing w:before="135"/>
+              <w:ind w:left="211" w:right="202"/>
+              <w:jc w:val="center"/>
+              <w:rPr>
+                <w:sz w:val="21"/>
               </w:rPr>
             </w:pPr>
           </w:p>
@@ -2965,18 +3332,20 @@
             <w:tcW w:w="2107" w:type="dxa"/>
             <w:gridSpan w:val="3"/>
             <w:tcBorders>
-              <w:top w:val="single" w:sz="4" w:space="0" w:color="000000"/>
-              <w:left w:val="single" w:sz="4" w:space="0" w:color="000000"/>
-              <w:bottom w:val="single" w:sz="4" w:space="0" w:color="000000"/>
-              <w:right w:val="single" w:sz="4" w:space="0" w:color="000000"/>
-            </w:tcBorders>
-          </w:tcPr>
-          <w:p>
-            <w:pPr>
-              <w:pStyle w:val="TableParagraph"/>
-              <w:rPr>
-                <w:rFonts w:ascii="Times New Roman"/>
-                <w:sz w:val="22"/>
+              <w:top w:val="single" w:color="000000" w:sz="4" w:space="0"/>
+              <w:left w:val="single" w:color="000000" w:sz="4" w:space="0"/>
+              <w:bottom w:val="single" w:color="000000" w:sz="4" w:space="0"/>
+              <w:right w:val="single" w:color="000000" w:sz="4" w:space="0"/>
+            </w:tcBorders>
+          </w:tcPr>
+          <w:p>
+            <w:pPr>
+              <w:pStyle w:val="7"/>
+              <w:spacing w:before="135"/>
+              <w:ind w:left="211" w:right="202"/>
+              <w:jc w:val="center"/>
+              <w:rPr>
+                <w:sz w:val="21"/>
               </w:rPr>
             </w:pPr>
           </w:p>
@@ -2991,27 +3360,27 @@
             <w:tcW w:w="770" w:type="dxa"/>
             <w:vMerge w:val="restart"/>
             <w:tcBorders>
-              <w:top w:val="single" w:sz="4" w:space="0" w:color="000000"/>
-              <w:left w:val="single" w:sz="4" w:space="0" w:color="000000"/>
-              <w:bottom w:val="single" w:sz="4" w:space="0" w:color="000000"/>
-              <w:right w:val="single" w:sz="4" w:space="0" w:color="000000"/>
-            </w:tcBorders>
-          </w:tcPr>
-          <w:p>
-            <w:pPr>
-              <w:pStyle w:val="TableParagraph"/>
-              <w:spacing w:line="417" w:lineRule="auto" w:before="135"/>
+              <w:top w:val="single" w:color="000000" w:sz="4" w:space="0"/>
+              <w:left w:val="single" w:color="000000" w:sz="4" w:space="0"/>
+              <w:bottom w:val="single" w:color="000000" w:sz="4" w:space="0"/>
+              <w:right w:val="single" w:color="000000" w:sz="4" w:space="0"/>
+            </w:tcBorders>
+          </w:tcPr>
+          <w:p>
+            <w:pPr>
+              <w:pStyle w:val="7"/>
+              <w:spacing w:before="135" w:line="417" w:lineRule="auto"/>
               <w:ind w:left="244" w:right="232"/>
               <w:jc w:val="both"/>
               <w:rPr>
-                <w:rFonts w:ascii="宋体" w:eastAsia="宋体" w:hint="eastAsia"/>
+                <w:rFonts w:hint="eastAsia" w:ascii="宋体" w:eastAsia="宋体"/>
                 <w:b/>
                 <w:sz w:val="28"/>
               </w:rPr>
             </w:pPr>
             <w:r>
               <w:rPr>
-                <w:rFonts w:ascii="宋体" w:eastAsia="宋体" w:hint="eastAsia"/>
+                <w:rFonts w:hint="eastAsia" w:ascii="宋体" w:eastAsia="宋体"/>
                 <w:b/>
                 <w:sz w:val="28"/>
               </w:rPr>
@@ -3020,18 +3389,18 @@
           </w:p>
           <w:p>
             <w:pPr>
-              <w:pStyle w:val="TableParagraph"/>
+              <w:pStyle w:val="7"/>
               <w:spacing w:line="358" w:lineRule="exact"/>
               <w:ind w:left="244"/>
               <w:rPr>
-                <w:rFonts w:ascii="宋体" w:eastAsia="宋体" w:hint="eastAsia"/>
+                <w:rFonts w:hint="eastAsia" w:ascii="宋体" w:eastAsia="宋体"/>
                 <w:b/>
                 <w:sz w:val="28"/>
               </w:rPr>
             </w:pPr>
             <w:r>
               <w:rPr>
-                <w:rFonts w:ascii="宋体" w:eastAsia="宋体" w:hint="eastAsia"/>
+                <w:rFonts w:hint="eastAsia" w:ascii="宋体" w:eastAsia="宋体"/>
                 <w:b/>
                 <w:w w:val="99"/>
                 <w:sz w:val="28"/>
@@ -3045,15 +3414,15 @@
             <w:tcW w:w="1397" w:type="dxa"/>
             <w:gridSpan w:val="2"/>
             <w:tcBorders>
-              <w:top w:val="single" w:sz="4" w:space="0" w:color="000000"/>
-              <w:left w:val="single" w:sz="4" w:space="0" w:color="000000"/>
-              <w:bottom w:val="single" w:sz="4" w:space="0" w:color="000000"/>
-              <w:right w:val="single" w:sz="4" w:space="0" w:color="000000"/>
-            </w:tcBorders>
-          </w:tcPr>
-          <w:p>
-            <w:pPr>
-              <w:pStyle w:val="TableParagraph"/>
+              <w:top w:val="single" w:color="000000" w:sz="4" w:space="0"/>
+              <w:left w:val="single" w:color="000000" w:sz="4" w:space="0"/>
+              <w:bottom w:val="single" w:color="000000" w:sz="4" w:space="0"/>
+              <w:right w:val="single" w:color="000000" w:sz="4" w:space="0"/>
+            </w:tcBorders>
+          </w:tcPr>
+          <w:p>
+            <w:pPr>
+              <w:pStyle w:val="7"/>
               <w:spacing w:before="9"/>
               <w:rPr>
                 <w:rFonts w:ascii="Times New Roman"/>
@@ -3064,17 +3433,17 @@
           </w:p>
           <w:p>
             <w:pPr>
-              <w:pStyle w:val="TableParagraph"/>
+              <w:pStyle w:val="7"/>
               <w:ind w:left="468" w:right="458"/>
               <w:jc w:val="center"/>
               <w:rPr>
-                <w:rFonts w:ascii="宋体" w:eastAsia="宋体" w:hint="eastAsia"/>
-                <w:sz w:val="21"/>
-              </w:rPr>
-            </w:pPr>
-            <w:r>
-              <w:rPr>
-                <w:rFonts w:ascii="宋体" w:eastAsia="宋体" w:hint="eastAsia"/>
+                <w:rFonts w:hint="eastAsia" w:ascii="宋体" w:eastAsia="宋体"/>
+                <w:sz w:val="21"/>
+              </w:rPr>
+            </w:pPr>
+            <w:r>
+              <w:rPr>
+                <w:rFonts w:hint="eastAsia" w:ascii="宋体" w:eastAsia="宋体"/>
                 <w:sz w:val="21"/>
               </w:rPr>
               <w:t>语种</w:t>
@@ -3086,15 +3455,15 @@
             <w:tcW w:w="1399" w:type="dxa"/>
             <w:gridSpan w:val="3"/>
             <w:tcBorders>
-              <w:top w:val="single" w:sz="4" w:space="0" w:color="000000"/>
-              <w:left w:val="single" w:sz="4" w:space="0" w:color="000000"/>
-              <w:bottom w:val="single" w:sz="4" w:space="0" w:color="000000"/>
-              <w:right w:val="single" w:sz="4" w:space="0" w:color="000000"/>
-            </w:tcBorders>
-          </w:tcPr>
-          <w:p>
-            <w:pPr>
-              <w:pStyle w:val="TableParagraph"/>
+              <w:top w:val="single" w:color="000000" w:sz="4" w:space="0"/>
+              <w:left w:val="single" w:color="000000" w:sz="4" w:space="0"/>
+              <w:bottom w:val="single" w:color="000000" w:sz="4" w:space="0"/>
+              <w:right w:val="single" w:color="000000" w:sz="4" w:space="0"/>
+            </w:tcBorders>
+          </w:tcPr>
+          <w:p>
+            <w:pPr>
+              <w:pStyle w:val="7"/>
               <w:spacing w:before="9"/>
               <w:rPr>
                 <w:rFonts w:ascii="Times New Roman"/>
@@ -3105,17 +3474,17 @@
           </w:p>
           <w:p>
             <w:pPr>
-              <w:pStyle w:val="TableParagraph"/>
+              <w:pStyle w:val="7"/>
               <w:ind w:left="471" w:right="458"/>
               <w:jc w:val="center"/>
               <w:rPr>
-                <w:rFonts w:ascii="宋体" w:eastAsia="宋体" w:hint="eastAsia"/>
-                <w:sz w:val="21"/>
-              </w:rPr>
-            </w:pPr>
-            <w:r>
-              <w:rPr>
-                <w:rFonts w:ascii="宋体" w:eastAsia="宋体" w:hint="eastAsia"/>
+                <w:rFonts w:hint="eastAsia" w:ascii="宋体" w:eastAsia="宋体"/>
+                <w:sz w:val="21"/>
+              </w:rPr>
+            </w:pPr>
+            <w:r>
+              <w:rPr>
+                <w:rFonts w:hint="eastAsia" w:ascii="宋体" w:eastAsia="宋体"/>
                 <w:sz w:val="21"/>
               </w:rPr>
               <w:t>听力</w:t>
@@ -3127,15 +3496,15 @@
             <w:tcW w:w="1400" w:type="dxa"/>
             <w:gridSpan w:val="2"/>
             <w:tcBorders>
-              <w:top w:val="single" w:sz="4" w:space="0" w:color="000000"/>
-              <w:left w:val="single" w:sz="4" w:space="0" w:color="000000"/>
-              <w:bottom w:val="single" w:sz="4" w:space="0" w:color="000000"/>
-              <w:right w:val="single" w:sz="6" w:space="0" w:color="000000"/>
-            </w:tcBorders>
-          </w:tcPr>
-          <w:p>
-            <w:pPr>
-              <w:pStyle w:val="TableParagraph"/>
+              <w:top w:val="single" w:color="000000" w:sz="4" w:space="0"/>
+              <w:left w:val="single" w:color="000000" w:sz="4" w:space="0"/>
+              <w:bottom w:val="single" w:color="000000" w:sz="4" w:space="0"/>
+              <w:right w:val="single" w:color="000000" w:sz="6" w:space="0"/>
+            </w:tcBorders>
+          </w:tcPr>
+          <w:p>
+            <w:pPr>
+              <w:pStyle w:val="7"/>
               <w:spacing w:before="9"/>
               <w:rPr>
                 <w:rFonts w:ascii="Times New Roman"/>
@@ -3146,17 +3515,17 @@
           </w:p>
           <w:p>
             <w:pPr>
-              <w:pStyle w:val="TableParagraph"/>
+              <w:pStyle w:val="7"/>
               <w:ind w:left="471" w:right="456"/>
               <w:jc w:val="center"/>
               <w:rPr>
-                <w:rFonts w:ascii="宋体" w:eastAsia="宋体" w:hint="eastAsia"/>
-                <w:sz w:val="21"/>
-              </w:rPr>
-            </w:pPr>
-            <w:r>
-              <w:rPr>
-                <w:rFonts w:ascii="宋体" w:eastAsia="宋体" w:hint="eastAsia"/>
+                <w:rFonts w:hint="eastAsia" w:ascii="宋体" w:eastAsia="宋体"/>
+                <w:sz w:val="21"/>
+              </w:rPr>
+            </w:pPr>
+            <w:r>
+              <w:rPr>
+                <w:rFonts w:hint="eastAsia" w:ascii="宋体" w:eastAsia="宋体"/>
                 <w:sz w:val="21"/>
               </w:rPr>
               <w:t>阅读</w:t>
@@ -3168,15 +3537,15 @@
             <w:tcW w:w="1398" w:type="dxa"/>
             <w:gridSpan w:val="2"/>
             <w:tcBorders>
-              <w:top w:val="single" w:sz="4" w:space="0" w:color="000000"/>
-              <w:left w:val="single" w:sz="6" w:space="0" w:color="000000"/>
-              <w:bottom w:val="single" w:sz="4" w:space="0" w:color="000000"/>
-              <w:right w:val="single" w:sz="4" w:space="0" w:color="000000"/>
-            </w:tcBorders>
-          </w:tcPr>
-          <w:p>
-            <w:pPr>
-              <w:pStyle w:val="TableParagraph"/>
+              <w:top w:val="single" w:color="000000" w:sz="4" w:space="0"/>
+              <w:left w:val="single" w:color="000000" w:sz="6" w:space="0"/>
+              <w:bottom w:val="single" w:color="000000" w:sz="4" w:space="0"/>
+              <w:right w:val="single" w:color="000000" w:sz="4" w:space="0"/>
+            </w:tcBorders>
+          </w:tcPr>
+          <w:p>
+            <w:pPr>
+              <w:pStyle w:val="7"/>
               <w:spacing w:before="9"/>
               <w:rPr>
                 <w:rFonts w:ascii="Times New Roman"/>
@@ -3187,17 +3556,17 @@
           </w:p>
           <w:p>
             <w:pPr>
-              <w:pStyle w:val="TableParagraph"/>
+              <w:pStyle w:val="7"/>
               <w:ind w:left="465" w:right="459"/>
               <w:jc w:val="center"/>
               <w:rPr>
-                <w:rFonts w:ascii="宋体" w:eastAsia="宋体" w:hint="eastAsia"/>
-                <w:sz w:val="21"/>
-              </w:rPr>
-            </w:pPr>
-            <w:r>
-              <w:rPr>
-                <w:rFonts w:ascii="宋体" w:eastAsia="宋体" w:hint="eastAsia"/>
+                <w:rFonts w:hint="eastAsia" w:ascii="宋体" w:eastAsia="宋体"/>
+                <w:sz w:val="21"/>
+              </w:rPr>
+            </w:pPr>
+            <w:r>
+              <w:rPr>
+                <w:rFonts w:hint="eastAsia" w:ascii="宋体" w:eastAsia="宋体"/>
                 <w:sz w:val="21"/>
               </w:rPr>
               <w:t>口语</w:t>
@@ -3209,15 +3578,15 @@
             <w:tcW w:w="1401" w:type="dxa"/>
             <w:gridSpan w:val="3"/>
             <w:tcBorders>
-              <w:top w:val="single" w:sz="4" w:space="0" w:color="000000"/>
-              <w:left w:val="single" w:sz="4" w:space="0" w:color="000000"/>
-              <w:bottom w:val="single" w:sz="4" w:space="0" w:color="000000"/>
-              <w:right w:val="single" w:sz="4" w:space="0" w:color="000000"/>
-            </w:tcBorders>
-          </w:tcPr>
-          <w:p>
-            <w:pPr>
-              <w:pStyle w:val="TableParagraph"/>
+              <w:top w:val="single" w:color="000000" w:sz="4" w:space="0"/>
+              <w:left w:val="single" w:color="000000" w:sz="4" w:space="0"/>
+              <w:bottom w:val="single" w:color="000000" w:sz="4" w:space="0"/>
+              <w:right w:val="single" w:color="000000" w:sz="4" w:space="0"/>
+            </w:tcBorders>
+          </w:tcPr>
+          <w:p>
+            <w:pPr>
+              <w:pStyle w:val="7"/>
               <w:spacing w:before="9"/>
               <w:rPr>
                 <w:rFonts w:ascii="Times New Roman"/>
@@ -3228,17 +3597,17 @@
           </w:p>
           <w:p>
             <w:pPr>
-              <w:pStyle w:val="TableParagraph"/>
+              <w:pStyle w:val="7"/>
               <w:ind w:left="469" w:right="461"/>
               <w:jc w:val="center"/>
               <w:rPr>
-                <w:rFonts w:ascii="宋体" w:eastAsia="宋体" w:hint="eastAsia"/>
-                <w:sz w:val="21"/>
-              </w:rPr>
-            </w:pPr>
-            <w:r>
-              <w:rPr>
-                <w:rFonts w:ascii="宋体" w:eastAsia="宋体" w:hint="eastAsia"/>
+                <w:rFonts w:hint="eastAsia" w:ascii="宋体" w:eastAsia="宋体"/>
+                <w:sz w:val="21"/>
+              </w:rPr>
+            </w:pPr>
+            <w:r>
+              <w:rPr>
+                <w:rFonts w:hint="eastAsia" w:ascii="宋体" w:eastAsia="宋体"/>
                 <w:sz w:val="21"/>
               </w:rPr>
               <w:t>写作</w:t>
@@ -3249,15 +3618,15 @@
           <w:tcPr>
             <w:tcW w:w="1400" w:type="dxa"/>
             <w:tcBorders>
-              <w:top w:val="single" w:sz="4" w:space="0" w:color="000000"/>
-              <w:left w:val="single" w:sz="4" w:space="0" w:color="000000"/>
-              <w:bottom w:val="single" w:sz="4" w:space="0" w:color="000000"/>
-              <w:right w:val="single" w:sz="4" w:space="0" w:color="000000"/>
-            </w:tcBorders>
-          </w:tcPr>
-          <w:p>
-            <w:pPr>
-              <w:pStyle w:val="TableParagraph"/>
+              <w:top w:val="single" w:color="000000" w:sz="4" w:space="0"/>
+              <w:left w:val="single" w:color="000000" w:sz="4" w:space="0"/>
+              <w:bottom w:val="single" w:color="000000" w:sz="4" w:space="0"/>
+              <w:right w:val="single" w:color="000000" w:sz="4" w:space="0"/>
+            </w:tcBorders>
+          </w:tcPr>
+          <w:p>
+            <w:pPr>
+              <w:pStyle w:val="7"/>
               <w:spacing w:before="9"/>
               <w:rPr>
                 <w:rFonts w:ascii="Times New Roman"/>
@@ -3268,16 +3637,16 @@
           </w:p>
           <w:p>
             <w:pPr>
-              <w:pStyle w:val="TableParagraph"/>
+              <w:pStyle w:val="7"/>
               <w:ind w:left="273"/>
               <w:rPr>
-                <w:rFonts w:ascii="宋体" w:eastAsia="宋体" w:hint="eastAsia"/>
-                <w:sz w:val="21"/>
-              </w:rPr>
-            </w:pPr>
-            <w:r>
-              <w:rPr>
-                <w:rFonts w:ascii="宋体" w:eastAsia="宋体" w:hint="eastAsia"/>
+                <w:rFonts w:hint="eastAsia" w:ascii="宋体" w:eastAsia="宋体"/>
+                <w:sz w:val="21"/>
+              </w:rPr>
+            </w:pPr>
+            <w:r>
+              <w:rPr>
+                <w:rFonts w:hint="eastAsia" w:ascii="宋体" w:eastAsia="宋体"/>
                 <w:sz w:val="21"/>
               </w:rPr>
               <w:t>考试成绩</w:t>
@@ -3292,12 +3661,12 @@
         <w:tc>
           <w:tcPr>
             <w:tcW w:w="770" w:type="dxa"/>
-            <w:vMerge/>
+            <w:vMerge w:val="continue"/>
             <w:tcBorders>
               <w:top w:val="nil"/>
-              <w:left w:val="single" w:sz="4" w:space="0" w:color="000000"/>
-              <w:bottom w:val="single" w:sz="4" w:space="0" w:color="000000"/>
-              <w:right w:val="single" w:sz="4" w:space="0" w:color="000000"/>
+              <w:left w:val="single" w:color="000000" w:sz="4" w:space="0"/>
+              <w:bottom w:val="single" w:color="000000" w:sz="4" w:space="0"/>
+              <w:right w:val="single" w:color="000000" w:sz="4" w:space="0"/>
             </w:tcBorders>
           </w:tcPr>
           <w:p>
@@ -3314,18 +3683,20 @@
             <w:tcW w:w="1397" w:type="dxa"/>
             <w:gridSpan w:val="2"/>
             <w:tcBorders>
-              <w:top w:val="single" w:sz="4" w:space="0" w:color="000000"/>
-              <w:left w:val="single" w:sz="4" w:space="0" w:color="000000"/>
-              <w:bottom w:val="single" w:sz="4" w:space="0" w:color="000000"/>
-              <w:right w:val="single" w:sz="4" w:space="0" w:color="000000"/>
-            </w:tcBorders>
-          </w:tcPr>
-          <w:p>
-            <w:pPr>
-              <w:pStyle w:val="TableParagraph"/>
-              <w:rPr>
-                <w:rFonts w:ascii="Times New Roman"/>
-                <w:sz w:val="22"/>
+              <w:top w:val="single" w:color="000000" w:sz="4" w:space="0"/>
+              <w:left w:val="single" w:color="000000" w:sz="4" w:space="0"/>
+              <w:bottom w:val="single" w:color="000000" w:sz="4" w:space="0"/>
+              <w:right w:val="single" w:color="000000" w:sz="4" w:space="0"/>
+            </w:tcBorders>
+          </w:tcPr>
+          <w:p>
+            <w:pPr>
+              <w:pStyle w:val="7"/>
+              <w:spacing w:before="135"/>
+              <w:ind w:left="211" w:right="202"/>
+              <w:jc w:val="center"/>
+              <w:rPr>
+                <w:sz w:val="21"/>
               </w:rPr>
             </w:pPr>
           </w:p>
@@ -3335,18 +3706,20 @@
             <w:tcW w:w="1399" w:type="dxa"/>
             <w:gridSpan w:val="3"/>
             <w:tcBorders>
-              <w:top w:val="single" w:sz="4" w:space="0" w:color="000000"/>
-              <w:left w:val="single" w:sz="4" w:space="0" w:color="000000"/>
-              <w:bottom w:val="single" w:sz="4" w:space="0" w:color="000000"/>
-              <w:right w:val="single" w:sz="4" w:space="0" w:color="000000"/>
-            </w:tcBorders>
-          </w:tcPr>
-          <w:p>
-            <w:pPr>
-              <w:pStyle w:val="TableParagraph"/>
-              <w:rPr>
-                <w:rFonts w:ascii="Times New Roman"/>
-                <w:sz w:val="22"/>
+              <w:top w:val="single" w:color="000000" w:sz="4" w:space="0"/>
+              <w:left w:val="single" w:color="000000" w:sz="4" w:space="0"/>
+              <w:bottom w:val="single" w:color="000000" w:sz="4" w:space="0"/>
+              <w:right w:val="single" w:color="000000" w:sz="4" w:space="0"/>
+            </w:tcBorders>
+          </w:tcPr>
+          <w:p>
+            <w:pPr>
+              <w:pStyle w:val="7"/>
+              <w:spacing w:before="135"/>
+              <w:ind w:left="211" w:right="202"/>
+              <w:jc w:val="center"/>
+              <w:rPr>
+                <w:sz w:val="21"/>
               </w:rPr>
             </w:pPr>
           </w:p>
@@ -3356,18 +3729,20 @@
             <w:tcW w:w="1400" w:type="dxa"/>
             <w:gridSpan w:val="2"/>
             <w:tcBorders>
-              <w:top w:val="single" w:sz="4" w:space="0" w:color="000000"/>
-              <w:left w:val="single" w:sz="4" w:space="0" w:color="000000"/>
-              <w:bottom w:val="single" w:sz="4" w:space="0" w:color="000000"/>
-              <w:right w:val="single" w:sz="6" w:space="0" w:color="000000"/>
-            </w:tcBorders>
-          </w:tcPr>
-          <w:p>
-            <w:pPr>
-              <w:pStyle w:val="TableParagraph"/>
-              <w:rPr>
-                <w:rFonts w:ascii="Times New Roman"/>
-                <w:sz w:val="22"/>
+              <w:top w:val="single" w:color="000000" w:sz="4" w:space="0"/>
+              <w:left w:val="single" w:color="000000" w:sz="4" w:space="0"/>
+              <w:bottom w:val="single" w:color="000000" w:sz="4" w:space="0"/>
+              <w:right w:val="single" w:color="000000" w:sz="6" w:space="0"/>
+            </w:tcBorders>
+          </w:tcPr>
+          <w:p>
+            <w:pPr>
+              <w:pStyle w:val="7"/>
+              <w:spacing w:before="135"/>
+              <w:ind w:left="211" w:right="202"/>
+              <w:jc w:val="center"/>
+              <w:rPr>
+                <w:sz w:val="21"/>
               </w:rPr>
             </w:pPr>
           </w:p>
@@ -3377,18 +3752,20 @@
             <w:tcW w:w="1398" w:type="dxa"/>
             <w:gridSpan w:val="2"/>
             <w:tcBorders>
-              <w:top w:val="single" w:sz="4" w:space="0" w:color="000000"/>
-              <w:left w:val="single" w:sz="6" w:space="0" w:color="000000"/>
-              <w:bottom w:val="single" w:sz="4" w:space="0" w:color="000000"/>
-              <w:right w:val="single" w:sz="4" w:space="0" w:color="000000"/>
-            </w:tcBorders>
-          </w:tcPr>
-          <w:p>
-            <w:pPr>
-              <w:pStyle w:val="TableParagraph"/>
-              <w:rPr>
-                <w:rFonts w:ascii="Times New Roman"/>
-                <w:sz w:val="22"/>
+              <w:top w:val="single" w:color="000000" w:sz="4" w:space="0"/>
+              <w:left w:val="single" w:color="000000" w:sz="6" w:space="0"/>
+              <w:bottom w:val="single" w:color="000000" w:sz="4" w:space="0"/>
+              <w:right w:val="single" w:color="000000" w:sz="4" w:space="0"/>
+            </w:tcBorders>
+          </w:tcPr>
+          <w:p>
+            <w:pPr>
+              <w:pStyle w:val="7"/>
+              <w:spacing w:before="135"/>
+              <w:ind w:left="211" w:right="202"/>
+              <w:jc w:val="center"/>
+              <w:rPr>
+                <w:sz w:val="21"/>
               </w:rPr>
             </w:pPr>
           </w:p>
@@ -3398,18 +3775,20 @@
             <w:tcW w:w="1401" w:type="dxa"/>
             <w:gridSpan w:val="3"/>
             <w:tcBorders>
-              <w:top w:val="single" w:sz="4" w:space="0" w:color="000000"/>
-              <w:left w:val="single" w:sz="4" w:space="0" w:color="000000"/>
-              <w:bottom w:val="single" w:sz="4" w:space="0" w:color="000000"/>
-              <w:right w:val="single" w:sz="4" w:space="0" w:color="000000"/>
-            </w:tcBorders>
-          </w:tcPr>
-          <w:p>
-            <w:pPr>
-              <w:pStyle w:val="TableParagraph"/>
-              <w:rPr>
-                <w:rFonts w:ascii="Times New Roman"/>
-                <w:sz w:val="22"/>
+              <w:top w:val="single" w:color="000000" w:sz="4" w:space="0"/>
+              <w:left w:val="single" w:color="000000" w:sz="4" w:space="0"/>
+              <w:bottom w:val="single" w:color="000000" w:sz="4" w:space="0"/>
+              <w:right w:val="single" w:color="000000" w:sz="4" w:space="0"/>
+            </w:tcBorders>
+          </w:tcPr>
+          <w:p>
+            <w:pPr>
+              <w:pStyle w:val="7"/>
+              <w:spacing w:before="135"/>
+              <w:ind w:left="211" w:right="202"/>
+              <w:jc w:val="center"/>
+              <w:rPr>
+                <w:sz w:val="21"/>
               </w:rPr>
             </w:pPr>
           </w:p>
@@ -3418,18 +3797,20 @@
           <w:tcPr>
             <w:tcW w:w="1400" w:type="dxa"/>
             <w:tcBorders>
-              <w:top w:val="single" w:sz="4" w:space="0" w:color="000000"/>
-              <w:left w:val="single" w:sz="4" w:space="0" w:color="000000"/>
-              <w:bottom w:val="single" w:sz="4" w:space="0" w:color="000000"/>
-              <w:right w:val="single" w:sz="4" w:space="0" w:color="000000"/>
-            </w:tcBorders>
-          </w:tcPr>
-          <w:p>
-            <w:pPr>
-              <w:pStyle w:val="TableParagraph"/>
-              <w:rPr>
-                <w:rFonts w:ascii="Times New Roman"/>
-                <w:sz w:val="22"/>
+              <w:top w:val="single" w:color="000000" w:sz="4" w:space="0"/>
+              <w:left w:val="single" w:color="000000" w:sz="4" w:space="0"/>
+              <w:bottom w:val="single" w:color="000000" w:sz="4" w:space="0"/>
+              <w:right w:val="single" w:color="000000" w:sz="4" w:space="0"/>
+            </w:tcBorders>
+          </w:tcPr>
+          <w:p>
+            <w:pPr>
+              <w:pStyle w:val="7"/>
+              <w:spacing w:before="135"/>
+              <w:ind w:left="211" w:right="202"/>
+              <w:jc w:val="center"/>
+              <w:rPr>
+                <w:sz w:val="21"/>
               </w:rPr>
             </w:pPr>
           </w:p>
@@ -3442,12 +3823,12 @@
         <w:tc>
           <w:tcPr>
             <w:tcW w:w="770" w:type="dxa"/>
-            <w:vMerge/>
+            <w:vMerge w:val="continue"/>
             <w:tcBorders>
               <w:top w:val="nil"/>
-              <w:left w:val="single" w:sz="4" w:space="0" w:color="000000"/>
-              <w:bottom w:val="single" w:sz="4" w:space="0" w:color="000000"/>
-              <w:right w:val="single" w:sz="4" w:space="0" w:color="000000"/>
+              <w:left w:val="single" w:color="000000" w:sz="4" w:space="0"/>
+              <w:bottom w:val="single" w:color="000000" w:sz="4" w:space="0"/>
+              <w:right w:val="single" w:color="000000" w:sz="4" w:space="0"/>
             </w:tcBorders>
           </w:tcPr>
           <w:p>
@@ -3464,18 +3845,20 @@
             <w:tcW w:w="1397" w:type="dxa"/>
             <w:gridSpan w:val="2"/>
             <w:tcBorders>
-              <w:top w:val="single" w:sz="4" w:space="0" w:color="000000"/>
-              <w:left w:val="single" w:sz="4" w:space="0" w:color="000000"/>
-              <w:bottom w:val="single" w:sz="4" w:space="0" w:color="000000"/>
-              <w:right w:val="single" w:sz="4" w:space="0" w:color="000000"/>
-            </w:tcBorders>
-          </w:tcPr>
-          <w:p>
-            <w:pPr>
-              <w:pStyle w:val="TableParagraph"/>
-              <w:rPr>
-                <w:rFonts w:ascii="Times New Roman"/>
-                <w:sz w:val="22"/>
+              <w:top w:val="single" w:color="000000" w:sz="4" w:space="0"/>
+              <w:left w:val="single" w:color="000000" w:sz="4" w:space="0"/>
+              <w:bottom w:val="single" w:color="000000" w:sz="4" w:space="0"/>
+              <w:right w:val="single" w:color="000000" w:sz="4" w:space="0"/>
+            </w:tcBorders>
+          </w:tcPr>
+          <w:p>
+            <w:pPr>
+              <w:pStyle w:val="7"/>
+              <w:spacing w:before="135"/>
+              <w:ind w:left="211" w:right="202"/>
+              <w:jc w:val="center"/>
+              <w:rPr>
+                <w:sz w:val="21"/>
               </w:rPr>
             </w:pPr>
           </w:p>
@@ -3485,18 +3868,20 @@
             <w:tcW w:w="1399" w:type="dxa"/>
             <w:gridSpan w:val="3"/>
             <w:tcBorders>
-              <w:top w:val="single" w:sz="4" w:space="0" w:color="000000"/>
-              <w:left w:val="single" w:sz="4" w:space="0" w:color="000000"/>
-              <w:bottom w:val="single" w:sz="4" w:space="0" w:color="000000"/>
-              <w:right w:val="single" w:sz="4" w:space="0" w:color="000000"/>
-            </w:tcBorders>
-          </w:tcPr>
-          <w:p>
-            <w:pPr>
-              <w:pStyle w:val="TableParagraph"/>
-              <w:rPr>
-                <w:rFonts w:ascii="Times New Roman"/>
-                <w:sz w:val="22"/>
+              <w:top w:val="single" w:color="000000" w:sz="4" w:space="0"/>
+              <w:left w:val="single" w:color="000000" w:sz="4" w:space="0"/>
+              <w:bottom w:val="single" w:color="000000" w:sz="4" w:space="0"/>
+              <w:right w:val="single" w:color="000000" w:sz="4" w:space="0"/>
+            </w:tcBorders>
+          </w:tcPr>
+          <w:p>
+            <w:pPr>
+              <w:pStyle w:val="7"/>
+              <w:spacing w:before="135"/>
+              <w:ind w:left="211" w:right="202"/>
+              <w:jc w:val="center"/>
+              <w:rPr>
+                <w:sz w:val="21"/>
               </w:rPr>
             </w:pPr>
           </w:p>
@@ -3506,18 +3891,20 @@
             <w:tcW w:w="1400" w:type="dxa"/>
             <w:gridSpan w:val="2"/>
             <w:tcBorders>
-              <w:top w:val="single" w:sz="4" w:space="0" w:color="000000"/>
-              <w:left w:val="single" w:sz="4" w:space="0" w:color="000000"/>
-              <w:bottom w:val="single" w:sz="4" w:space="0" w:color="000000"/>
-              <w:right w:val="single" w:sz="6" w:space="0" w:color="000000"/>
-            </w:tcBorders>
-          </w:tcPr>
-          <w:p>
-            <w:pPr>
-              <w:pStyle w:val="TableParagraph"/>
-              <w:rPr>
-                <w:rFonts w:ascii="Times New Roman"/>
-                <w:sz w:val="22"/>
+              <w:top w:val="single" w:color="000000" w:sz="4" w:space="0"/>
+              <w:left w:val="single" w:color="000000" w:sz="4" w:space="0"/>
+              <w:bottom w:val="single" w:color="000000" w:sz="4" w:space="0"/>
+              <w:right w:val="single" w:color="000000" w:sz="6" w:space="0"/>
+            </w:tcBorders>
+          </w:tcPr>
+          <w:p>
+            <w:pPr>
+              <w:pStyle w:val="7"/>
+              <w:spacing w:before="135"/>
+              <w:ind w:left="211" w:right="202"/>
+              <w:jc w:val="center"/>
+              <w:rPr>
+                <w:sz w:val="21"/>
               </w:rPr>
             </w:pPr>
           </w:p>
@@ -3527,18 +3914,20 @@
             <w:tcW w:w="1398" w:type="dxa"/>
             <w:gridSpan w:val="2"/>
             <w:tcBorders>
-              <w:top w:val="single" w:sz="4" w:space="0" w:color="000000"/>
-              <w:left w:val="single" w:sz="6" w:space="0" w:color="000000"/>
-              <w:bottom w:val="single" w:sz="4" w:space="0" w:color="000000"/>
-              <w:right w:val="single" w:sz="4" w:space="0" w:color="000000"/>
-            </w:tcBorders>
-          </w:tcPr>
-          <w:p>
-            <w:pPr>
-              <w:pStyle w:val="TableParagraph"/>
-              <w:rPr>
-                <w:rFonts w:ascii="Times New Roman"/>
-                <w:sz w:val="22"/>
+              <w:top w:val="single" w:color="000000" w:sz="4" w:space="0"/>
+              <w:left w:val="single" w:color="000000" w:sz="6" w:space="0"/>
+              <w:bottom w:val="single" w:color="000000" w:sz="4" w:space="0"/>
+              <w:right w:val="single" w:color="000000" w:sz="4" w:space="0"/>
+            </w:tcBorders>
+          </w:tcPr>
+          <w:p>
+            <w:pPr>
+              <w:pStyle w:val="7"/>
+              <w:spacing w:before="135"/>
+              <w:ind w:left="211" w:right="202"/>
+              <w:jc w:val="center"/>
+              <w:rPr>
+                <w:sz w:val="21"/>
               </w:rPr>
             </w:pPr>
           </w:p>
@@ -3548,18 +3937,20 @@
             <w:tcW w:w="1401" w:type="dxa"/>
             <w:gridSpan w:val="3"/>
             <w:tcBorders>
-              <w:top w:val="single" w:sz="4" w:space="0" w:color="000000"/>
-              <w:left w:val="single" w:sz="4" w:space="0" w:color="000000"/>
-              <w:bottom w:val="single" w:sz="4" w:space="0" w:color="000000"/>
-              <w:right w:val="single" w:sz="4" w:space="0" w:color="000000"/>
-            </w:tcBorders>
-          </w:tcPr>
-          <w:p>
-            <w:pPr>
-              <w:pStyle w:val="TableParagraph"/>
-              <w:rPr>
-                <w:rFonts w:ascii="Times New Roman"/>
-                <w:sz w:val="22"/>
+              <w:top w:val="single" w:color="000000" w:sz="4" w:space="0"/>
+              <w:left w:val="single" w:color="000000" w:sz="4" w:space="0"/>
+              <w:bottom w:val="single" w:color="000000" w:sz="4" w:space="0"/>
+              <w:right w:val="single" w:color="000000" w:sz="4" w:space="0"/>
+            </w:tcBorders>
+          </w:tcPr>
+          <w:p>
+            <w:pPr>
+              <w:pStyle w:val="7"/>
+              <w:spacing w:before="135"/>
+              <w:ind w:left="211" w:right="202"/>
+              <w:jc w:val="center"/>
+              <w:rPr>
+                <w:sz w:val="21"/>
               </w:rPr>
             </w:pPr>
           </w:p>
@@ -3568,18 +3959,20 @@
           <w:tcPr>
             <w:tcW w:w="1400" w:type="dxa"/>
             <w:tcBorders>
-              <w:top w:val="single" w:sz="4" w:space="0" w:color="000000"/>
-              <w:left w:val="single" w:sz="4" w:space="0" w:color="000000"/>
-              <w:bottom w:val="single" w:sz="4" w:space="0" w:color="000000"/>
-              <w:right w:val="single" w:sz="4" w:space="0" w:color="000000"/>
-            </w:tcBorders>
-          </w:tcPr>
-          <w:p>
-            <w:pPr>
-              <w:pStyle w:val="TableParagraph"/>
-              <w:rPr>
-                <w:rFonts w:ascii="Times New Roman"/>
-                <w:sz w:val="22"/>
+              <w:top w:val="single" w:color="000000" w:sz="4" w:space="0"/>
+              <w:left w:val="single" w:color="000000" w:sz="4" w:space="0"/>
+              <w:bottom w:val="single" w:color="000000" w:sz="4" w:space="0"/>
+              <w:right w:val="single" w:color="000000" w:sz="4" w:space="0"/>
+            </w:tcBorders>
+          </w:tcPr>
+          <w:p>
+            <w:pPr>
+              <w:pStyle w:val="7"/>
+              <w:spacing w:before="135"/>
+              <w:ind w:left="211" w:right="202"/>
+              <w:jc w:val="center"/>
+              <w:rPr>
+                <w:sz w:val="21"/>
               </w:rPr>
             </w:pPr>
           </w:p>
@@ -3592,12 +3985,12 @@
         <w:tc>
           <w:tcPr>
             <w:tcW w:w="770" w:type="dxa"/>
-            <w:vMerge/>
+            <w:vMerge w:val="continue"/>
             <w:tcBorders>
               <w:top w:val="nil"/>
-              <w:left w:val="single" w:sz="4" w:space="0" w:color="000000"/>
-              <w:bottom w:val="single" w:sz="4" w:space="0" w:color="000000"/>
-              <w:right w:val="single" w:sz="4" w:space="0" w:color="000000"/>
+              <w:left w:val="single" w:color="000000" w:sz="4" w:space="0"/>
+              <w:bottom w:val="single" w:color="000000" w:sz="4" w:space="0"/>
+              <w:right w:val="single" w:color="000000" w:sz="4" w:space="0"/>
             </w:tcBorders>
           </w:tcPr>
           <w:p>
@@ -3614,18 +4007,20 @@
             <w:tcW w:w="1397" w:type="dxa"/>
             <w:gridSpan w:val="2"/>
             <w:tcBorders>
-              <w:top w:val="single" w:sz="4" w:space="0" w:color="000000"/>
-              <w:left w:val="single" w:sz="4" w:space="0" w:color="000000"/>
-              <w:bottom w:val="single" w:sz="4" w:space="0" w:color="000000"/>
-              <w:right w:val="single" w:sz="4" w:space="0" w:color="000000"/>
-            </w:tcBorders>
-          </w:tcPr>
-          <w:p>
-            <w:pPr>
-              <w:pStyle w:val="TableParagraph"/>
-              <w:rPr>
-                <w:rFonts w:ascii="Times New Roman"/>
-                <w:sz w:val="22"/>
+              <w:top w:val="single" w:color="000000" w:sz="4" w:space="0"/>
+              <w:left w:val="single" w:color="000000" w:sz="4" w:space="0"/>
+              <w:bottom w:val="single" w:color="000000" w:sz="4" w:space="0"/>
+              <w:right w:val="single" w:color="000000" w:sz="4" w:space="0"/>
+            </w:tcBorders>
+          </w:tcPr>
+          <w:p>
+            <w:pPr>
+              <w:pStyle w:val="7"/>
+              <w:spacing w:before="135"/>
+              <w:ind w:left="211" w:right="202"/>
+              <w:jc w:val="center"/>
+              <w:rPr>
+                <w:sz w:val="21"/>
               </w:rPr>
             </w:pPr>
           </w:p>
@@ -3635,18 +4030,20 @@
             <w:tcW w:w="1399" w:type="dxa"/>
             <w:gridSpan w:val="3"/>
             <w:tcBorders>
-              <w:top w:val="single" w:sz="4" w:space="0" w:color="000000"/>
-              <w:left w:val="single" w:sz="4" w:space="0" w:color="000000"/>
-              <w:bottom w:val="single" w:sz="4" w:space="0" w:color="000000"/>
-              <w:right w:val="single" w:sz="4" w:space="0" w:color="000000"/>
-            </w:tcBorders>
-          </w:tcPr>
-          <w:p>
-            <w:pPr>
-              <w:pStyle w:val="TableParagraph"/>
-              <w:rPr>
-                <w:rFonts w:ascii="Times New Roman"/>
-                <w:sz w:val="22"/>
+              <w:top w:val="single" w:color="000000" w:sz="4" w:space="0"/>
+              <w:left w:val="single" w:color="000000" w:sz="4" w:space="0"/>
+              <w:bottom w:val="single" w:color="000000" w:sz="4" w:space="0"/>
+              <w:right w:val="single" w:color="000000" w:sz="4" w:space="0"/>
+            </w:tcBorders>
+          </w:tcPr>
+          <w:p>
+            <w:pPr>
+              <w:pStyle w:val="7"/>
+              <w:spacing w:before="135"/>
+              <w:ind w:left="211" w:right="202"/>
+              <w:jc w:val="center"/>
+              <w:rPr>
+                <w:sz w:val="21"/>
               </w:rPr>
             </w:pPr>
           </w:p>
@@ -3656,18 +4053,20 @@
             <w:tcW w:w="1400" w:type="dxa"/>
             <w:gridSpan w:val="2"/>
             <w:tcBorders>
-              <w:top w:val="single" w:sz="4" w:space="0" w:color="000000"/>
-              <w:left w:val="single" w:sz="4" w:space="0" w:color="000000"/>
-              <w:bottom w:val="single" w:sz="4" w:space="0" w:color="000000"/>
-              <w:right w:val="single" w:sz="6" w:space="0" w:color="000000"/>
-            </w:tcBorders>
-          </w:tcPr>
-          <w:p>
-            <w:pPr>
-              <w:pStyle w:val="TableParagraph"/>
-              <w:rPr>
-                <w:rFonts w:ascii="Times New Roman"/>
-                <w:sz w:val="22"/>
+              <w:top w:val="single" w:color="000000" w:sz="4" w:space="0"/>
+              <w:left w:val="single" w:color="000000" w:sz="4" w:space="0"/>
+              <w:bottom w:val="single" w:color="000000" w:sz="4" w:space="0"/>
+              <w:right w:val="single" w:color="000000" w:sz="6" w:space="0"/>
+            </w:tcBorders>
+          </w:tcPr>
+          <w:p>
+            <w:pPr>
+              <w:pStyle w:val="7"/>
+              <w:spacing w:before="135"/>
+              <w:ind w:left="211" w:right="202"/>
+              <w:jc w:val="center"/>
+              <w:rPr>
+                <w:sz w:val="21"/>
               </w:rPr>
             </w:pPr>
           </w:p>
@@ -3677,18 +4076,20 @@
             <w:tcW w:w="1398" w:type="dxa"/>
             <w:gridSpan w:val="2"/>
             <w:tcBorders>
-              <w:top w:val="single" w:sz="4" w:space="0" w:color="000000"/>
-              <w:left w:val="single" w:sz="6" w:space="0" w:color="000000"/>
-              <w:bottom w:val="single" w:sz="4" w:space="0" w:color="000000"/>
-              <w:right w:val="single" w:sz="4" w:space="0" w:color="000000"/>
-            </w:tcBorders>
-          </w:tcPr>
-          <w:p>
-            <w:pPr>
-              <w:pStyle w:val="TableParagraph"/>
-              <w:rPr>
-                <w:rFonts w:ascii="Times New Roman"/>
-                <w:sz w:val="22"/>
+              <w:top w:val="single" w:color="000000" w:sz="4" w:space="0"/>
+              <w:left w:val="single" w:color="000000" w:sz="6" w:space="0"/>
+              <w:bottom w:val="single" w:color="000000" w:sz="4" w:space="0"/>
+              <w:right w:val="single" w:color="000000" w:sz="4" w:space="0"/>
+            </w:tcBorders>
+          </w:tcPr>
+          <w:p>
+            <w:pPr>
+              <w:pStyle w:val="7"/>
+              <w:spacing w:before="135"/>
+              <w:ind w:left="211" w:right="202"/>
+              <w:jc w:val="center"/>
+              <w:rPr>
+                <w:sz w:val="21"/>
               </w:rPr>
             </w:pPr>
           </w:p>
@@ -3698,18 +4099,20 @@
             <w:tcW w:w="1401" w:type="dxa"/>
             <w:gridSpan w:val="3"/>
             <w:tcBorders>
-              <w:top w:val="single" w:sz="4" w:space="0" w:color="000000"/>
-              <w:left w:val="single" w:sz="4" w:space="0" w:color="000000"/>
-              <w:bottom w:val="single" w:sz="4" w:space="0" w:color="000000"/>
-              <w:right w:val="single" w:sz="4" w:space="0" w:color="000000"/>
-            </w:tcBorders>
-          </w:tcPr>
-          <w:p>
-            <w:pPr>
-              <w:pStyle w:val="TableParagraph"/>
-              <w:rPr>
-                <w:rFonts w:ascii="Times New Roman"/>
-                <w:sz w:val="22"/>
+              <w:top w:val="single" w:color="000000" w:sz="4" w:space="0"/>
+              <w:left w:val="single" w:color="000000" w:sz="4" w:space="0"/>
+              <w:bottom w:val="single" w:color="000000" w:sz="4" w:space="0"/>
+              <w:right w:val="single" w:color="000000" w:sz="4" w:space="0"/>
+            </w:tcBorders>
+          </w:tcPr>
+          <w:p>
+            <w:pPr>
+              <w:pStyle w:val="7"/>
+              <w:spacing w:before="135"/>
+              <w:ind w:left="211" w:right="202"/>
+              <w:jc w:val="center"/>
+              <w:rPr>
+                <w:sz w:val="21"/>
               </w:rPr>
             </w:pPr>
           </w:p>
@@ -3718,18 +4121,20 @@
           <w:tcPr>
             <w:tcW w:w="1400" w:type="dxa"/>
             <w:tcBorders>
-              <w:top w:val="single" w:sz="4" w:space="0" w:color="000000"/>
-              <w:left w:val="single" w:sz="4" w:space="0" w:color="000000"/>
-              <w:bottom w:val="single" w:sz="4" w:space="0" w:color="000000"/>
-              <w:right w:val="single" w:sz="4" w:space="0" w:color="000000"/>
-            </w:tcBorders>
-          </w:tcPr>
-          <w:p>
-            <w:pPr>
-              <w:pStyle w:val="TableParagraph"/>
-              <w:rPr>
-                <w:rFonts w:ascii="Times New Roman"/>
-                <w:sz w:val="22"/>
+              <w:top w:val="single" w:color="000000" w:sz="4" w:space="0"/>
+              <w:left w:val="single" w:color="000000" w:sz="4" w:space="0"/>
+              <w:bottom w:val="single" w:color="000000" w:sz="4" w:space="0"/>
+              <w:right w:val="single" w:color="000000" w:sz="4" w:space="0"/>
+            </w:tcBorders>
+          </w:tcPr>
+          <w:p>
+            <w:pPr>
+              <w:pStyle w:val="7"/>
+              <w:spacing w:before="135"/>
+              <w:ind w:left="211" w:right="202"/>
+              <w:jc w:val="center"/>
+              <w:rPr>
+                <w:sz w:val="21"/>
               </w:rPr>
             </w:pPr>
           </w:p>
@@ -3744,27 +4149,27 @@
             <w:tcW w:w="9165" w:type="dxa"/>
             <w:gridSpan w:val="14"/>
             <w:tcBorders>
-              <w:top w:val="single" w:sz="4" w:space="0" w:color="000000"/>
-              <w:left w:val="single" w:sz="4" w:space="0" w:color="000000"/>
-              <w:bottom w:val="single" w:sz="4" w:space="0" w:color="000000"/>
-              <w:right w:val="single" w:sz="4" w:space="0" w:color="000000"/>
-            </w:tcBorders>
-          </w:tcPr>
-          <w:p>
-            <w:pPr>
-              <w:pStyle w:val="TableParagraph"/>
+              <w:top w:val="single" w:color="000000" w:sz="4" w:space="0"/>
+              <w:left w:val="single" w:color="000000" w:sz="4" w:space="0"/>
+              <w:bottom w:val="single" w:color="000000" w:sz="4" w:space="0"/>
+              <w:right w:val="single" w:color="000000" w:sz="4" w:space="0"/>
+            </w:tcBorders>
+          </w:tcPr>
+          <w:p>
+            <w:pPr>
+              <w:pStyle w:val="7"/>
               <w:spacing w:before="132"/>
               <w:ind w:left="3433" w:right="3432"/>
               <w:jc w:val="center"/>
               <w:rPr>
-                <w:rFonts w:ascii="宋体" w:eastAsia="宋体" w:hint="eastAsia"/>
+                <w:rFonts w:hint="eastAsia" w:ascii="宋体" w:eastAsia="宋体"/>
                 <w:b/>
                 <w:sz w:val="28"/>
               </w:rPr>
             </w:pPr>
             <w:r>
               <w:rPr>
-                <w:rFonts w:ascii="宋体" w:eastAsia="宋体" w:hint="eastAsia"/>
+                <w:rFonts w:hint="eastAsia" w:ascii="宋体" w:eastAsia="宋体"/>
                 <w:b/>
                 <w:sz w:val="28"/>
               </w:rPr>
@@ -3782,15 +4187,15 @@
             <w:tcW w:w="1514" w:type="dxa"/>
             <w:gridSpan w:val="2"/>
             <w:tcBorders>
-              <w:top w:val="single" w:sz="4" w:space="0" w:color="000000"/>
-              <w:left w:val="single" w:sz="4" w:space="0" w:color="000000"/>
-              <w:bottom w:val="single" w:sz="4" w:space="0" w:color="000000"/>
-              <w:right w:val="single" w:sz="4" w:space="0" w:color="000000"/>
-            </w:tcBorders>
-          </w:tcPr>
-          <w:p>
-            <w:pPr>
-              <w:pStyle w:val="TableParagraph"/>
+              <w:top w:val="single" w:color="000000" w:sz="4" w:space="0"/>
+              <w:left w:val="single" w:color="000000" w:sz="4" w:space="0"/>
+              <w:bottom w:val="single" w:color="000000" w:sz="4" w:space="0"/>
+              <w:right w:val="single" w:color="000000" w:sz="4" w:space="0"/>
+            </w:tcBorders>
+          </w:tcPr>
+          <w:p>
+            <w:pPr>
+              <w:pStyle w:val="7"/>
               <w:spacing w:before="119"/>
               <w:ind w:left="528" w:right="516"/>
               <w:jc w:val="center"/>
@@ -3811,15 +4216,15 @@
             <w:tcW w:w="1526" w:type="dxa"/>
             <w:gridSpan w:val="3"/>
             <w:tcBorders>
-              <w:top w:val="single" w:sz="4" w:space="0" w:color="000000"/>
-              <w:left w:val="single" w:sz="4" w:space="0" w:color="000000"/>
-              <w:bottom w:val="single" w:sz="4" w:space="0" w:color="000000"/>
-              <w:right w:val="single" w:sz="4" w:space="0" w:color="000000"/>
-            </w:tcBorders>
-          </w:tcPr>
-          <w:p>
-            <w:pPr>
-              <w:pStyle w:val="TableParagraph"/>
+              <w:top w:val="single" w:color="000000" w:sz="4" w:space="0"/>
+              <w:left w:val="single" w:color="000000" w:sz="4" w:space="0"/>
+              <w:bottom w:val="single" w:color="000000" w:sz="4" w:space="0"/>
+              <w:right w:val="single" w:color="000000" w:sz="4" w:space="0"/>
+            </w:tcBorders>
+          </w:tcPr>
+          <w:p>
+            <w:pPr>
+              <w:pStyle w:val="7"/>
               <w:spacing w:before="119"/>
               <w:ind w:left="533" w:right="523"/>
               <w:jc w:val="center"/>
@@ -3840,15 +4245,15 @@
             <w:tcW w:w="1527" w:type="dxa"/>
             <w:gridSpan w:val="2"/>
             <w:tcBorders>
-              <w:top w:val="single" w:sz="4" w:space="0" w:color="000000"/>
-              <w:left w:val="single" w:sz="4" w:space="0" w:color="000000"/>
-              <w:bottom w:val="single" w:sz="4" w:space="0" w:color="000000"/>
-              <w:right w:val="single" w:sz="4" w:space="0" w:color="000000"/>
-            </w:tcBorders>
-          </w:tcPr>
-          <w:p>
-            <w:pPr>
-              <w:pStyle w:val="TableParagraph"/>
+              <w:top w:val="single" w:color="000000" w:sz="4" w:space="0"/>
+              <w:left w:val="single" w:color="000000" w:sz="4" w:space="0"/>
+              <w:bottom w:val="single" w:color="000000" w:sz="4" w:space="0"/>
+              <w:right w:val="single" w:color="000000" w:sz="4" w:space="0"/>
+            </w:tcBorders>
+          </w:tcPr>
+          <w:p>
+            <w:pPr>
+              <w:pStyle w:val="7"/>
               <w:spacing w:before="119"/>
               <w:ind w:left="236"/>
               <w:rPr>
@@ -3868,15 +4273,15 @@
             <w:tcW w:w="1523" w:type="dxa"/>
             <w:gridSpan w:val="2"/>
             <w:tcBorders>
-              <w:top w:val="single" w:sz="4" w:space="0" w:color="000000"/>
-              <w:left w:val="single" w:sz="4" w:space="0" w:color="000000"/>
-              <w:bottom w:val="single" w:sz="4" w:space="0" w:color="000000"/>
-              <w:right w:val="single" w:sz="4" w:space="0" w:color="000000"/>
-            </w:tcBorders>
-          </w:tcPr>
-          <w:p>
-            <w:pPr>
-              <w:pStyle w:val="TableParagraph"/>
+              <w:top w:val="single" w:color="000000" w:sz="4" w:space="0"/>
+              <w:left w:val="single" w:color="000000" w:sz="4" w:space="0"/>
+              <w:bottom w:val="single" w:color="000000" w:sz="4" w:space="0"/>
+              <w:right w:val="single" w:color="000000" w:sz="4" w:space="0"/>
+            </w:tcBorders>
+          </w:tcPr>
+          <w:p>
+            <w:pPr>
+              <w:pStyle w:val="7"/>
               <w:spacing w:before="119"/>
               <w:ind w:left="338"/>
               <w:rPr>
@@ -3896,15 +4301,15 @@
             <w:tcW w:w="1533" w:type="dxa"/>
             <w:gridSpan w:val="3"/>
             <w:tcBorders>
-              <w:top w:val="single" w:sz="4" w:space="0" w:color="000000"/>
-              <w:left w:val="single" w:sz="4" w:space="0" w:color="000000"/>
-              <w:bottom w:val="single" w:sz="4" w:space="0" w:color="000000"/>
-              <w:right w:val="single" w:sz="4" w:space="0" w:color="000000"/>
-            </w:tcBorders>
-          </w:tcPr>
-          <w:p>
-            <w:pPr>
-              <w:pStyle w:val="TableParagraph"/>
+              <w:top w:val="single" w:color="000000" w:sz="4" w:space="0"/>
+              <w:left w:val="single" w:color="000000" w:sz="4" w:space="0"/>
+              <w:bottom w:val="single" w:color="000000" w:sz="4" w:space="0"/>
+              <w:right w:val="single" w:color="000000" w:sz="4" w:space="0"/>
+            </w:tcBorders>
+          </w:tcPr>
+          <w:p>
+            <w:pPr>
+              <w:pStyle w:val="7"/>
               <w:spacing w:before="119"/>
               <w:ind w:left="535" w:right="528"/>
               <w:jc w:val="center"/>
@@ -3925,15 +4330,15 @@
             <w:tcW w:w="1542" w:type="dxa"/>
             <w:gridSpan w:val="2"/>
             <w:tcBorders>
-              <w:top w:val="single" w:sz="4" w:space="0" w:color="000000"/>
-              <w:left w:val="single" w:sz="4" w:space="0" w:color="000000"/>
-              <w:bottom w:val="single" w:sz="4" w:space="0" w:color="000000"/>
-              <w:right w:val="single" w:sz="4" w:space="0" w:color="000000"/>
-            </w:tcBorders>
-          </w:tcPr>
-          <w:p>
-            <w:pPr>
-              <w:pStyle w:val="TableParagraph"/>
+              <w:top w:val="single" w:color="000000" w:sz="4" w:space="0"/>
+              <w:left w:val="single" w:color="000000" w:sz="4" w:space="0"/>
+              <w:bottom w:val="single" w:color="000000" w:sz="4" w:space="0"/>
+              <w:right w:val="single" w:color="000000" w:sz="4" w:space="0"/>
+            </w:tcBorders>
+          </w:tcPr>
+          <w:p>
+            <w:pPr>
+              <w:pStyle w:val="7"/>
               <w:spacing w:before="119"/>
               <w:ind w:left="346"/>
               <w:rPr>
@@ -3958,18 +4363,20 @@
             <w:tcW w:w="1514" w:type="dxa"/>
             <w:gridSpan w:val="2"/>
             <w:tcBorders>
-              <w:top w:val="single" w:sz="4" w:space="0" w:color="000000"/>
-              <w:left w:val="single" w:sz="4" w:space="0" w:color="000000"/>
-              <w:bottom w:val="single" w:sz="4" w:space="0" w:color="000000"/>
-              <w:right w:val="single" w:sz="4" w:space="0" w:color="000000"/>
-            </w:tcBorders>
-          </w:tcPr>
-          <w:p>
-            <w:pPr>
-              <w:pStyle w:val="TableParagraph"/>
-              <w:rPr>
-                <w:rFonts w:ascii="Times New Roman"/>
-                <w:sz w:val="22"/>
+              <w:top w:val="single" w:color="000000" w:sz="4" w:space="0"/>
+              <w:left w:val="single" w:color="000000" w:sz="4" w:space="0"/>
+              <w:bottom w:val="single" w:color="000000" w:sz="4" w:space="0"/>
+              <w:right w:val="single" w:color="000000" w:sz="4" w:space="0"/>
+            </w:tcBorders>
+          </w:tcPr>
+          <w:p>
+            <w:pPr>
+              <w:pStyle w:val="7"/>
+              <w:spacing w:before="135"/>
+              <w:ind w:left="211" w:right="202"/>
+              <w:jc w:val="center"/>
+              <w:rPr>
+                <w:sz w:val="21"/>
               </w:rPr>
             </w:pPr>
           </w:p>
@@ -3979,18 +4386,20 @@
             <w:tcW w:w="1526" w:type="dxa"/>
             <w:gridSpan w:val="3"/>
             <w:tcBorders>
-              <w:top w:val="single" w:sz="4" w:space="0" w:color="000000"/>
-              <w:left w:val="single" w:sz="4" w:space="0" w:color="000000"/>
-              <w:bottom w:val="single" w:sz="4" w:space="0" w:color="000000"/>
-              <w:right w:val="single" w:sz="4" w:space="0" w:color="000000"/>
-            </w:tcBorders>
-          </w:tcPr>
-          <w:p>
-            <w:pPr>
-              <w:pStyle w:val="TableParagraph"/>
-              <w:rPr>
-                <w:rFonts w:ascii="Times New Roman"/>
-                <w:sz w:val="22"/>
+              <w:top w:val="single" w:color="000000" w:sz="4" w:space="0"/>
+              <w:left w:val="single" w:color="000000" w:sz="4" w:space="0"/>
+              <w:bottom w:val="single" w:color="000000" w:sz="4" w:space="0"/>
+              <w:right w:val="single" w:color="000000" w:sz="4" w:space="0"/>
+            </w:tcBorders>
+          </w:tcPr>
+          <w:p>
+            <w:pPr>
+              <w:pStyle w:val="7"/>
+              <w:spacing w:before="135"/>
+              <w:ind w:left="211" w:right="202"/>
+              <w:jc w:val="center"/>
+              <w:rPr>
+                <w:sz w:val="21"/>
               </w:rPr>
             </w:pPr>
           </w:p>
@@ -4000,18 +4409,20 @@
             <w:tcW w:w="1527" w:type="dxa"/>
             <w:gridSpan w:val="2"/>
             <w:tcBorders>
-              <w:top w:val="single" w:sz="4" w:space="0" w:color="000000"/>
-              <w:left w:val="single" w:sz="4" w:space="0" w:color="000000"/>
-              <w:bottom w:val="single" w:sz="4" w:space="0" w:color="000000"/>
-              <w:right w:val="single" w:sz="4" w:space="0" w:color="000000"/>
-            </w:tcBorders>
-          </w:tcPr>
-          <w:p>
-            <w:pPr>
-              <w:pStyle w:val="TableParagraph"/>
-              <w:rPr>
-                <w:rFonts w:ascii="Times New Roman"/>
-                <w:sz w:val="22"/>
+              <w:top w:val="single" w:color="000000" w:sz="4" w:space="0"/>
+              <w:left w:val="single" w:color="000000" w:sz="4" w:space="0"/>
+              <w:bottom w:val="single" w:color="000000" w:sz="4" w:space="0"/>
+              <w:right w:val="single" w:color="000000" w:sz="4" w:space="0"/>
+            </w:tcBorders>
+          </w:tcPr>
+          <w:p>
+            <w:pPr>
+              <w:pStyle w:val="7"/>
+              <w:spacing w:before="135"/>
+              <w:ind w:left="211" w:right="202"/>
+              <w:jc w:val="center"/>
+              <w:rPr>
+                <w:sz w:val="21"/>
               </w:rPr>
             </w:pPr>
           </w:p>
@@ -4021,18 +4432,20 @@
             <w:tcW w:w="1523" w:type="dxa"/>
             <w:gridSpan w:val="2"/>
             <w:tcBorders>
-              <w:top w:val="single" w:sz="4" w:space="0" w:color="000000"/>
-              <w:left w:val="single" w:sz="4" w:space="0" w:color="000000"/>
-              <w:bottom w:val="single" w:sz="4" w:space="0" w:color="000000"/>
-              <w:right w:val="single" w:sz="4" w:space="0" w:color="000000"/>
-            </w:tcBorders>
-          </w:tcPr>
-          <w:p>
-            <w:pPr>
-              <w:pStyle w:val="TableParagraph"/>
-              <w:rPr>
-                <w:rFonts w:ascii="Times New Roman"/>
-                <w:sz w:val="22"/>
+              <w:top w:val="single" w:color="000000" w:sz="4" w:space="0"/>
+              <w:left w:val="single" w:color="000000" w:sz="4" w:space="0"/>
+              <w:bottom w:val="single" w:color="000000" w:sz="4" w:space="0"/>
+              <w:right w:val="single" w:color="000000" w:sz="4" w:space="0"/>
+            </w:tcBorders>
+          </w:tcPr>
+          <w:p>
+            <w:pPr>
+              <w:pStyle w:val="7"/>
+              <w:spacing w:before="135"/>
+              <w:ind w:left="211" w:right="202"/>
+              <w:jc w:val="center"/>
+              <w:rPr>
+                <w:sz w:val="21"/>
               </w:rPr>
             </w:pPr>
           </w:p>
@@ -4042,18 +4455,20 @@
             <w:tcW w:w="1533" w:type="dxa"/>
             <w:gridSpan w:val="3"/>
             <w:tcBorders>
-              <w:top w:val="single" w:sz="4" w:space="0" w:color="000000"/>
-              <w:left w:val="single" w:sz="4" w:space="0" w:color="000000"/>
-              <w:bottom w:val="single" w:sz="4" w:space="0" w:color="000000"/>
-              <w:right w:val="single" w:sz="4" w:space="0" w:color="000000"/>
-            </w:tcBorders>
-          </w:tcPr>
-          <w:p>
-            <w:pPr>
-              <w:pStyle w:val="TableParagraph"/>
-              <w:rPr>
-                <w:rFonts w:ascii="Times New Roman"/>
-                <w:sz w:val="22"/>
+              <w:top w:val="single" w:color="000000" w:sz="4" w:space="0"/>
+              <w:left w:val="single" w:color="000000" w:sz="4" w:space="0"/>
+              <w:bottom w:val="single" w:color="000000" w:sz="4" w:space="0"/>
+              <w:right w:val="single" w:color="000000" w:sz="4" w:space="0"/>
+            </w:tcBorders>
+          </w:tcPr>
+          <w:p>
+            <w:pPr>
+              <w:pStyle w:val="7"/>
+              <w:spacing w:before="135"/>
+              <w:ind w:left="211" w:right="202"/>
+              <w:jc w:val="center"/>
+              <w:rPr>
+                <w:sz w:val="21"/>
               </w:rPr>
             </w:pPr>
           </w:p>
@@ -4063,18 +4478,20 @@
             <w:tcW w:w="1542" w:type="dxa"/>
             <w:gridSpan w:val="2"/>
             <w:tcBorders>
-              <w:top w:val="single" w:sz="4" w:space="0" w:color="000000"/>
-              <w:left w:val="single" w:sz="4" w:space="0" w:color="000000"/>
-              <w:bottom w:val="single" w:sz="4" w:space="0" w:color="000000"/>
-              <w:right w:val="single" w:sz="4" w:space="0" w:color="000000"/>
-            </w:tcBorders>
-          </w:tcPr>
-          <w:p>
-            <w:pPr>
-              <w:pStyle w:val="TableParagraph"/>
-              <w:rPr>
-                <w:rFonts w:ascii="Times New Roman"/>
-                <w:sz w:val="22"/>
+              <w:top w:val="single" w:color="000000" w:sz="4" w:space="0"/>
+              <w:left w:val="single" w:color="000000" w:sz="4" w:space="0"/>
+              <w:bottom w:val="single" w:color="000000" w:sz="4" w:space="0"/>
+              <w:right w:val="single" w:color="000000" w:sz="4" w:space="0"/>
+            </w:tcBorders>
+          </w:tcPr>
+          <w:p>
+            <w:pPr>
+              <w:pStyle w:val="7"/>
+              <w:spacing w:before="135"/>
+              <w:ind w:left="211" w:right="202"/>
+              <w:jc w:val="center"/>
+              <w:rPr>
+                <w:sz w:val="21"/>
               </w:rPr>
             </w:pPr>
           </w:p>
@@ -4089,18 +4506,20 @@
             <w:tcW w:w="1514" w:type="dxa"/>
             <w:gridSpan w:val="2"/>
             <w:tcBorders>
-              <w:top w:val="single" w:sz="4" w:space="0" w:color="000000"/>
-              <w:left w:val="single" w:sz="4" w:space="0" w:color="000000"/>
-              <w:bottom w:val="single" w:sz="4" w:space="0" w:color="000000"/>
-              <w:right w:val="single" w:sz="4" w:space="0" w:color="000000"/>
-            </w:tcBorders>
-          </w:tcPr>
-          <w:p>
-            <w:pPr>
-              <w:pStyle w:val="TableParagraph"/>
-              <w:rPr>
-                <w:rFonts w:ascii="Times New Roman"/>
-                <w:sz w:val="22"/>
+              <w:top w:val="single" w:color="000000" w:sz="4" w:space="0"/>
+              <w:left w:val="single" w:color="000000" w:sz="4" w:space="0"/>
+              <w:bottom w:val="single" w:color="000000" w:sz="4" w:space="0"/>
+              <w:right w:val="single" w:color="000000" w:sz="4" w:space="0"/>
+            </w:tcBorders>
+          </w:tcPr>
+          <w:p>
+            <w:pPr>
+              <w:pStyle w:val="7"/>
+              <w:spacing w:before="135"/>
+              <w:ind w:left="211" w:right="202"/>
+              <w:jc w:val="center"/>
+              <w:rPr>
+                <w:sz w:val="21"/>
               </w:rPr>
             </w:pPr>
           </w:p>
@@ -4110,18 +4529,20 @@
             <w:tcW w:w="1526" w:type="dxa"/>
             <w:gridSpan w:val="3"/>
             <w:tcBorders>
-              <w:top w:val="single" w:sz="4" w:space="0" w:color="000000"/>
-              <w:left w:val="single" w:sz="4" w:space="0" w:color="000000"/>
-              <w:bottom w:val="single" w:sz="4" w:space="0" w:color="000000"/>
-              <w:right w:val="single" w:sz="4" w:space="0" w:color="000000"/>
-            </w:tcBorders>
-          </w:tcPr>
-          <w:p>
-            <w:pPr>
-              <w:pStyle w:val="TableParagraph"/>
-              <w:rPr>
-                <w:rFonts w:ascii="Times New Roman"/>
-                <w:sz w:val="22"/>
+              <w:top w:val="single" w:color="000000" w:sz="4" w:space="0"/>
+              <w:left w:val="single" w:color="000000" w:sz="4" w:space="0"/>
+              <w:bottom w:val="single" w:color="000000" w:sz="4" w:space="0"/>
+              <w:right w:val="single" w:color="000000" w:sz="4" w:space="0"/>
+            </w:tcBorders>
+          </w:tcPr>
+          <w:p>
+            <w:pPr>
+              <w:pStyle w:val="7"/>
+              <w:spacing w:before="135"/>
+              <w:ind w:left="211" w:right="202"/>
+              <w:jc w:val="center"/>
+              <w:rPr>
+                <w:sz w:val="21"/>
               </w:rPr>
             </w:pPr>
           </w:p>
@@ -4131,18 +4552,20 @@
             <w:tcW w:w="1527" w:type="dxa"/>
             <w:gridSpan w:val="2"/>
             <w:tcBorders>
-              <w:top w:val="single" w:sz="4" w:space="0" w:color="000000"/>
-              <w:left w:val="single" w:sz="4" w:space="0" w:color="000000"/>
-              <w:bottom w:val="single" w:sz="4" w:space="0" w:color="000000"/>
-              <w:right w:val="single" w:sz="4" w:space="0" w:color="000000"/>
-            </w:tcBorders>
-          </w:tcPr>
-          <w:p>
-            <w:pPr>
-              <w:pStyle w:val="TableParagraph"/>
-              <w:rPr>
-                <w:rFonts w:ascii="Times New Roman"/>
-                <w:sz w:val="22"/>
+              <w:top w:val="single" w:color="000000" w:sz="4" w:space="0"/>
+              <w:left w:val="single" w:color="000000" w:sz="4" w:space="0"/>
+              <w:bottom w:val="single" w:color="000000" w:sz="4" w:space="0"/>
+              <w:right w:val="single" w:color="000000" w:sz="4" w:space="0"/>
+            </w:tcBorders>
+          </w:tcPr>
+          <w:p>
+            <w:pPr>
+              <w:pStyle w:val="7"/>
+              <w:spacing w:before="135"/>
+              <w:ind w:left="211" w:right="202"/>
+              <w:jc w:val="center"/>
+              <w:rPr>
+                <w:sz w:val="21"/>
               </w:rPr>
             </w:pPr>
           </w:p>
@@ -4152,18 +4575,20 @@
             <w:tcW w:w="1523" w:type="dxa"/>
             <w:gridSpan w:val="2"/>
             <w:tcBorders>
-              <w:top w:val="single" w:sz="4" w:space="0" w:color="000000"/>
-              <w:left w:val="single" w:sz="4" w:space="0" w:color="000000"/>
-              <w:bottom w:val="single" w:sz="4" w:space="0" w:color="000000"/>
-              <w:right w:val="single" w:sz="4" w:space="0" w:color="000000"/>
-            </w:tcBorders>
-          </w:tcPr>
-          <w:p>
-            <w:pPr>
-              <w:pStyle w:val="TableParagraph"/>
-              <w:rPr>
-                <w:rFonts w:ascii="Times New Roman"/>
-                <w:sz w:val="22"/>
+              <w:top w:val="single" w:color="000000" w:sz="4" w:space="0"/>
+              <w:left w:val="single" w:color="000000" w:sz="4" w:space="0"/>
+              <w:bottom w:val="single" w:color="000000" w:sz="4" w:space="0"/>
+              <w:right w:val="single" w:color="000000" w:sz="4" w:space="0"/>
+            </w:tcBorders>
+          </w:tcPr>
+          <w:p>
+            <w:pPr>
+              <w:pStyle w:val="7"/>
+              <w:spacing w:before="135"/>
+              <w:ind w:left="211" w:right="202"/>
+              <w:jc w:val="center"/>
+              <w:rPr>
+                <w:sz w:val="21"/>
               </w:rPr>
             </w:pPr>
           </w:p>
@@ -4173,18 +4598,20 @@
             <w:tcW w:w="1533" w:type="dxa"/>
             <w:gridSpan w:val="3"/>
             <w:tcBorders>
-              <w:top w:val="single" w:sz="4" w:space="0" w:color="000000"/>
-              <w:left w:val="single" w:sz="4" w:space="0" w:color="000000"/>
-              <w:bottom w:val="single" w:sz="4" w:space="0" w:color="000000"/>
-              <w:right w:val="single" w:sz="4" w:space="0" w:color="000000"/>
-            </w:tcBorders>
-          </w:tcPr>
-          <w:p>
-            <w:pPr>
-              <w:pStyle w:val="TableParagraph"/>
-              <w:rPr>
-                <w:rFonts w:ascii="Times New Roman"/>
-                <w:sz w:val="22"/>
+              <w:top w:val="single" w:color="000000" w:sz="4" w:space="0"/>
+              <w:left w:val="single" w:color="000000" w:sz="4" w:space="0"/>
+              <w:bottom w:val="single" w:color="000000" w:sz="4" w:space="0"/>
+              <w:right w:val="single" w:color="000000" w:sz="4" w:space="0"/>
+            </w:tcBorders>
+          </w:tcPr>
+          <w:p>
+            <w:pPr>
+              <w:pStyle w:val="7"/>
+              <w:spacing w:before="135"/>
+              <w:ind w:left="211" w:right="202"/>
+              <w:jc w:val="center"/>
+              <w:rPr>
+                <w:sz w:val="21"/>
               </w:rPr>
             </w:pPr>
           </w:p>
@@ -4194,18 +4621,20 @@
             <w:tcW w:w="1542" w:type="dxa"/>
             <w:gridSpan w:val="2"/>
             <w:tcBorders>
-              <w:top w:val="single" w:sz="4" w:space="0" w:color="000000"/>
-              <w:left w:val="single" w:sz="4" w:space="0" w:color="000000"/>
-              <w:bottom w:val="single" w:sz="4" w:space="0" w:color="000000"/>
-              <w:right w:val="single" w:sz="4" w:space="0" w:color="000000"/>
-            </w:tcBorders>
-          </w:tcPr>
-          <w:p>
-            <w:pPr>
-              <w:pStyle w:val="TableParagraph"/>
-              <w:rPr>
-                <w:rFonts w:ascii="Times New Roman"/>
-                <w:sz w:val="22"/>
+              <w:top w:val="single" w:color="000000" w:sz="4" w:space="0"/>
+              <w:left w:val="single" w:color="000000" w:sz="4" w:space="0"/>
+              <w:bottom w:val="single" w:color="000000" w:sz="4" w:space="0"/>
+              <w:right w:val="single" w:color="000000" w:sz="4" w:space="0"/>
+            </w:tcBorders>
+          </w:tcPr>
+          <w:p>
+            <w:pPr>
+              <w:pStyle w:val="7"/>
+              <w:spacing w:before="135"/>
+              <w:ind w:left="211" w:right="202"/>
+              <w:jc w:val="center"/>
+              <w:rPr>
+                <w:sz w:val="21"/>
               </w:rPr>
             </w:pPr>
           </w:p>
@@ -4220,18 +4649,20 @@
             <w:tcW w:w="1514" w:type="dxa"/>
             <w:gridSpan w:val="2"/>
             <w:tcBorders>
-              <w:top w:val="single" w:sz="4" w:space="0" w:color="000000"/>
-              <w:left w:val="single" w:sz="4" w:space="0" w:color="000000"/>
-              <w:bottom w:val="single" w:sz="4" w:space="0" w:color="000000"/>
-              <w:right w:val="single" w:sz="4" w:space="0" w:color="000000"/>
-            </w:tcBorders>
-          </w:tcPr>
-          <w:p>
-            <w:pPr>
-              <w:pStyle w:val="TableParagraph"/>
-              <w:rPr>
-                <w:rFonts w:ascii="Times New Roman"/>
-                <w:sz w:val="22"/>
+              <w:top w:val="single" w:color="000000" w:sz="4" w:space="0"/>
+              <w:left w:val="single" w:color="000000" w:sz="4" w:space="0"/>
+              <w:bottom w:val="single" w:color="000000" w:sz="4" w:space="0"/>
+              <w:right w:val="single" w:color="000000" w:sz="4" w:space="0"/>
+            </w:tcBorders>
+          </w:tcPr>
+          <w:p>
+            <w:pPr>
+              <w:pStyle w:val="7"/>
+              <w:spacing w:before="135"/>
+              <w:ind w:left="211" w:right="202"/>
+              <w:jc w:val="center"/>
+              <w:rPr>
+                <w:sz w:val="21"/>
               </w:rPr>
             </w:pPr>
           </w:p>
@@ -4241,18 +4672,20 @@
             <w:tcW w:w="1526" w:type="dxa"/>
             <w:gridSpan w:val="3"/>
             <w:tcBorders>
-              <w:top w:val="single" w:sz="4" w:space="0" w:color="000000"/>
-              <w:left w:val="single" w:sz="4" w:space="0" w:color="000000"/>
-              <w:bottom w:val="single" w:sz="4" w:space="0" w:color="000000"/>
-              <w:right w:val="single" w:sz="4" w:space="0" w:color="000000"/>
-            </w:tcBorders>
-          </w:tcPr>
-          <w:p>
-            <w:pPr>
-              <w:pStyle w:val="TableParagraph"/>
-              <w:rPr>
-                <w:rFonts w:ascii="Times New Roman"/>
-                <w:sz w:val="22"/>
+              <w:top w:val="single" w:color="000000" w:sz="4" w:space="0"/>
+              <w:left w:val="single" w:color="000000" w:sz="4" w:space="0"/>
+              <w:bottom w:val="single" w:color="000000" w:sz="4" w:space="0"/>
+              <w:right w:val="single" w:color="000000" w:sz="4" w:space="0"/>
+            </w:tcBorders>
+          </w:tcPr>
+          <w:p>
+            <w:pPr>
+              <w:pStyle w:val="7"/>
+              <w:spacing w:before="135"/>
+              <w:ind w:left="211" w:right="202"/>
+              <w:jc w:val="center"/>
+              <w:rPr>
+                <w:sz w:val="21"/>
               </w:rPr>
             </w:pPr>
           </w:p>
@@ -4262,18 +4695,20 @@
             <w:tcW w:w="1527" w:type="dxa"/>
             <w:gridSpan w:val="2"/>
             <w:tcBorders>
-              <w:top w:val="single" w:sz="4" w:space="0" w:color="000000"/>
-              <w:left w:val="single" w:sz="4" w:space="0" w:color="000000"/>
-              <w:bottom w:val="single" w:sz="4" w:space="0" w:color="000000"/>
-              <w:right w:val="single" w:sz="4" w:space="0" w:color="000000"/>
-            </w:tcBorders>
-          </w:tcPr>
-          <w:p>
-            <w:pPr>
-              <w:pStyle w:val="TableParagraph"/>
-              <w:rPr>
-                <w:rFonts w:ascii="Times New Roman"/>
-                <w:sz w:val="22"/>
+              <w:top w:val="single" w:color="000000" w:sz="4" w:space="0"/>
+              <w:left w:val="single" w:color="000000" w:sz="4" w:space="0"/>
+              <w:bottom w:val="single" w:color="000000" w:sz="4" w:space="0"/>
+              <w:right w:val="single" w:color="000000" w:sz="4" w:space="0"/>
+            </w:tcBorders>
+          </w:tcPr>
+          <w:p>
+            <w:pPr>
+              <w:pStyle w:val="7"/>
+              <w:spacing w:before="135"/>
+              <w:ind w:left="211" w:right="202"/>
+              <w:jc w:val="center"/>
+              <w:rPr>
+                <w:sz w:val="21"/>
               </w:rPr>
             </w:pPr>
           </w:p>
@@ -4283,18 +4718,20 @@
             <w:tcW w:w="1523" w:type="dxa"/>
             <w:gridSpan w:val="2"/>
             <w:tcBorders>
-              <w:top w:val="single" w:sz="4" w:space="0" w:color="000000"/>
-              <w:left w:val="single" w:sz="4" w:space="0" w:color="000000"/>
-              <w:bottom w:val="single" w:sz="4" w:space="0" w:color="000000"/>
-              <w:right w:val="single" w:sz="4" w:space="0" w:color="000000"/>
-            </w:tcBorders>
-          </w:tcPr>
-          <w:p>
-            <w:pPr>
-              <w:pStyle w:val="TableParagraph"/>
-              <w:rPr>
-                <w:rFonts w:ascii="Times New Roman"/>
-                <w:sz w:val="22"/>
+              <w:top w:val="single" w:color="000000" w:sz="4" w:space="0"/>
+              <w:left w:val="single" w:color="000000" w:sz="4" w:space="0"/>
+              <w:bottom w:val="single" w:color="000000" w:sz="4" w:space="0"/>
+              <w:right w:val="single" w:color="000000" w:sz="4" w:space="0"/>
+            </w:tcBorders>
+          </w:tcPr>
+          <w:p>
+            <w:pPr>
+              <w:pStyle w:val="7"/>
+              <w:spacing w:before="135"/>
+              <w:ind w:left="211" w:right="202"/>
+              <w:jc w:val="center"/>
+              <w:rPr>
+                <w:sz w:val="21"/>
               </w:rPr>
             </w:pPr>
           </w:p>
@@ -4304,18 +4741,20 @@
             <w:tcW w:w="1533" w:type="dxa"/>
             <w:gridSpan w:val="3"/>
             <w:tcBorders>
-              <w:top w:val="single" w:sz="4" w:space="0" w:color="000000"/>
-              <w:left w:val="single" w:sz="4" w:space="0" w:color="000000"/>
-              <w:bottom w:val="single" w:sz="4" w:space="0" w:color="000000"/>
-              <w:right w:val="single" w:sz="4" w:space="0" w:color="000000"/>
-            </w:tcBorders>
-          </w:tcPr>
-          <w:p>
-            <w:pPr>
-              <w:pStyle w:val="TableParagraph"/>
-              <w:rPr>
-                <w:rFonts w:ascii="Times New Roman"/>
-                <w:sz w:val="22"/>
+              <w:top w:val="single" w:color="000000" w:sz="4" w:space="0"/>
+              <w:left w:val="single" w:color="000000" w:sz="4" w:space="0"/>
+              <w:bottom w:val="single" w:color="000000" w:sz="4" w:space="0"/>
+              <w:right w:val="single" w:color="000000" w:sz="4" w:space="0"/>
+            </w:tcBorders>
+          </w:tcPr>
+          <w:p>
+            <w:pPr>
+              <w:pStyle w:val="7"/>
+              <w:spacing w:before="135"/>
+              <w:ind w:left="211" w:right="202"/>
+              <w:jc w:val="center"/>
+              <w:rPr>
+                <w:sz w:val="21"/>
               </w:rPr>
             </w:pPr>
           </w:p>
@@ -4325,18 +4764,20 @@
             <w:tcW w:w="1542" w:type="dxa"/>
             <w:gridSpan w:val="2"/>
             <w:tcBorders>
-              <w:top w:val="single" w:sz="4" w:space="0" w:color="000000"/>
-              <w:left w:val="single" w:sz="4" w:space="0" w:color="000000"/>
-              <w:bottom w:val="single" w:sz="4" w:space="0" w:color="000000"/>
-              <w:right w:val="single" w:sz="4" w:space="0" w:color="000000"/>
-            </w:tcBorders>
-          </w:tcPr>
-          <w:p>
-            <w:pPr>
-              <w:pStyle w:val="TableParagraph"/>
-              <w:rPr>
-                <w:rFonts w:ascii="Times New Roman"/>
-                <w:sz w:val="22"/>
+              <w:top w:val="single" w:color="000000" w:sz="4" w:space="0"/>
+              <w:left w:val="single" w:color="000000" w:sz="4" w:space="0"/>
+              <w:bottom w:val="single" w:color="000000" w:sz="4" w:space="0"/>
+              <w:right w:val="single" w:color="000000" w:sz="4" w:space="0"/>
+            </w:tcBorders>
+          </w:tcPr>
+          <w:p>
+            <w:pPr>
+              <w:pStyle w:val="7"/>
+              <w:spacing w:before="135"/>
+              <w:ind w:left="211" w:right="202"/>
+              <w:jc w:val="center"/>
+              <w:rPr>
+                <w:sz w:val="21"/>
               </w:rPr>
             </w:pPr>
           </w:p>
@@ -4351,18 +4792,20 @@
             <w:tcW w:w="1514" w:type="dxa"/>
             <w:gridSpan w:val="2"/>
             <w:tcBorders>
-              <w:top w:val="single" w:sz="4" w:space="0" w:color="000000"/>
-              <w:left w:val="single" w:sz="4" w:space="0" w:color="000000"/>
-              <w:bottom w:val="single" w:sz="4" w:space="0" w:color="000000"/>
-              <w:right w:val="single" w:sz="4" w:space="0" w:color="000000"/>
-            </w:tcBorders>
-          </w:tcPr>
-          <w:p>
-            <w:pPr>
-              <w:pStyle w:val="TableParagraph"/>
-              <w:rPr>
-                <w:rFonts w:ascii="Times New Roman"/>
-                <w:sz w:val="22"/>
+              <w:top w:val="single" w:color="000000" w:sz="4" w:space="0"/>
+              <w:left w:val="single" w:color="000000" w:sz="4" w:space="0"/>
+              <w:bottom w:val="single" w:color="000000" w:sz="4" w:space="0"/>
+              <w:right w:val="single" w:color="000000" w:sz="4" w:space="0"/>
+            </w:tcBorders>
+          </w:tcPr>
+          <w:p>
+            <w:pPr>
+              <w:pStyle w:val="7"/>
+              <w:spacing w:before="135"/>
+              <w:ind w:left="211" w:right="202"/>
+              <w:jc w:val="center"/>
+              <w:rPr>
+                <w:sz w:val="21"/>
               </w:rPr>
             </w:pPr>
           </w:p>
@@ -4372,18 +4815,20 @@
             <w:tcW w:w="1526" w:type="dxa"/>
             <w:gridSpan w:val="3"/>
             <w:tcBorders>
-              <w:top w:val="single" w:sz="4" w:space="0" w:color="000000"/>
-              <w:left w:val="single" w:sz="4" w:space="0" w:color="000000"/>
-              <w:bottom w:val="single" w:sz="4" w:space="0" w:color="000000"/>
-              <w:right w:val="single" w:sz="4" w:space="0" w:color="000000"/>
-            </w:tcBorders>
-          </w:tcPr>
-          <w:p>
-            <w:pPr>
-              <w:pStyle w:val="TableParagraph"/>
-              <w:rPr>
-                <w:rFonts w:ascii="Times New Roman"/>
-                <w:sz w:val="22"/>
+              <w:top w:val="single" w:color="000000" w:sz="4" w:space="0"/>
+              <w:left w:val="single" w:color="000000" w:sz="4" w:space="0"/>
+              <w:bottom w:val="single" w:color="000000" w:sz="4" w:space="0"/>
+              <w:right w:val="single" w:color="000000" w:sz="4" w:space="0"/>
+            </w:tcBorders>
+          </w:tcPr>
+          <w:p>
+            <w:pPr>
+              <w:pStyle w:val="7"/>
+              <w:spacing w:before="135"/>
+              <w:ind w:left="211" w:right="202"/>
+              <w:jc w:val="center"/>
+              <w:rPr>
+                <w:sz w:val="21"/>
               </w:rPr>
             </w:pPr>
           </w:p>
@@ -4393,18 +4838,20 @@
             <w:tcW w:w="1527" w:type="dxa"/>
             <w:gridSpan w:val="2"/>
             <w:tcBorders>
-              <w:top w:val="single" w:sz="4" w:space="0" w:color="000000"/>
-              <w:left w:val="single" w:sz="4" w:space="0" w:color="000000"/>
-              <w:bottom w:val="single" w:sz="4" w:space="0" w:color="000000"/>
-              <w:right w:val="single" w:sz="4" w:space="0" w:color="000000"/>
-            </w:tcBorders>
-          </w:tcPr>
-          <w:p>
-            <w:pPr>
-              <w:pStyle w:val="TableParagraph"/>
-              <w:rPr>
-                <w:rFonts w:ascii="Times New Roman"/>
-                <w:sz w:val="22"/>
+              <w:top w:val="single" w:color="000000" w:sz="4" w:space="0"/>
+              <w:left w:val="single" w:color="000000" w:sz="4" w:space="0"/>
+              <w:bottom w:val="single" w:color="000000" w:sz="4" w:space="0"/>
+              <w:right w:val="single" w:color="000000" w:sz="4" w:space="0"/>
+            </w:tcBorders>
+          </w:tcPr>
+          <w:p>
+            <w:pPr>
+              <w:pStyle w:val="7"/>
+              <w:spacing w:before="135"/>
+              <w:ind w:left="211" w:right="202"/>
+              <w:jc w:val="center"/>
+              <w:rPr>
+                <w:sz w:val="21"/>
               </w:rPr>
             </w:pPr>
           </w:p>
@@ -4414,18 +4861,20 @@
             <w:tcW w:w="1523" w:type="dxa"/>
             <w:gridSpan w:val="2"/>
             <w:tcBorders>
-              <w:top w:val="single" w:sz="4" w:space="0" w:color="000000"/>
-              <w:left w:val="single" w:sz="4" w:space="0" w:color="000000"/>
-              <w:bottom w:val="single" w:sz="4" w:space="0" w:color="000000"/>
-              <w:right w:val="single" w:sz="4" w:space="0" w:color="000000"/>
-            </w:tcBorders>
-          </w:tcPr>
-          <w:p>
-            <w:pPr>
-              <w:pStyle w:val="TableParagraph"/>
-              <w:rPr>
-                <w:rFonts w:ascii="Times New Roman"/>
-                <w:sz w:val="22"/>
+              <w:top w:val="single" w:color="000000" w:sz="4" w:space="0"/>
+              <w:left w:val="single" w:color="000000" w:sz="4" w:space="0"/>
+              <w:bottom w:val="single" w:color="000000" w:sz="4" w:space="0"/>
+              <w:right w:val="single" w:color="000000" w:sz="4" w:space="0"/>
+            </w:tcBorders>
+          </w:tcPr>
+          <w:p>
+            <w:pPr>
+              <w:pStyle w:val="7"/>
+              <w:spacing w:before="135"/>
+              <w:ind w:left="211" w:right="202"/>
+              <w:jc w:val="center"/>
+              <w:rPr>
+                <w:sz w:val="21"/>
               </w:rPr>
             </w:pPr>
           </w:p>
@@ -4435,18 +4884,20 @@
             <w:tcW w:w="1533" w:type="dxa"/>
             <w:gridSpan w:val="3"/>
             <w:tcBorders>
-              <w:top w:val="single" w:sz="4" w:space="0" w:color="000000"/>
-              <w:left w:val="single" w:sz="4" w:space="0" w:color="000000"/>
-              <w:bottom w:val="single" w:sz="4" w:space="0" w:color="000000"/>
-              <w:right w:val="single" w:sz="4" w:space="0" w:color="000000"/>
-            </w:tcBorders>
-          </w:tcPr>
-          <w:p>
-            <w:pPr>
-              <w:pStyle w:val="TableParagraph"/>
-              <w:rPr>
-                <w:rFonts w:ascii="Times New Roman"/>
-                <w:sz w:val="22"/>
+              <w:top w:val="single" w:color="000000" w:sz="4" w:space="0"/>
+              <w:left w:val="single" w:color="000000" w:sz="4" w:space="0"/>
+              <w:bottom w:val="single" w:color="000000" w:sz="4" w:space="0"/>
+              <w:right w:val="single" w:color="000000" w:sz="4" w:space="0"/>
+            </w:tcBorders>
+          </w:tcPr>
+          <w:p>
+            <w:pPr>
+              <w:pStyle w:val="7"/>
+              <w:spacing w:before="135"/>
+              <w:ind w:left="211" w:right="202"/>
+              <w:jc w:val="center"/>
+              <w:rPr>
+                <w:sz w:val="21"/>
               </w:rPr>
             </w:pPr>
           </w:p>
@@ -4456,18 +4907,20 @@
             <w:tcW w:w="1542" w:type="dxa"/>
             <w:gridSpan w:val="2"/>
             <w:tcBorders>
-              <w:top w:val="single" w:sz="4" w:space="0" w:color="000000"/>
-              <w:left w:val="single" w:sz="4" w:space="0" w:color="000000"/>
-              <w:bottom w:val="single" w:sz="4" w:space="0" w:color="000000"/>
-              <w:right w:val="single" w:sz="4" w:space="0" w:color="000000"/>
-            </w:tcBorders>
-          </w:tcPr>
-          <w:p>
-            <w:pPr>
-              <w:pStyle w:val="TableParagraph"/>
-              <w:rPr>
-                <w:rFonts w:ascii="Times New Roman"/>
-                <w:sz w:val="22"/>
+              <w:top w:val="single" w:color="000000" w:sz="4" w:space="0"/>
+              <w:left w:val="single" w:color="000000" w:sz="4" w:space="0"/>
+              <w:bottom w:val="single" w:color="000000" w:sz="4" w:space="0"/>
+              <w:right w:val="single" w:color="000000" w:sz="4" w:space="0"/>
+            </w:tcBorders>
+          </w:tcPr>
+          <w:p>
+            <w:pPr>
+              <w:pStyle w:val="7"/>
+              <w:spacing w:before="135"/>
+              <w:ind w:left="211" w:right="202"/>
+              <w:jc w:val="center"/>
+              <w:rPr>
+                <w:sz w:val="21"/>
               </w:rPr>
             </w:pPr>
           </w:p>
@@ -4482,25 +4935,25 @@
             <w:tcW w:w="3040" w:type="dxa"/>
             <w:gridSpan w:val="5"/>
             <w:tcBorders>
-              <w:top w:val="single" w:sz="4" w:space="0" w:color="000000"/>
-              <w:left w:val="single" w:sz="4" w:space="0" w:color="000000"/>
-              <w:bottom w:val="single" w:sz="4" w:space="0" w:color="000000"/>
-              <w:right w:val="single" w:sz="4" w:space="0" w:color="000000"/>
-            </w:tcBorders>
-          </w:tcPr>
-          <w:p>
-            <w:pPr>
-              <w:pStyle w:val="TableParagraph"/>
+              <w:top w:val="single" w:color="000000" w:sz="4" w:space="0"/>
+              <w:left w:val="single" w:color="000000" w:sz="4" w:space="0"/>
+              <w:bottom w:val="single" w:color="000000" w:sz="4" w:space="0"/>
+              <w:right w:val="single" w:color="000000" w:sz="4" w:space="0"/>
+            </w:tcBorders>
+          </w:tcPr>
+          <w:p>
+            <w:pPr>
+              <w:pStyle w:val="7"/>
               <w:spacing w:before="178"/>
               <w:ind w:left="362"/>
               <w:rPr>
-                <w:rFonts w:ascii="宋体" w:eastAsia="宋体" w:hint="eastAsia"/>
-                <w:sz w:val="21"/>
-              </w:rPr>
-            </w:pPr>
-            <w:r>
-              <w:rPr>
-                <w:rFonts w:ascii="宋体" w:eastAsia="宋体" w:hint="eastAsia"/>
+                <w:rFonts w:hint="eastAsia" w:ascii="宋体" w:eastAsia="宋体"/>
+                <w:sz w:val="21"/>
+              </w:rPr>
+            </w:pPr>
+            <w:r>
+              <w:rPr>
+                <w:rFonts w:hint="eastAsia" w:ascii="宋体" w:eastAsia="宋体"/>
                 <w:sz w:val="21"/>
               </w:rPr>
               <w:t>是否有亲友任职于本公司</w:t>
@@ -4512,21 +4965,21 @@
             <w:tcW w:w="6125" w:type="dxa"/>
             <w:gridSpan w:val="9"/>
             <w:tcBorders>
-              <w:top w:val="single" w:sz="4" w:space="0" w:color="000000"/>
-              <w:left w:val="single" w:sz="4" w:space="0" w:color="000000"/>
-              <w:bottom w:val="single" w:sz="4" w:space="0" w:color="000000"/>
-              <w:right w:val="single" w:sz="4" w:space="0" w:color="000000"/>
-            </w:tcBorders>
-          </w:tcPr>
-          <w:p>
-            <w:pPr>
-              <w:pStyle w:val="TableParagraph"/>
+              <w:top w:val="single" w:color="000000" w:sz="4" w:space="0"/>
+              <w:left w:val="single" w:color="000000" w:sz="4" w:space="0"/>
+              <w:bottom w:val="single" w:color="000000" w:sz="4" w:space="0"/>
+              <w:right w:val="single" w:color="000000" w:sz="4" w:space="0"/>
+            </w:tcBorders>
+          </w:tcPr>
+          <w:p>
+            <w:pPr>
+              <w:pStyle w:val="7"/>
               <w:tabs>
-                <w:tab w:pos="1052" w:val="left" w:leader="none"/>
-                <w:tab w:pos="1789" w:val="left" w:leader="none"/>
-                <w:tab w:pos="3414" w:val="left" w:leader="none"/>
-                <w:tab w:pos="4777" w:val="left" w:leader="none"/>
-                <w:tab w:pos="6035" w:val="left" w:leader="none"/>
+                <w:tab w:val="left" w:pos="1052"/>
+                <w:tab w:val="left" w:pos="1789"/>
+                <w:tab w:val="left" w:pos="3414"/>
+                <w:tab w:val="left" w:pos="4777"/>
+                <w:tab w:val="left" w:pos="6035"/>
               </w:tabs>
               <w:spacing w:before="178"/>
               <w:ind w:left="106"/>
@@ -4537,17 +4990,35 @@
             </w:pPr>
             <w:r>
               <w:rPr>
-                <w:rFonts w:ascii="宋体" w:hAnsi="宋体" w:eastAsia="宋体" w:hint="eastAsia"/>
+                <w:rFonts w:hint="eastAsia" w:ascii="宋体" w:hAnsi="宋体" w:eastAsia="宋体"/>
                 <w:sz w:val="21"/>
               </w:rPr>
               <w:t>□否</w:t>
+            </w:r>
+            <w:r>
+              <w:rPr>
+                <w:rFonts w:hint="eastAsia" w:ascii="宋体" w:hAnsi="宋体" w:eastAsia="宋体"/>
+                <w:sz w:val="21"/>
+              </w:rPr>
               <w:tab/>
+            </w:r>
+            <w:r>
+              <w:rPr>
+                <w:rFonts w:hint="eastAsia" w:ascii="宋体" w:hAnsi="宋体" w:eastAsia="宋体"/>
+                <w:sz w:val="21"/>
+              </w:rPr>
               <w:t>□是</w:t>
+            </w:r>
+            <w:r>
+              <w:rPr>
+                <w:rFonts w:hint="eastAsia" w:ascii="宋体" w:hAnsi="宋体" w:eastAsia="宋体"/>
+                <w:sz w:val="21"/>
+              </w:rPr>
               <w:tab/>
             </w:r>
             <w:r>
               <w:rPr>
-                <w:rFonts w:ascii="宋体" w:hAnsi="宋体" w:eastAsia="宋体" w:hint="eastAsia"/>
+                <w:rFonts w:hint="eastAsia" w:ascii="宋体" w:hAnsi="宋体" w:eastAsia="宋体"/>
                 <w:spacing w:val="-3"/>
                 <w:sz w:val="21"/>
               </w:rPr>
@@ -4555,14 +5026,14 @@
             </w:r>
             <w:r>
               <w:rPr>
-                <w:rFonts w:ascii="宋体" w:hAnsi="宋体" w:eastAsia="宋体" w:hint="eastAsia"/>
+                <w:rFonts w:hint="eastAsia" w:ascii="宋体" w:hAnsi="宋体" w:eastAsia="宋体"/>
                 <w:sz w:val="21"/>
               </w:rPr>
               <w:t>友</w:t>
             </w:r>
             <w:r>
               <w:rPr>
-                <w:rFonts w:ascii="宋体" w:hAnsi="宋体" w:eastAsia="宋体" w:hint="eastAsia"/>
+                <w:rFonts w:hint="eastAsia" w:ascii="宋体" w:hAnsi="宋体" w:eastAsia="宋体"/>
                 <w:spacing w:val="-3"/>
                 <w:sz w:val="21"/>
               </w:rPr>
@@ -4570,23 +5041,30 @@
             </w:r>
             <w:r>
               <w:rPr>
-                <w:rFonts w:ascii="宋体" w:hAnsi="宋体" w:eastAsia="宋体" w:hint="eastAsia"/>
+                <w:rFonts w:hint="eastAsia" w:ascii="宋体" w:hAnsi="宋体" w:eastAsia="宋体"/>
                 <w:sz w:val="21"/>
               </w:rPr>
               <w:t>名</w:t>
             </w:r>
             <w:r>
               <w:rPr>
-                <w:rFonts w:ascii="宋体" w:hAnsi="宋体" w:eastAsia="宋体" w:hint="eastAsia"/>
+                <w:rFonts w:hint="eastAsia" w:ascii="宋体" w:hAnsi="宋体" w:eastAsia="宋体"/>
                 <w:sz w:val="21"/>
                 <w:u w:val="single"/>
               </w:rPr>
-              <w:t> </w:t>
+              <w:t xml:space="preserve"> </w:t>
+            </w:r>
+            <w:r>
+              <w:rPr>
+                <w:rFonts w:hint="eastAsia" w:ascii="宋体" w:hAnsi="宋体" w:eastAsia="宋体"/>
+                <w:sz w:val="21"/>
+                <w:u w:val="single"/>
+              </w:rPr>
               <w:tab/>
             </w:r>
             <w:r>
               <w:rPr>
-                <w:rFonts w:ascii="宋体" w:hAnsi="宋体" w:eastAsia="宋体" w:hint="eastAsia"/>
+                <w:rFonts w:hint="eastAsia" w:ascii="宋体" w:hAnsi="宋体" w:eastAsia="宋体"/>
                 <w:spacing w:val="-3"/>
                 <w:sz w:val="21"/>
               </w:rPr>
@@ -4594,23 +5072,30 @@
             </w:r>
             <w:r>
               <w:rPr>
-                <w:rFonts w:ascii="宋体" w:hAnsi="宋体" w:eastAsia="宋体" w:hint="eastAsia"/>
+                <w:rFonts w:hint="eastAsia" w:ascii="宋体" w:hAnsi="宋体" w:eastAsia="宋体"/>
                 <w:sz w:val="21"/>
               </w:rPr>
               <w:t>门</w:t>
             </w:r>
             <w:r>
               <w:rPr>
-                <w:rFonts w:ascii="宋体" w:hAnsi="宋体" w:eastAsia="宋体" w:hint="eastAsia"/>
+                <w:rFonts w:hint="eastAsia" w:ascii="宋体" w:hAnsi="宋体" w:eastAsia="宋体"/>
                 <w:sz w:val="21"/>
                 <w:u w:val="single"/>
               </w:rPr>
-              <w:t> </w:t>
+              <w:t xml:space="preserve"> </w:t>
+            </w:r>
+            <w:r>
+              <w:rPr>
+                <w:rFonts w:hint="eastAsia" w:ascii="宋体" w:hAnsi="宋体" w:eastAsia="宋体"/>
+                <w:sz w:val="21"/>
+                <w:u w:val="single"/>
+              </w:rPr>
               <w:tab/>
             </w:r>
             <w:r>
               <w:rPr>
-                <w:rFonts w:ascii="宋体" w:hAnsi="宋体" w:eastAsia="宋体" w:hint="eastAsia"/>
+                <w:rFonts w:hint="eastAsia" w:ascii="宋体" w:hAnsi="宋体" w:eastAsia="宋体"/>
                 <w:sz w:val="21"/>
               </w:rPr>
               <w:t>岗位</w:t>
@@ -4621,7 +5106,14 @@
                 <w:sz w:val="21"/>
                 <w:u w:val="single"/>
               </w:rPr>
-              <w:t> </w:t>
+              <w:t xml:space="preserve"> </w:t>
+            </w:r>
+            <w:r>
+              <w:rPr>
+                <w:rFonts w:ascii="Times New Roman" w:hAnsi="Times New Roman" w:eastAsia="Times New Roman"/>
+                <w:sz w:val="21"/>
+                <w:u w:val="single"/>
+              </w:rPr>
               <w:tab/>
             </w:r>
           </w:p>
@@ -4636,25 +5128,25 @@
             <w:tcW w:w="3040" w:type="dxa"/>
             <w:gridSpan w:val="5"/>
             <w:tcBorders>
-              <w:top w:val="single" w:sz="4" w:space="0" w:color="000000"/>
-              <w:left w:val="single" w:sz="4" w:space="0" w:color="000000"/>
-              <w:bottom w:val="single" w:sz="4" w:space="0" w:color="000000"/>
-              <w:right w:val="single" w:sz="4" w:space="0" w:color="000000"/>
-            </w:tcBorders>
-          </w:tcPr>
-          <w:p>
-            <w:pPr>
-              <w:pStyle w:val="TableParagraph"/>
+              <w:top w:val="single" w:color="000000" w:sz="4" w:space="0"/>
+              <w:left w:val="single" w:color="000000" w:sz="4" w:space="0"/>
+              <w:bottom w:val="single" w:color="000000" w:sz="4" w:space="0"/>
+              <w:right w:val="single" w:color="000000" w:sz="4" w:space="0"/>
+            </w:tcBorders>
+          </w:tcPr>
+          <w:p>
+            <w:pPr>
+              <w:pStyle w:val="7"/>
               <w:spacing w:before="179"/>
               <w:ind w:left="256"/>
               <w:rPr>
-                <w:rFonts w:ascii="宋体" w:eastAsia="宋体" w:hint="eastAsia"/>
-                <w:sz w:val="21"/>
-              </w:rPr>
-            </w:pPr>
-            <w:r>
-              <w:rPr>
-                <w:rFonts w:ascii="宋体" w:eastAsia="宋体" w:hint="eastAsia"/>
+                <w:rFonts w:hint="eastAsia" w:ascii="宋体" w:eastAsia="宋体"/>
+                <w:sz w:val="21"/>
+              </w:rPr>
+            </w:pPr>
+            <w:r>
+              <w:rPr>
+                <w:rFonts w:hint="eastAsia" w:ascii="宋体" w:eastAsia="宋体"/>
                 <w:sz w:val="21"/>
               </w:rPr>
               <w:t>是否愿意接受我司背景调查</w:t>
@@ -4666,32 +5158,44 @@
             <w:tcW w:w="6125" w:type="dxa"/>
             <w:gridSpan w:val="9"/>
             <w:tcBorders>
-              <w:top w:val="single" w:sz="4" w:space="0" w:color="000000"/>
-              <w:left w:val="single" w:sz="4" w:space="0" w:color="000000"/>
-              <w:bottom w:val="single" w:sz="4" w:space="0" w:color="000000"/>
-              <w:right w:val="single" w:sz="4" w:space="0" w:color="000000"/>
-            </w:tcBorders>
-          </w:tcPr>
-          <w:p>
-            <w:pPr>
-              <w:pStyle w:val="TableParagraph"/>
+              <w:top w:val="single" w:color="000000" w:sz="4" w:space="0"/>
+              <w:left w:val="single" w:color="000000" w:sz="4" w:space="0"/>
+              <w:bottom w:val="single" w:color="000000" w:sz="4" w:space="0"/>
+              <w:right w:val="single" w:color="000000" w:sz="4" w:space="0"/>
+            </w:tcBorders>
+          </w:tcPr>
+          <w:p>
+            <w:pPr>
+              <w:pStyle w:val="7"/>
               <w:tabs>
-                <w:tab w:pos="1052" w:val="left" w:leader="none"/>
+                <w:tab w:val="left" w:pos="1052"/>
               </w:tabs>
               <w:spacing w:before="179"/>
               <w:ind w:left="106"/>
               <w:rPr>
-                <w:rFonts w:ascii="宋体" w:hAnsi="宋体" w:eastAsia="宋体" w:hint="eastAsia"/>
-                <w:sz w:val="21"/>
-              </w:rPr>
-            </w:pPr>
-            <w:r>
-              <w:rPr>
-                <w:rFonts w:ascii="宋体" w:hAnsi="宋体" w:eastAsia="宋体" w:hint="eastAsia"/>
+                <w:rFonts w:hint="eastAsia" w:ascii="宋体" w:hAnsi="宋体" w:eastAsia="宋体"/>
+                <w:sz w:val="21"/>
+              </w:rPr>
+            </w:pPr>
+            <w:r>
+              <w:rPr>
+                <w:rFonts w:hint="eastAsia" w:ascii="宋体" w:hAnsi="宋体" w:eastAsia="宋体"/>
                 <w:sz w:val="21"/>
               </w:rPr>
               <w:t>□否</w:t>
+            </w:r>
+            <w:r>
+              <w:rPr>
+                <w:rFonts w:hint="eastAsia" w:ascii="宋体" w:hAnsi="宋体" w:eastAsia="宋体"/>
+                <w:sz w:val="21"/>
+              </w:rPr>
               <w:tab/>
+            </w:r>
+            <w:r>
+              <w:rPr>
+                <w:rFonts w:hint="eastAsia" w:ascii="宋体" w:hAnsi="宋体" w:eastAsia="宋体"/>
+                <w:sz w:val="21"/>
+              </w:rPr>
               <w:t>□是</w:t>
             </w:r>
           </w:p>
@@ -4700,7 +5204,7 @@
     </w:tbl>
     <w:p>
       <w:pPr>
-        <w:pStyle w:val="BodyText"/>
+        <w:pStyle w:val="2"/>
         <w:spacing w:before="1"/>
         <w:rPr>
           <w:rFonts w:ascii="Times New Roman"/>
@@ -4710,40 +5214,38 @@
     </w:p>
     <w:p>
       <w:pPr>
-        <w:pStyle w:val="BodyText"/>
+        <w:pStyle w:val="2"/>
         <w:spacing w:before="66"/>
         <w:ind w:left="540"/>
       </w:pPr>
       <w:r>
-        <w:rPr/>
         <w:t>我在此同意并承诺：</w:t>
       </w:r>
     </w:p>
     <w:p>
       <w:pPr>
-        <w:pStyle w:val="BodyText"/>
-        <w:spacing w:line="364" w:lineRule="auto" w:before="161"/>
+        <w:pStyle w:val="2"/>
+        <w:spacing w:before="161" w:line="364" w:lineRule="auto"/>
         <w:ind w:left="540" w:right="541" w:firstLine="482"/>
       </w:pPr>
       <w:r>
         <w:rPr>
           <w:w w:val="95"/>
         </w:rPr>
-        <w:t>本表以上所填信息全面准确，真实有效，若由于本表所填内容和所提供的  </w:t>
+        <w:t xml:space="preserve">本表以上所填信息全面准确，真实有效，若由于本表所填内容和所提供的  </w:t>
       </w:r>
       <w:r>
-        <w:rPr/>
         <w:t>证明材料虚假不实造成的后果，本人愿承担一切后果。</w:t>
       </w:r>
     </w:p>
     <w:p>
       <w:pPr>
-        <w:pStyle w:val="BodyText"/>
+        <w:pStyle w:val="2"/>
       </w:pPr>
     </w:p>
     <w:p>
       <w:pPr>
-        <w:pStyle w:val="BodyText"/>
+        <w:pStyle w:val="2"/>
         <w:spacing w:before="8"/>
         <w:rPr>
           <w:sz w:val="18"/>
@@ -4752,11 +5254,11 @@
     </w:p>
     <w:p>
       <w:pPr>
-        <w:pStyle w:val="BodyText"/>
+        <w:pStyle w:val="2"/>
         <w:tabs>
-          <w:tab w:pos="2765" w:val="left" w:leader="none"/>
-          <w:tab w:pos="4757" w:val="left" w:leader="none"/>
-          <w:tab w:pos="7102" w:val="left" w:leader="none"/>
+          <w:tab w:val="left" w:pos="2765"/>
+          <w:tab w:val="left" w:pos="4757"/>
+          <w:tab w:val="left" w:pos="7102"/>
         </w:tabs>
         <w:ind w:left="540"/>
         <w:rPr>
@@ -4764,18 +5266,21 @@
         </w:rPr>
       </w:pPr>
       <w:r>
-        <w:rPr/>
         <w:t>签名：</w:t>
       </w:r>
       <w:r>
         <w:rPr>
           <w:u w:val="single"/>
         </w:rPr>
-        <w:t> </w:t>
+        <w:t xml:space="preserve"> </w:t>
+      </w:r>
+      <w:r>
+        <w:rPr>
+          <w:u w:val="single"/>
+        </w:rPr>
         <w:tab/>
       </w:r>
       <w:r>
-        <w:rPr/>
         <w:tab/>
       </w:r>
       <w:r>
@@ -4796,23 +5301,80 @@
           <w:rFonts w:ascii="Times New Roman" w:eastAsia="Times New Roman"/>
           <w:u w:val="single"/>
         </w:rPr>
-        <w:t> </w:t>
+        <w:t xml:space="preserve"> </w:t>
+      </w:r>
+      <w:r>
+        <w:rPr>
+          <w:rFonts w:ascii="Times New Roman" w:eastAsia="Times New Roman"/>
+          <w:u w:val="single"/>
+        </w:rPr>
         <w:tab/>
       </w:r>
     </w:p>
     <w:sectPr>
       <w:pgSz w:w="11910" w:h="16840"/>
-      <w:pgMar w:header="1014" w:footer="0" w:top="1420" w:bottom="280" w:left="1260" w:right="1260"/>
+      <w:pgMar w:top="1420" w:right="1260" w:bottom="280" w:left="1260" w:header="1014" w:footer="0" w:gutter="0"/>
+      <w:cols w:space="720" w:num="1"/>
     </w:sectPr>
   </w:body>
 </w:document>
 </file>
 
+<file path=word/endnotes.xml><?xml version="1.0" encoding="utf-8"?>
+<w:endnotes xmlns:wpc="http://schemas.microsoft.com/office/word/2010/wordprocessingCanvas" xmlns:mc="http://schemas.openxmlformats.org/markup-compatibility/2006" xmlns:o="urn:schemas-microsoft-com:office:office" xmlns:r="http://schemas.openxmlformats.org/officeDocument/2006/relationships" xmlns:m="http://schemas.openxmlformats.org/officeDocument/2006/math" xmlns:v="urn:schemas-microsoft-com:vml" xmlns:wp14="http://schemas.microsoft.com/office/word/2010/wordprocessingDrawing" xmlns:wp="http://schemas.openxmlformats.org/drawingml/2006/wordprocessingDrawing" xmlns:w="http://schemas.openxmlformats.org/wordprocessingml/2006/main" xmlns:w14="http://schemas.microsoft.com/office/word/2010/wordml" xmlns:w15="http://schemas.microsoft.com/office/word/2012/wordml" xmlns:w10="urn:schemas-microsoft-com:office:word" xmlns:wpg="http://schemas.microsoft.com/office/word/2010/wordprocessingGroup" xmlns:wpi="http://schemas.microsoft.com/office/word/2010/wordprocessingInk" xmlns:wne="http://schemas.microsoft.com/office/word/2006/wordml" xmlns:wps="http://schemas.microsoft.com/office/word/2010/wordprocessingShape" xmlns:wpsCustomData="http://www.wps.cn/officeDocument/2013/wpsCustomData" mc:Ignorable="w14 w15 wp14">
+  <w:endnote w:type="separator" w:id="0">
+    <w:p>
+      <w:pPr>
+        <w:spacing w:line="240" w:lineRule="auto"/>
+      </w:pPr>
+      <w:r>
+        <w:separator/>
+      </w:r>
+    </w:p>
+  </w:endnote>
+  <w:endnote w:type="continuationSeparator" w:id="1">
+    <w:p>
+      <w:pPr>
+        <w:spacing w:line="240" w:lineRule="auto"/>
+      </w:pPr>
+      <w:r>
+        <w:continuationSeparator/>
+      </w:r>
+    </w:p>
+  </w:endnote>
+</w:endnotes>
+</file>
+
+<file path=word/footnotes.xml><?xml version="1.0" encoding="utf-8"?>
+<w:footnotes xmlns:wpc="http://schemas.microsoft.com/office/word/2010/wordprocessingCanvas" xmlns:mc="http://schemas.openxmlformats.org/markup-compatibility/2006" xmlns:o="urn:schemas-microsoft-com:office:office" xmlns:r="http://schemas.openxmlformats.org/officeDocument/2006/relationships" xmlns:m="http://schemas.openxmlformats.org/officeDocument/2006/math" xmlns:v="urn:schemas-microsoft-com:vml" xmlns:wp14="http://schemas.microsoft.com/office/word/2010/wordprocessingDrawing" xmlns:wp="http://schemas.openxmlformats.org/drawingml/2006/wordprocessingDrawing" xmlns:w="http://schemas.openxmlformats.org/wordprocessingml/2006/main" xmlns:w14="http://schemas.microsoft.com/office/word/2010/wordml" xmlns:w15="http://schemas.microsoft.com/office/word/2012/wordml" xmlns:w10="urn:schemas-microsoft-com:office:word" xmlns:wpg="http://schemas.microsoft.com/office/word/2010/wordprocessingGroup" xmlns:wpi="http://schemas.microsoft.com/office/word/2010/wordprocessingInk" xmlns:wne="http://schemas.microsoft.com/office/word/2006/wordml" xmlns:wps="http://schemas.microsoft.com/office/word/2010/wordprocessingShape" xmlns:wpsCustomData="http://www.wps.cn/officeDocument/2013/wpsCustomData" mc:Ignorable="w14 w15 wp14">
+  <w:footnote w:type="separator" w:id="0">
+    <w:p>
+      <w:pPr>
+        <w:spacing w:before="0" w:after="0" w:line="240" w:lineRule="auto"/>
+      </w:pPr>
+      <w:r>
+        <w:separator/>
+      </w:r>
+    </w:p>
+  </w:footnote>
+  <w:footnote w:type="continuationSeparator" w:id="1">
+    <w:p>
+      <w:pPr>
+        <w:spacing w:before="0" w:after="0" w:line="240" w:lineRule="auto"/>
+      </w:pPr>
+      <w:r>
+        <w:continuationSeparator/>
+      </w:r>
+    </w:p>
+  </w:footnote>
+</w:footnotes>
+</file>
+
 <file path=word/header1.xml><?xml version="1.0" encoding="utf-8"?>
-<w:hdr xmlns:ve="http://schemas.openxmlformats.org/markup-compatibility/2006" xmlns:o="urn:schemas-microsoft-com:office:office" xmlns:r="http://schemas.openxmlformats.org/officeDocument/2006/relationships" xmlns:m="http://schemas.openxmlformats.org/officeDocument/2006/math" xmlns:v="urn:schemas-microsoft-com:vml" xmlns:wp="http://schemas.openxmlformats.org/drawingml/2006/wordprocessingDrawing" xmlns:w10="urn:schemas-microsoft-com:office:word" xmlns:w="http://schemas.openxmlformats.org/wordprocessingml/2006/main" xmlns:wne="http://schemas.microsoft.com/office/word/2006/wordml" xmlns:a="http://schemas.openxmlformats.org/drawingml/2006/main" xmlns:pic="http://schemas.openxmlformats.org/drawingml/2006/picture" xml:space="preserve">
+<w:hdr xmlns:wpc="http://schemas.microsoft.com/office/word/2010/wordprocessingCanvas" xmlns:mc="http://schemas.openxmlformats.org/markup-compatibility/2006" xmlns:o="urn:schemas-microsoft-com:office:office" xmlns:r="http://schemas.openxmlformats.org/officeDocument/2006/relationships" xmlns:m="http://schemas.openxmlformats.org/officeDocument/2006/math" xmlns:v="urn:schemas-microsoft-com:vml" xmlns:wp14="http://schemas.microsoft.com/office/word/2010/wordprocessingDrawing" xmlns:wp="http://schemas.openxmlformats.org/drawingml/2006/wordprocessingDrawing" xmlns:w10="urn:schemas-microsoft-com:office:word" xmlns:w="http://schemas.openxmlformats.org/wordprocessingml/2006/main" xmlns:w14="http://schemas.microsoft.com/office/word/2010/wordml" xmlns:w15="http://schemas.microsoft.com/office/word/2012/wordml" xmlns:wpg="http://schemas.microsoft.com/office/word/2010/wordprocessingGroup" xmlns:wpi="http://schemas.microsoft.com/office/word/2010/wordprocessingInk" xmlns:wne="http://schemas.microsoft.com/office/word/2006/wordml" xmlns:wps="http://schemas.microsoft.com/office/word/2010/wordprocessingShape" xmlns:wpsCustomData="http://www.wps.cn/officeDocument/2013/wpsCustomData" mc:Ignorable="w14 w15 wp14">
   <w:p>
     <w:pPr>
-      <w:pStyle w:val="BodyText"/>
+      <w:pStyle w:val="2"/>
       <w:spacing w:line="14" w:lineRule="auto"/>
       <w:rPr>
         <w:b w:val="0"/>
@@ -4820,29 +5382,30 @@
       </w:rPr>
     </w:pPr>
     <w:r>
-      <w:rPr/>
       <w:drawing>
-        <wp:anchor distT="0" distB="0" distL="0" distR="0" allowOverlap="1" layoutInCell="1" locked="0" behindDoc="1" simplePos="0" relativeHeight="250576896">
+        <wp:anchor distT="0" distB="0" distL="0" distR="0" simplePos="0" relativeHeight="251659264" behindDoc="1" locked="0" layoutInCell="1" allowOverlap="1">
           <wp:simplePos x="0" y="0"/>
           <wp:positionH relativeFrom="page">
-            <wp:posOffset>1198196</wp:posOffset>
+            <wp:posOffset>1197610</wp:posOffset>
           </wp:positionH>
           <wp:positionV relativeFrom="page">
-            <wp:posOffset>669582</wp:posOffset>
+            <wp:posOffset>669290</wp:posOffset>
           </wp:positionV>
-          <wp:extent cx="607157" cy="101013"/>
+          <wp:extent cx="607060" cy="100965"/>
           <wp:effectExtent l="0" t="0" r="0" b="0"/>
           <wp:wrapNone/>
           <wp:docPr id="1" name="image1.png"/>
           <wp:cNvGraphicFramePr>
-            <a:graphicFrameLocks noChangeAspect="1"/>
+            <a:graphicFrameLocks xmlns:a="http://schemas.openxmlformats.org/drawingml/2006/main" noChangeAspect="1"/>
           </wp:cNvGraphicFramePr>
-          <a:graphic>
+          <a:graphic xmlns:a="http://schemas.openxmlformats.org/drawingml/2006/main">
             <a:graphicData uri="http://schemas.openxmlformats.org/drawingml/2006/picture">
-              <pic:pic>
+              <pic:pic xmlns:pic="http://schemas.openxmlformats.org/drawingml/2006/picture">
                 <pic:nvPicPr>
-                  <pic:cNvPr id="2" name="image1.png"/>
-                  <pic:cNvPicPr/>
+                  <pic:cNvPr id="1" name="image1.png"/>
+                  <pic:cNvPicPr>
+                    <a:picLocks noChangeAspect="1"/>
+                  </pic:cNvPicPr>
                 </pic:nvPicPr>
                 <pic:blipFill>
                   <a:blip r:embed="rId1" cstate="print"/>
@@ -4870,71 +5433,309 @@
 </file>
 
 <file path=word/styles.xml><?xml version="1.0" encoding="utf-8"?>
-<w:styles xmlns:r="http://schemas.openxmlformats.org/officeDocument/2006/relationships" xmlns:w="http://schemas.openxmlformats.org/wordprocessingml/2006/main">
+<w:styles xmlns:mc="http://schemas.openxmlformats.org/markup-compatibility/2006" xmlns:o="urn:schemas-microsoft-com:office:office" xmlns:r="http://schemas.openxmlformats.org/officeDocument/2006/relationships" xmlns:m="http://schemas.openxmlformats.org/officeDocument/2006/math" xmlns:v="urn:schemas-microsoft-com:vml" xmlns:w="http://schemas.openxmlformats.org/wordprocessingml/2006/main" xmlns:w14="http://schemas.microsoft.com/office/word/2010/wordml" xmlns:w10="urn:schemas-microsoft-com:office:word" xmlns:sl="http://schemas.openxmlformats.org/schemaLibrary/2006/main" xmlns:wpsCustomData="http://www.wps.cn/officeDocument/2013/wpsCustomData" mc:Ignorable="w14">
   <w:docDefaults>
     <w:rPrDefault>
       <w:rPr>
-        <w:rFonts w:cstheme="minorBidi" w:hAnsiTheme="minorHAnsi" w:eastAsiaTheme="minorHAnsi" w:asciiTheme="minorHAnsi"/>
-        <w:sz w:val="22"/>
-        <w:szCs w:val="22"/>
-        <w:lang w:val="en-US" w:bidi="ar-SA" w:eastAsia="en-US"/>
+        <w:rFonts w:asciiTheme="minorHAnsi" w:hAnsiTheme="minorHAnsi" w:eastAsiaTheme="minorHAnsi" w:cstheme="minorBidi"/>
       </w:rPr>
     </w:rPrDefault>
-    <w:pPrDefault>
-      <w:pPr>
-        <w:widowControl w:val="0"/>
-        <w:autoSpaceDE w:val="0"/>
-        <w:autoSpaceDN w:val="0"/>
-        <w:spacing w:lineRule="auto" w:line="240" w:before="0" w:after="0"/>
-        <w:ind w:left="0" w:right="0"/>
-        <w:jc w:val="left"/>
-      </w:pPr>
-    </w:pPrDefault>
+    <w:pPrDefault/>
   </w:docDefaults>
-  <w:style w:styleId="DefaultParagraphFont" w:default="1" w:type="character">
+  <w:latentStyles w:count="260" w:defQFormat="0" w:defUnhideWhenUsed="1" w:defSemiHidden="1" w:defUIPriority="99" w:defLockedState="0">
+    <w:lsdException w:qFormat="1" w:unhideWhenUsed="0" w:uiPriority="1" w:semiHidden="0" w:name="Normal"/>
+    <w:lsdException w:qFormat="1" w:unhideWhenUsed="0" w:uiPriority="0" w:semiHidden="0" w:name="heading 1"/>
+    <w:lsdException w:qFormat="1" w:uiPriority="0" w:name="heading 2"/>
+    <w:lsdException w:qFormat="1" w:uiPriority="0" w:name="heading 3"/>
+    <w:lsdException w:qFormat="1" w:uiPriority="0" w:name="heading 4"/>
+    <w:lsdException w:qFormat="1" w:uiPriority="0" w:name="heading 5"/>
+    <w:lsdException w:qFormat="1" w:uiPriority="0" w:name="heading 6"/>
+    <w:lsdException w:qFormat="1" w:uiPriority="0" w:name="heading 7"/>
+    <w:lsdException w:qFormat="1" w:uiPriority="0" w:name="heading 8"/>
+    <w:lsdException w:qFormat="1" w:uiPriority="0" w:name="heading 9"/>
+    <w:lsdException w:unhideWhenUsed="0" w:uiPriority="0" w:semiHidden="0" w:name="index 1"/>
+    <w:lsdException w:unhideWhenUsed="0" w:uiPriority="0" w:semiHidden="0" w:name="index 2"/>
+    <w:lsdException w:unhideWhenUsed="0" w:uiPriority="0" w:semiHidden="0" w:name="index 3"/>
+    <w:lsdException w:unhideWhenUsed="0" w:uiPriority="0" w:semiHidden="0" w:name="index 4"/>
+    <w:lsdException w:unhideWhenUsed="0" w:uiPriority="0" w:semiHidden="0" w:name="index 5"/>
+    <w:lsdException w:unhideWhenUsed="0" w:uiPriority="0" w:semiHidden="0" w:name="index 6"/>
+    <w:lsdException w:unhideWhenUsed="0" w:uiPriority="0" w:semiHidden="0" w:name="index 7"/>
+    <w:lsdException w:unhideWhenUsed="0" w:uiPriority="0" w:semiHidden="0" w:name="index 8"/>
+    <w:lsdException w:unhideWhenUsed="0" w:uiPriority="0" w:semiHidden="0" w:name="index 9"/>
+    <w:lsdException w:unhideWhenUsed="0" w:uiPriority="0" w:semiHidden="0" w:name="toc 1"/>
+    <w:lsdException w:unhideWhenUsed="0" w:uiPriority="0" w:semiHidden="0" w:name="toc 2"/>
+    <w:lsdException w:unhideWhenUsed="0" w:uiPriority="0" w:semiHidden="0" w:name="toc 3"/>
+    <w:lsdException w:unhideWhenUsed="0" w:uiPriority="0" w:semiHidden="0" w:name="toc 4"/>
+    <w:lsdException w:unhideWhenUsed="0" w:uiPriority="0" w:semiHidden="0" w:name="toc 5"/>
+    <w:lsdException w:unhideWhenUsed="0" w:uiPriority="0" w:semiHidden="0" w:name="toc 6"/>
+    <w:lsdException w:unhideWhenUsed="0" w:uiPriority="0" w:semiHidden="0" w:name="toc 7"/>
+    <w:lsdException w:unhideWhenUsed="0" w:uiPriority="0" w:semiHidden="0" w:name="toc 8"/>
+    <w:lsdException w:unhideWhenUsed="0" w:uiPriority="0" w:semiHidden="0" w:name="toc 9"/>
+    <w:lsdException w:unhideWhenUsed="0" w:uiPriority="0" w:semiHidden="0" w:name="Normal Indent"/>
+    <w:lsdException w:unhideWhenUsed="0" w:uiPriority="0" w:semiHidden="0" w:name="footnote text"/>
+    <w:lsdException w:unhideWhenUsed="0" w:uiPriority="0" w:semiHidden="0" w:name="annotation text"/>
+    <w:lsdException w:unhideWhenUsed="0" w:uiPriority="0" w:semiHidden="0" w:name="header"/>
+    <w:lsdException w:unhideWhenUsed="0" w:uiPriority="0" w:semiHidden="0" w:name="footer"/>
+    <w:lsdException w:unhideWhenUsed="0" w:uiPriority="0" w:semiHidden="0" w:name="index heading"/>
+    <w:lsdException w:qFormat="1" w:uiPriority="0" w:name="caption"/>
+    <w:lsdException w:unhideWhenUsed="0" w:uiPriority="0" w:semiHidden="0" w:name="table of figures"/>
+    <w:lsdException w:unhideWhenUsed="0" w:uiPriority="0" w:semiHidden="0" w:name="envelope address"/>
+    <w:lsdException w:unhideWhenUsed="0" w:uiPriority="0" w:semiHidden="0" w:name="envelope return"/>
+    <w:lsdException w:unhideWhenUsed="0" w:uiPriority="0" w:semiHidden="0" w:name="footnote reference"/>
+    <w:lsdException w:unhideWhenUsed="0" w:uiPriority="0" w:semiHidden="0" w:name="annotation reference"/>
+    <w:lsdException w:unhideWhenUsed="0" w:uiPriority="0" w:semiHidden="0" w:name="line number"/>
+    <w:lsdException w:unhideWhenUsed="0" w:uiPriority="0" w:semiHidden="0" w:name="page number"/>
+    <w:lsdException w:unhideWhenUsed="0" w:uiPriority="0" w:semiHidden="0" w:name="endnote reference"/>
+    <w:lsdException w:unhideWhenUsed="0" w:uiPriority="0" w:semiHidden="0" w:name="endnote text"/>
+    <w:lsdException w:unhideWhenUsed="0" w:uiPriority="0" w:semiHidden="0" w:name="table of authorities"/>
+    <w:lsdException w:unhideWhenUsed="0" w:uiPriority="0" w:semiHidden="0" w:name="macro"/>
+    <w:lsdException w:unhideWhenUsed="0" w:uiPriority="0" w:semiHidden="0" w:name="toa heading"/>
+    <w:lsdException w:unhideWhenUsed="0" w:uiPriority="0" w:semiHidden="0" w:name="List"/>
+    <w:lsdException w:unhideWhenUsed="0" w:uiPriority="0" w:semiHidden="0" w:name="List Bullet"/>
+    <w:lsdException w:unhideWhenUsed="0" w:uiPriority="0" w:semiHidden="0" w:name="List Number"/>
+    <w:lsdException w:unhideWhenUsed="0" w:uiPriority="0" w:semiHidden="0" w:name="List 2"/>
+    <w:lsdException w:unhideWhenUsed="0" w:uiPriority="0" w:semiHidden="0" w:name="List 3"/>
+    <w:lsdException w:unhideWhenUsed="0" w:uiPriority="0" w:semiHidden="0" w:name="List 4"/>
+    <w:lsdException w:unhideWhenUsed="0" w:uiPriority="0" w:semiHidden="0" w:name="List 5"/>
+    <w:lsdException w:unhideWhenUsed="0" w:uiPriority="0" w:semiHidden="0" w:name="List Bullet 2"/>
+    <w:lsdException w:unhideWhenUsed="0" w:uiPriority="0" w:semiHidden="0" w:name="List Bullet 3"/>
+    <w:lsdException w:unhideWhenUsed="0" w:uiPriority="0" w:semiHidden="0" w:name="List Bullet 4"/>
+    <w:lsdException w:unhideWhenUsed="0" w:uiPriority="0" w:semiHidden="0" w:name="List Bullet 5"/>
+    <w:lsdException w:unhideWhenUsed="0" w:uiPriority="0" w:semiHidden="0" w:name="List Number 2"/>
+    <w:lsdException w:unhideWhenUsed="0" w:uiPriority="0" w:semiHidden="0" w:name="List Number 3"/>
+    <w:lsdException w:unhideWhenUsed="0" w:uiPriority="0" w:semiHidden="0" w:name="List Number 4"/>
+    <w:lsdException w:unhideWhenUsed="0" w:uiPriority="0" w:semiHidden="0" w:name="List Number 5"/>
+    <w:lsdException w:qFormat="1" w:unhideWhenUsed="0" w:uiPriority="0" w:semiHidden="0" w:name="Title"/>
+    <w:lsdException w:unhideWhenUsed="0" w:uiPriority="0" w:semiHidden="0" w:name="Closing"/>
+    <w:lsdException w:unhideWhenUsed="0" w:uiPriority="0" w:semiHidden="0" w:name="Signature"/>
+    <w:lsdException w:uiPriority="1" w:name="Default Paragraph Font"/>
+    <w:lsdException w:qFormat="1" w:unhideWhenUsed="0" w:uiPriority="1" w:semiHidden="0" w:name="Body Text"/>
+    <w:lsdException w:unhideWhenUsed="0" w:uiPriority="0" w:semiHidden="0" w:name="Body Text Indent"/>
+    <w:lsdException w:unhideWhenUsed="0" w:uiPriority="0" w:semiHidden="0" w:name="List Continue"/>
+    <w:lsdException w:unhideWhenUsed="0" w:uiPriority="0" w:semiHidden="0" w:name="List Continue 2"/>
+    <w:lsdException w:unhideWhenUsed="0" w:uiPriority="0" w:semiHidden="0" w:name="List Continue 3"/>
+    <w:lsdException w:unhideWhenUsed="0" w:uiPriority="0" w:semiHidden="0" w:name="List Continue 4"/>
+    <w:lsdException w:unhideWhenUsed="0" w:uiPriority="0" w:semiHidden="0" w:name="List Continue 5"/>
+    <w:lsdException w:unhideWhenUsed="0" w:uiPriority="0" w:semiHidden="0" w:name="Message Header"/>
+    <w:lsdException w:qFormat="1" w:unhideWhenUsed="0" w:uiPriority="0" w:semiHidden="0" w:name="Subtitle"/>
+    <w:lsdException w:unhideWhenUsed="0" w:uiPriority="0" w:semiHidden="0" w:name="Salutation"/>
+    <w:lsdException w:unhideWhenUsed="0" w:uiPriority="0" w:semiHidden="0" w:name="Date"/>
+    <w:lsdException w:unhideWhenUsed="0" w:uiPriority="0" w:semiHidden="0" w:name="Body Text First Indent"/>
+    <w:lsdException w:unhideWhenUsed="0" w:uiPriority="0" w:semiHidden="0" w:name="Body Text First Indent 2"/>
+    <w:lsdException w:unhideWhenUsed="0" w:uiPriority="0" w:semiHidden="0" w:name="Note Heading"/>
+    <w:lsdException w:unhideWhenUsed="0" w:uiPriority="0" w:semiHidden="0" w:name="Body Text 2"/>
+    <w:lsdException w:unhideWhenUsed="0" w:uiPriority="0" w:semiHidden="0" w:name="Body Text 3"/>
+    <w:lsdException w:unhideWhenUsed="0" w:uiPriority="0" w:semiHidden="0" w:name="Body Text Indent 2"/>
+    <w:lsdException w:unhideWhenUsed="0" w:uiPriority="0" w:semiHidden="0" w:name="Body Text Indent 3"/>
+    <w:lsdException w:unhideWhenUsed="0" w:uiPriority="0" w:semiHidden="0" w:name="Block Text"/>
+    <w:lsdException w:unhideWhenUsed="0" w:uiPriority="0" w:semiHidden="0" w:name="Hyperlink"/>
+    <w:lsdException w:unhideWhenUsed="0" w:uiPriority="0" w:semiHidden="0" w:name="FollowedHyperlink"/>
+    <w:lsdException w:qFormat="1" w:unhideWhenUsed="0" w:uiPriority="0" w:semiHidden="0" w:name="Strong"/>
+    <w:lsdException w:qFormat="1" w:unhideWhenUsed="0" w:uiPriority="0" w:semiHidden="0" w:name="Emphasis"/>
+    <w:lsdException w:unhideWhenUsed="0" w:uiPriority="0" w:semiHidden="0" w:name="Document Map"/>
+    <w:lsdException w:unhideWhenUsed="0" w:uiPriority="0" w:semiHidden="0" w:name="Plain Text"/>
+    <w:lsdException w:unhideWhenUsed="0" w:uiPriority="0" w:semiHidden="0" w:name="E-mail Signature"/>
+    <w:lsdException w:unhideWhenUsed="0" w:uiPriority="0" w:semiHidden="0" w:name="Normal (Web)"/>
+    <w:lsdException w:unhideWhenUsed="0" w:uiPriority="0" w:semiHidden="0" w:name="HTML Acronym"/>
+    <w:lsdException w:unhideWhenUsed="0" w:uiPriority="0" w:semiHidden="0" w:name="HTML Address"/>
+    <w:lsdException w:unhideWhenUsed="0" w:uiPriority="0" w:semiHidden="0" w:name="HTML Cite"/>
+    <w:lsdException w:unhideWhenUsed="0" w:uiPriority="0" w:semiHidden="0" w:name="HTML Code"/>
+    <w:lsdException w:unhideWhenUsed="0" w:uiPriority="0" w:semiHidden="0" w:name="HTML Definition"/>
+    <w:lsdException w:unhideWhenUsed="0" w:uiPriority="0" w:semiHidden="0" w:name="HTML Keyboard"/>
+    <w:lsdException w:unhideWhenUsed="0" w:uiPriority="0" w:semiHidden="0" w:name="HTML Preformatted"/>
+    <w:lsdException w:unhideWhenUsed="0" w:uiPriority="0" w:semiHidden="0" w:name="HTML Sample"/>
+    <w:lsdException w:unhideWhenUsed="0" w:uiPriority="0" w:semiHidden="0" w:name="HTML Typewriter"/>
+    <w:lsdException w:unhideWhenUsed="0" w:uiPriority="0" w:semiHidden="0" w:name="HTML Variable"/>
+    <w:lsdException w:unhideWhenUsed="0" w:uiPriority="0" w:name="Normal Table"/>
+    <w:lsdException w:unhideWhenUsed="0" w:uiPriority="0" w:semiHidden="0" w:name="annotation subject"/>
+    <w:lsdException w:unhideWhenUsed="0" w:uiPriority="0" w:semiHidden="0" w:name="Table Simple 1"/>
+    <w:lsdException w:unhideWhenUsed="0" w:uiPriority="0" w:semiHidden="0" w:name="Table Simple 2"/>
+    <w:lsdException w:unhideWhenUsed="0" w:uiPriority="0" w:semiHidden="0" w:name="Table Simple 3"/>
+    <w:lsdException w:unhideWhenUsed="0" w:uiPriority="0" w:semiHidden="0" w:name="Table Classic 1"/>
+    <w:lsdException w:unhideWhenUsed="0" w:uiPriority="0" w:semiHidden="0" w:name="Table Classic 2"/>
+    <w:lsdException w:unhideWhenUsed="0" w:uiPriority="0" w:semiHidden="0" w:name="Table Classic 3"/>
+    <w:lsdException w:unhideWhenUsed="0" w:uiPriority="0" w:semiHidden="0" w:name="Table Classic 4"/>
+    <w:lsdException w:unhideWhenUsed="0" w:uiPriority="0" w:semiHidden="0" w:name="Table Colorful 1"/>
+    <w:lsdException w:unhideWhenUsed="0" w:uiPriority="0" w:semiHidden="0" w:name="Table Colorful 2"/>
+    <w:lsdException w:unhideWhenUsed="0" w:uiPriority="0" w:semiHidden="0" w:name="Table Colorful 3"/>
+    <w:lsdException w:unhideWhenUsed="0" w:uiPriority="0" w:semiHidden="0" w:name="Table Columns 1"/>
+    <w:lsdException w:unhideWhenUsed="0" w:uiPriority="0" w:semiHidden="0" w:name="Table Columns 2"/>
+    <w:lsdException w:unhideWhenUsed="0" w:uiPriority="0" w:semiHidden="0" w:name="Table Columns 3"/>
+    <w:lsdException w:unhideWhenUsed="0" w:uiPriority="0" w:semiHidden="0" w:name="Table Columns 4"/>
+    <w:lsdException w:unhideWhenUsed="0" w:uiPriority="0" w:semiHidden="0" w:name="Table Columns 5"/>
+    <w:lsdException w:unhideWhenUsed="0" w:uiPriority="0" w:semiHidden="0" w:name="Table Grid 1"/>
+    <w:lsdException w:unhideWhenUsed="0" w:uiPriority="0" w:semiHidden="0" w:name="Table Grid 2"/>
+    <w:lsdException w:unhideWhenUsed="0" w:uiPriority="0" w:semiHidden="0" w:name="Table Grid 3"/>
+    <w:lsdException w:unhideWhenUsed="0" w:uiPriority="0" w:semiHidden="0" w:name="Table Grid 4"/>
+    <w:lsdException w:unhideWhenUsed="0" w:uiPriority="0" w:semiHidden="0" w:name="Table Grid 5"/>
+    <w:lsdException w:unhideWhenUsed="0" w:uiPriority="0" w:semiHidden="0" w:name="Table Grid 6"/>
+    <w:lsdException w:unhideWhenUsed="0" w:uiPriority="0" w:semiHidden="0" w:name="Table Grid 7"/>
+    <w:lsdException w:unhideWhenUsed="0" w:uiPriority="0" w:semiHidden="0" w:name="Table Grid 8"/>
+    <w:lsdException w:unhideWhenUsed="0" w:uiPriority="0" w:semiHidden="0" w:name="Table List 1"/>
+    <w:lsdException w:unhideWhenUsed="0" w:uiPriority="0" w:semiHidden="0" w:name="Table List 2"/>
+    <w:lsdException w:unhideWhenUsed="0" w:uiPriority="0" w:semiHidden="0" w:name="Table List 3"/>
+    <w:lsdException w:unhideWhenUsed="0" w:uiPriority="0" w:semiHidden="0" w:name="Table List 4"/>
+    <w:lsdException w:unhideWhenUsed="0" w:uiPriority="0" w:semiHidden="0" w:name="Table List 5"/>
+    <w:lsdException w:unhideWhenUsed="0" w:uiPriority="0" w:semiHidden="0" w:name="Table List 6"/>
+    <w:lsdException w:unhideWhenUsed="0" w:uiPriority="0" w:semiHidden="0" w:name="Table List 7"/>
+    <w:lsdException w:unhideWhenUsed="0" w:uiPriority="0" w:semiHidden="0" w:name="Table List 8"/>
+    <w:lsdException w:unhideWhenUsed="0" w:uiPriority="0" w:semiHidden="0" w:name="Table 3D effects 1"/>
+    <w:lsdException w:unhideWhenUsed="0" w:uiPriority="0" w:semiHidden="0" w:name="Table 3D effects 2"/>
+    <w:lsdException w:unhideWhenUsed="0" w:uiPriority="0" w:semiHidden="0" w:name="Table 3D effects 3"/>
+    <w:lsdException w:unhideWhenUsed="0" w:uiPriority="0" w:semiHidden="0" w:name="Table Contemporary"/>
+    <w:lsdException w:unhideWhenUsed="0" w:uiPriority="0" w:semiHidden="0" w:name="Table Elegant"/>
+    <w:lsdException w:unhideWhenUsed="0" w:uiPriority="0" w:semiHidden="0" w:name="Table Professional"/>
+    <w:lsdException w:unhideWhenUsed="0" w:uiPriority="0" w:semiHidden="0" w:name="Table Subtle 1"/>
+    <w:lsdException w:unhideWhenUsed="0" w:uiPriority="0" w:semiHidden="0" w:name="Table Subtle 2"/>
+    <w:lsdException w:unhideWhenUsed="0" w:uiPriority="0" w:semiHidden="0" w:name="Table Web 1"/>
+    <w:lsdException w:unhideWhenUsed="0" w:uiPriority="0" w:semiHidden="0" w:name="Table Web 2"/>
+    <w:lsdException w:unhideWhenUsed="0" w:uiPriority="0" w:semiHidden="0" w:name="Table Web 3"/>
+    <w:lsdException w:unhideWhenUsed="0" w:uiPriority="0" w:semiHidden="0" w:name="Balloon Text"/>
+    <w:lsdException w:unhideWhenUsed="0" w:uiPriority="0" w:semiHidden="0" w:name="Table Grid"/>
+    <w:lsdException w:unhideWhenUsed="0" w:uiPriority="0" w:semiHidden="0" w:name="Table Theme"/>
+    <w:lsdException w:unhideWhenUsed="0" w:uiPriority="60" w:semiHidden="0" w:name="Light Shading"/>
+    <w:lsdException w:unhideWhenUsed="0" w:uiPriority="61" w:semiHidden="0" w:name="Light List"/>
+    <w:lsdException w:unhideWhenUsed="0" w:uiPriority="62" w:semiHidden="0" w:name="Light Grid"/>
+    <w:lsdException w:unhideWhenUsed="0" w:uiPriority="63" w:semiHidden="0" w:name="Medium Shading 1"/>
+    <w:lsdException w:unhideWhenUsed="0" w:uiPriority="64" w:semiHidden="0" w:name="Medium Shading 2"/>
+    <w:lsdException w:unhideWhenUsed="0" w:uiPriority="65" w:semiHidden="0" w:name="Medium List 1"/>
+    <w:lsdException w:unhideWhenUsed="0" w:uiPriority="66" w:semiHidden="0" w:name="Medium List 2"/>
+    <w:lsdException w:unhideWhenUsed="0" w:uiPriority="67" w:semiHidden="0" w:name="Medium Grid 1"/>
+    <w:lsdException w:unhideWhenUsed="0" w:uiPriority="68" w:semiHidden="0" w:name="Medium Grid 2"/>
+    <w:lsdException w:unhideWhenUsed="0" w:uiPriority="69" w:semiHidden="0" w:name="Medium Grid 3"/>
+    <w:lsdException w:unhideWhenUsed="0" w:uiPriority="70" w:semiHidden="0" w:name="Dark List"/>
+    <w:lsdException w:unhideWhenUsed="0" w:uiPriority="71" w:semiHidden="0" w:name="Colorful Shading"/>
+    <w:lsdException w:unhideWhenUsed="0" w:uiPriority="72" w:semiHidden="0" w:name="Colorful List"/>
+    <w:lsdException w:unhideWhenUsed="0" w:uiPriority="73" w:semiHidden="0" w:name="Colorful Grid"/>
+    <w:lsdException w:unhideWhenUsed="0" w:uiPriority="60" w:semiHidden="0" w:name="Light Shading Accent 1"/>
+    <w:lsdException w:unhideWhenUsed="0" w:uiPriority="61" w:semiHidden="0" w:name="Light List Accent 1"/>
+    <w:lsdException w:unhideWhenUsed="0" w:uiPriority="62" w:semiHidden="0" w:name="Light Grid Accent 1"/>
+    <w:lsdException w:unhideWhenUsed="0" w:uiPriority="63" w:semiHidden="0" w:name="Medium Shading 1 Accent 1"/>
+    <w:lsdException w:unhideWhenUsed="0" w:uiPriority="64" w:semiHidden="0" w:name="Medium Shading 2 Accent 1"/>
+    <w:lsdException w:unhideWhenUsed="0" w:uiPriority="65" w:semiHidden="0" w:name="Medium List 1 Accent 1"/>
+    <w:lsdException w:qFormat="1" w:unhideWhenUsed="0" w:uiPriority="1" w:semiHidden="0" w:name="List Paragraph"/>
+    <w:lsdException w:unhideWhenUsed="0" w:uiPriority="66" w:semiHidden="0" w:name="Medium List 2 Accent 1"/>
+    <w:lsdException w:unhideWhenUsed="0" w:uiPriority="67" w:semiHidden="0" w:name="Medium Grid 1 Accent 1"/>
+    <w:lsdException w:unhideWhenUsed="0" w:uiPriority="68" w:semiHidden="0" w:name="Medium Grid 2 Accent 1"/>
+    <w:lsdException w:unhideWhenUsed="0" w:uiPriority="69" w:semiHidden="0" w:name="Medium Grid 3 Accent 1"/>
+    <w:lsdException w:unhideWhenUsed="0" w:uiPriority="70" w:semiHidden="0" w:name="Dark List Accent 1"/>
+    <w:lsdException w:unhideWhenUsed="0" w:uiPriority="71" w:semiHidden="0" w:name="Colorful Shading Accent 1"/>
+    <w:lsdException w:unhideWhenUsed="0" w:uiPriority="72" w:semiHidden="0" w:name="Colorful List Accent 1"/>
+    <w:lsdException w:unhideWhenUsed="0" w:uiPriority="73" w:semiHidden="0" w:name="Colorful Grid Accent 1"/>
+    <w:lsdException w:unhideWhenUsed="0" w:uiPriority="60" w:semiHidden="0" w:name="Light Shading Accent 2"/>
+    <w:lsdException w:unhideWhenUsed="0" w:uiPriority="61" w:semiHidden="0" w:name="Light List Accent 2"/>
+    <w:lsdException w:unhideWhenUsed="0" w:uiPriority="62" w:semiHidden="0" w:name="Light Grid Accent 2"/>
+    <w:lsdException w:unhideWhenUsed="0" w:uiPriority="63" w:semiHidden="0" w:name="Medium Shading 1 Accent 2"/>
+    <w:lsdException w:unhideWhenUsed="0" w:uiPriority="64" w:semiHidden="0" w:name="Medium Shading 2 Accent 2"/>
+    <w:lsdException w:unhideWhenUsed="0" w:uiPriority="65" w:semiHidden="0" w:name="Medium List 1 Accent 2"/>
+    <w:lsdException w:unhideWhenUsed="0" w:uiPriority="66" w:semiHidden="0" w:name="Medium List 2 Accent 2"/>
+    <w:lsdException w:unhideWhenUsed="0" w:uiPriority="67" w:semiHidden="0" w:name="Medium Grid 1 Accent 2"/>
+    <w:lsdException w:unhideWhenUsed="0" w:uiPriority="68" w:semiHidden="0" w:name="Medium Grid 2 Accent 2"/>
+    <w:lsdException w:unhideWhenUsed="0" w:uiPriority="69" w:semiHidden="0" w:name="Medium Grid 3 Accent 2"/>
+    <w:lsdException w:unhideWhenUsed="0" w:uiPriority="70" w:semiHidden="0" w:name="Dark List Accent 2"/>
+    <w:lsdException w:unhideWhenUsed="0" w:uiPriority="71" w:semiHidden="0" w:name="Colorful Shading Accent 2"/>
+    <w:lsdException w:unhideWhenUsed="0" w:uiPriority="72" w:semiHidden="0" w:name="Colorful List Accent 2"/>
+    <w:lsdException w:unhideWhenUsed="0" w:uiPriority="73" w:semiHidden="0" w:name="Colorful Grid Accent 2"/>
+    <w:lsdException w:unhideWhenUsed="0" w:uiPriority="60" w:semiHidden="0" w:name="Light Shading Accent 3"/>
+    <w:lsdException w:unhideWhenUsed="0" w:uiPriority="61" w:semiHidden="0" w:name="Light List Accent 3"/>
+    <w:lsdException w:unhideWhenUsed="0" w:uiPriority="62" w:semiHidden="0" w:name="Light Grid Accent 3"/>
+    <w:lsdException w:unhideWhenUsed="0" w:uiPriority="63" w:semiHidden="0" w:name="Medium Shading 1 Accent 3"/>
+    <w:lsdException w:unhideWhenUsed="0" w:uiPriority="64" w:semiHidden="0" w:name="Medium Shading 2 Accent 3"/>
+    <w:lsdException w:unhideWhenUsed="0" w:uiPriority="65" w:semiHidden="0" w:name="Medium List 1 Accent 3"/>
+    <w:lsdException w:unhideWhenUsed="0" w:uiPriority="66" w:semiHidden="0" w:name="Medium List 2 Accent 3"/>
+    <w:lsdException w:unhideWhenUsed="0" w:uiPriority="67" w:semiHidden="0" w:name="Medium Grid 1 Accent 3"/>
+    <w:lsdException w:unhideWhenUsed="0" w:uiPriority="68" w:semiHidden="0" w:name="Medium Grid 2 Accent 3"/>
+    <w:lsdException w:unhideWhenUsed="0" w:uiPriority="69" w:semiHidden="0" w:name="Medium Grid 3 Accent 3"/>
+    <w:lsdException w:unhideWhenUsed="0" w:uiPriority="70" w:semiHidden="0" w:name="Dark List Accent 3"/>
+    <w:lsdException w:unhideWhenUsed="0" w:uiPriority="71" w:semiHidden="0" w:name="Colorful Shading Accent 3"/>
+    <w:lsdException w:unhideWhenUsed="0" w:uiPriority="72" w:semiHidden="0" w:name="Colorful List Accent 3"/>
+    <w:lsdException w:unhideWhenUsed="0" w:uiPriority="73" w:semiHidden="0" w:name="Colorful Grid Accent 3"/>
+    <w:lsdException w:unhideWhenUsed="0" w:uiPriority="60" w:semiHidden="0" w:name="Light Shading Accent 4"/>
+    <w:lsdException w:unhideWhenUsed="0" w:uiPriority="61" w:semiHidden="0" w:name="Light List Accent 4"/>
+    <w:lsdException w:unhideWhenUsed="0" w:uiPriority="62" w:semiHidden="0" w:name="Light Grid Accent 4"/>
+    <w:lsdException w:unhideWhenUsed="0" w:uiPriority="63" w:semiHidden="0" w:name="Medium Shading 1 Accent 4"/>
+    <w:lsdException w:unhideWhenUsed="0" w:uiPriority="64" w:semiHidden="0" w:name="Medium Shading 2 Accent 4"/>
+    <w:lsdException w:unhideWhenUsed="0" w:uiPriority="65" w:semiHidden="0" w:name="Medium List 1 Accent 4"/>
+    <w:lsdException w:unhideWhenUsed="0" w:uiPriority="66" w:semiHidden="0" w:name="Medium List 2 Accent 4"/>
+    <w:lsdException w:unhideWhenUsed="0" w:uiPriority="67" w:semiHidden="0" w:name="Medium Grid 1 Accent 4"/>
+    <w:lsdException w:unhideWhenUsed="0" w:uiPriority="68" w:semiHidden="0" w:name="Medium Grid 2 Accent 4"/>
+    <w:lsdException w:unhideWhenUsed="0" w:uiPriority="69" w:semiHidden="0" w:name="Medium Grid 3 Accent 4"/>
+    <w:lsdException w:unhideWhenUsed="0" w:uiPriority="70" w:semiHidden="0" w:name="Dark List Accent 4"/>
+    <w:lsdException w:unhideWhenUsed="0" w:uiPriority="71" w:semiHidden="0" w:name="Colorful Shading Accent 4"/>
+    <w:lsdException w:unhideWhenUsed="0" w:uiPriority="72" w:semiHidden="0" w:name="Colorful List Accent 4"/>
+    <w:lsdException w:unhideWhenUsed="0" w:uiPriority="73" w:semiHidden="0" w:name="Colorful Grid Accent 4"/>
+    <w:lsdException w:unhideWhenUsed="0" w:uiPriority="60" w:semiHidden="0" w:name="Light Shading Accent 5"/>
+    <w:lsdException w:unhideWhenUsed="0" w:uiPriority="61" w:semiHidden="0" w:name="Light List Accent 5"/>
+    <w:lsdException w:unhideWhenUsed="0" w:uiPriority="62" w:semiHidden="0" w:name="Light Grid Accent 5"/>
+    <w:lsdException w:unhideWhenUsed="0" w:uiPriority="63" w:semiHidden="0" w:name="Medium Shading 1 Accent 5"/>
+    <w:lsdException w:unhideWhenUsed="0" w:uiPriority="64" w:semiHidden="0" w:name="Medium Shading 2 Accent 5"/>
+    <w:lsdException w:unhideWhenUsed="0" w:uiPriority="65" w:semiHidden="0" w:name="Medium List 1 Accent 5"/>
+    <w:lsdException w:unhideWhenUsed="0" w:uiPriority="66" w:semiHidden="0" w:name="Medium List 2 Accent 5"/>
+    <w:lsdException w:unhideWhenUsed="0" w:uiPriority="67" w:semiHidden="0" w:name="Medium Grid 1 Accent 5"/>
+    <w:lsdException w:unhideWhenUsed="0" w:uiPriority="68" w:semiHidden="0" w:name="Medium Grid 2 Accent 5"/>
+    <w:lsdException w:unhideWhenUsed="0" w:uiPriority="69" w:semiHidden="0" w:name="Medium Grid 3 Accent 5"/>
+    <w:lsdException w:unhideWhenUsed="0" w:uiPriority="70" w:semiHidden="0" w:name="Dark List Accent 5"/>
+    <w:lsdException w:unhideWhenUsed="0" w:uiPriority="71" w:semiHidden="0" w:name="Colorful Shading Accent 5"/>
+    <w:lsdException w:unhideWhenUsed="0" w:uiPriority="72" w:semiHidden="0" w:name="Colorful List Accent 5"/>
+    <w:lsdException w:unhideWhenUsed="0" w:uiPriority="73" w:semiHidden="0" w:name="Colorful Grid Accent 5"/>
+    <w:lsdException w:unhideWhenUsed="0" w:uiPriority="60" w:semiHidden="0" w:name="Light Shading Accent 6"/>
+    <w:lsdException w:unhideWhenUsed="0" w:uiPriority="61" w:semiHidden="0" w:name="Light List Accent 6"/>
+    <w:lsdException w:unhideWhenUsed="0" w:uiPriority="62" w:semiHidden="0" w:name="Light Grid Accent 6"/>
+    <w:lsdException w:unhideWhenUsed="0" w:uiPriority="63" w:semiHidden="0" w:name="Medium Shading 1 Accent 6"/>
+    <w:lsdException w:unhideWhenUsed="0" w:uiPriority="64" w:semiHidden="0" w:name="Medium Shading 2 Accent 6"/>
+    <w:lsdException w:unhideWhenUsed="0" w:uiPriority="65" w:semiHidden="0" w:name="Medium List 1 Accent 6"/>
+    <w:lsdException w:unhideWhenUsed="0" w:uiPriority="66" w:semiHidden="0" w:name="Medium List 2 Accent 6"/>
+    <w:lsdException w:unhideWhenUsed="0" w:uiPriority="67" w:semiHidden="0" w:name="Medium Grid 1 Accent 6"/>
+    <w:lsdException w:unhideWhenUsed="0" w:uiPriority="68" w:semiHidden="0" w:name="Medium Grid 2 Accent 6"/>
+    <w:lsdException w:unhideWhenUsed="0" w:uiPriority="69" w:semiHidden="0" w:name="Medium Grid 3 Accent 6"/>
+    <w:lsdException w:unhideWhenUsed="0" w:uiPriority="70" w:semiHidden="0" w:name="Dark List Accent 6"/>
+    <w:lsdException w:unhideWhenUsed="0" w:uiPriority="71" w:semiHidden="0" w:name="Colorful Shading Accent 6"/>
+    <w:lsdException w:unhideWhenUsed="0" w:uiPriority="72" w:semiHidden="0" w:name="Colorful List Accent 6"/>
+    <w:lsdException w:unhideWhenUsed="0" w:uiPriority="73" w:semiHidden="0" w:name="Colorful Grid Accent 6"/>
+  </w:latentStyles>
+  <w:style w:type="paragraph" w:default="1" w:styleId="1">
+    <w:name w:val="Normal"/>
+    <w:qFormat/>
+    <w:uiPriority w:val="1"/>
+    <w:pPr>
+      <w:widowControl w:val="0"/>
+      <w:autoSpaceDE w:val="0"/>
+      <w:autoSpaceDN w:val="0"/>
+      <w:spacing w:before="0" w:after="0" w:line="240" w:lineRule="auto"/>
+      <w:ind w:left="0" w:right="0"/>
+      <w:jc w:val="left"/>
+    </w:pPr>
+    <w:rPr>
+      <w:rFonts w:ascii="微软雅黑" w:hAnsi="微软雅黑" w:eastAsia="微软雅黑" w:cs="微软雅黑"/>
+      <w:sz w:val="22"/>
+      <w:szCs w:val="22"/>
+      <w:lang w:val="zh-CN" w:eastAsia="zh-CN" w:bidi="zh-CN"/>
+    </w:rPr>
+  </w:style>
+  <w:style w:type="character" w:default="1" w:styleId="4">
     <w:name w:val="Default Paragraph Font"/>
-    <w:uiPriority w:val="1"/>
     <w:semiHidden/>
     <w:unhideWhenUsed/>
+    <w:uiPriority w:val="1"/>
   </w:style>
-  <w:style w:styleId="TableNormal" w:default="1" w:type="table">
-    <w:name w:val="Table Normal"/>
-    <w:uiPriority w:val="2"/>
+  <w:style w:type="table" w:default="1" w:styleId="3">
+    <w:name w:val="Normal Table"/>
     <w:semiHidden/>
-    <w:unhideWhenUsed/>
-    <w:qFormat/>
+    <w:uiPriority w:val="0"/>
     <w:tblPr>
-      <w:tblInd w:w="0" w:type="dxa"/>
       <w:tblCellMar>
         <w:top w:w="0" w:type="dxa"/>
-        <w:left w:w="0" w:type="dxa"/>
+        <w:left w:w="108" w:type="dxa"/>
         <w:bottom w:w="0" w:type="dxa"/>
-        <w:right w:w="0" w:type="dxa"/>
+        <w:right w:w="108" w:type="dxa"/>
       </w:tblCellMar>
     </w:tblPr>
   </w:style>
-  <w:style w:styleId="NoList" w:default="1" w:type="numbering">
-    <w:name w:val="No List"/>
-    <w:uiPriority w:val="99"/>
-    <w:semiHidden/>
-    <w:unhideWhenUsed/>
-  </w:style>
-  <w:style w:default="1" w:styleId="Normal" w:type="paragraph">
-    <w:name w:val="Normal"/>
+  <w:style w:type="paragraph" w:styleId="2">
+    <w:name w:val="Body Text"/>
+    <w:basedOn w:val="1"/>
+    <w:qFormat/>
     <w:uiPriority w:val="1"/>
-    <w:qFormat/>
-    <w:pPr/>
-    <w:rPr>
-      <w:rFonts w:ascii="微软雅黑" w:hAnsi="微软雅黑" w:eastAsia="微软雅黑" w:cs="微软雅黑"/>
-      <w:lang w:val="zh-CN" w:eastAsia="zh-CN" w:bidi="zh-CN"/>
-    </w:rPr>
-  </w:style>
-  <w:style w:styleId="BodyText" w:type="paragraph">
-    <w:name w:val="Body Text"/>
-    <w:basedOn w:val="Normal"/>
-    <w:uiPriority w:val="1"/>
-    <w:qFormat/>
-    <w:pPr/>
     <w:rPr>
       <w:rFonts w:ascii="宋体" w:hAnsi="宋体" w:eastAsia="宋体" w:cs="宋体"/>
       <w:b/>
@@ -4944,22 +5745,35 @@
       <w:lang w:val="zh-CN" w:eastAsia="zh-CN" w:bidi="zh-CN"/>
     </w:rPr>
   </w:style>
-  <w:style w:styleId="ListParagraph" w:type="paragraph">
+  <w:style w:type="table" w:customStyle="1" w:styleId="5">
+    <w:name w:val="Table Normal"/>
+    <w:semiHidden/>
+    <w:unhideWhenUsed/>
+    <w:qFormat/>
+    <w:uiPriority w:val="2"/>
+    <w:tblPr>
+      <w:tblCellMar>
+        <w:top w:w="0" w:type="dxa"/>
+        <w:left w:w="0" w:type="dxa"/>
+        <w:bottom w:w="0" w:type="dxa"/>
+        <w:right w:w="0" w:type="dxa"/>
+      </w:tblCellMar>
+    </w:tblPr>
+  </w:style>
+  <w:style w:type="paragraph" w:styleId="6">
     <w:name w:val="List Paragraph"/>
-    <w:basedOn w:val="Normal"/>
+    <w:basedOn w:val="1"/>
+    <w:qFormat/>
     <w:uiPriority w:val="1"/>
-    <w:qFormat/>
-    <w:pPr/>
     <w:rPr>
       <w:lang w:val="zh-CN" w:eastAsia="zh-CN" w:bidi="zh-CN"/>
     </w:rPr>
   </w:style>
-  <w:style w:styleId="TableParagraph" w:type="paragraph">
+  <w:style w:type="paragraph" w:customStyle="1" w:styleId="7">
     <w:name w:val="Table Paragraph"/>
-    <w:basedOn w:val="Normal"/>
+    <w:basedOn w:val="1"/>
+    <w:qFormat/>
     <w:uiPriority w:val="1"/>
-    <w:qFormat/>
-    <w:pPr/>
     <w:rPr>
       <w:rFonts w:ascii="微软雅黑" w:hAnsi="微软雅黑" w:eastAsia="微软雅黑" w:cs="微软雅黑"/>
       <w:lang w:val="zh-CN" w:eastAsia="zh-CN" w:bidi="zh-CN"/>
@@ -5247,6 +6061,25 @@
     </a:fmtScheme>
   </a:themeElements>
   <a:objectDefaults/>
-  <a:extraClrSchemeLst/>
 </a:theme>
+</file>
+
+<file path=customXml/item1.xml><?xml version="1.0" encoding="utf-8"?>
+<s:customData xmlns="http://www.wps.cn/officeDocument/2013/wpsCustomData" xmlns:s="http://www.wps.cn/officeDocument/2013/wpsCustomData">
+  <customSectProps>
+    <customSectPr/>
+  </customSectProps>
+  <customShpExts>
+    <customShpInfo spid="_x0000_s1027"/>
+    <customShpInfo spid="_x0000_s1026"/>
+  </customShpExts>
+</s:customData>
+</file>
+
+<file path=customXml/itemProps1.xml><?xml version="1.0" encoding="utf-8"?>
+<ds:datastoreItem xmlns:ds="http://schemas.openxmlformats.org/officeDocument/2006/customXml" ds:itemID="{B1977F7D-205B-4081-913C-38D41E755F92}">
+  <ds:schemaRefs>
+    <ds:schemaRef ds:uri="http://www.wps.cn/officeDocument/2013/wpsCustomData"/>
+  </ds:schemaRefs>
+</ds:datastoreItem>
 </file>